--- a/docs/Course/MGS3001/03_Lecture_Note/LectureNote_Chad/PPT/chapter3/chapter3_notebook.docx
+++ b/docs/Course/MGS3001/03_Lecture_Note/LectureNote_Chad/PPT/chapter3/chapter3_notebook.docx
@@ -31,16 +31,16 @@
         <w:pStyle w:val="Date"/>
       </w:pPr>
       <w:r>
-        <w:t xml:space="preserve">Sun, 9 March 2025</w:t>
+        <w:t xml:space="preserve">Tue, 11 March 2025</w:t>
       </w:r>
     </w:p>
-    <w:bookmarkStart w:id="20" w:name="learning-objectives"/>
+    <w:bookmarkStart w:id="20" w:name="code_03_00_boolean_expressions.py"/>
     <w:p>
       <w:pPr>
         <w:pStyle w:val="Heading1"/>
       </w:pPr>
       <w:r>
-        <w:t xml:space="preserve">Learning Objectives</w:t>
+        <w:t xml:space="preserve">code_03_00_boolean_expressions.py</w:t>
       </w:r>
     </w:p>
     <w:p>
@@ -49,63 +49,316 @@
       </w:pPr>
       <w:r>
         <w:rPr>
-          <w:rStyle w:val="VerbatimChar"/>
-        </w:rPr>
-        <w:t xml:space="preserve">                  X  mpg cyl disp  hp drat    wt  qsec vs am gear carb</w:t>
-      </w:r>
-      <w:r>
-        <w:br/>
-      </w:r>
-      <w:r>
-        <w:rPr>
-          <w:rStyle w:val="VerbatimChar"/>
-        </w:rPr>
-        <w:t xml:space="preserve">1         Mazda RX4 21.0   6  160 110 3.90 2.620 16.46  0  1    4    4</w:t>
-      </w:r>
-      <w:r>
-        <w:br/>
-      </w:r>
-      <w:r>
-        <w:rPr>
-          <w:rStyle w:val="VerbatimChar"/>
-        </w:rPr>
-        <w:t xml:space="preserve">2     Mazda RX4 Wag 21.0   6  160 110 3.90 2.875 17.02  0  1    4    4</w:t>
-      </w:r>
-      <w:r>
-        <w:br/>
-      </w:r>
-      <w:r>
-        <w:rPr>
-          <w:rStyle w:val="VerbatimChar"/>
-        </w:rPr>
-        <w:t xml:space="preserve">3        Datsun 710 22.8   4  108  93 3.85 2.320 18.61  1  1    4    1</w:t>
-      </w:r>
-      <w:r>
-        <w:br/>
-      </w:r>
-      <w:r>
-        <w:rPr>
-          <w:rStyle w:val="VerbatimChar"/>
-        </w:rPr>
-        <w:t xml:space="preserve">4    Hornet 4 Drive 21.4   6  258 110 3.08 3.215 19.44  1  0    3    1</w:t>
-      </w:r>
-      <w:r>
-        <w:br/>
-      </w:r>
-      <w:r>
-        <w:rPr>
-          <w:rStyle w:val="VerbatimChar"/>
-        </w:rPr>
-        <w:t xml:space="preserve">5 Hornet Sportabout 18.7   8  360 175 3.15 3.440 17.02  0  0    3    2</w:t>
-      </w:r>
-      <w:r>
-        <w:br/>
-      </w:r>
-      <w:r>
-        <w:rPr>
-          <w:rStyle w:val="VerbatimChar"/>
-        </w:rPr>
-        <w:t xml:space="preserve">6           Valiant 18.1   6  225 105 2.76 3.460 20.22  1  0    3    1</w:t>
+          <w:rStyle w:val="CommentTok"/>
+        </w:rPr>
+        <w:t xml:space="preserve"># code_03_00_boolean_expressions.py</w:t>
+      </w:r>
+      <w:r>
+        <w:br/>
+      </w:r>
+      <w:r>
+        <w:rPr>
+          <w:rStyle w:val="NormalTok"/>
+        </w:rPr>
+        <w:t xml:space="preserve">x </w:t>
+      </w:r>
+      <w:r>
+        <w:rPr>
+          <w:rStyle w:val="OperatorTok"/>
+        </w:rPr>
+        <w:t xml:space="preserve">=</w:t>
+      </w:r>
+      <w:r>
+        <w:rPr>
+          <w:rStyle w:val="NormalTok"/>
+        </w:rPr>
+        <w:t xml:space="preserve"> </w:t>
+      </w:r>
+      <w:r>
+        <w:rPr>
+          <w:rStyle w:val="DecValTok"/>
+        </w:rPr>
+        <w:t xml:space="preserve">1</w:t>
+      </w:r>
+      <w:r>
+        <w:br/>
+      </w:r>
+      <w:r>
+        <w:rPr>
+          <w:rStyle w:val="NormalTok"/>
+        </w:rPr>
+        <w:t xml:space="preserve">y </w:t>
+      </w:r>
+      <w:r>
+        <w:rPr>
+          <w:rStyle w:val="OperatorTok"/>
+        </w:rPr>
+        <w:t xml:space="preserve">=</w:t>
+      </w:r>
+      <w:r>
+        <w:rPr>
+          <w:rStyle w:val="NormalTok"/>
+        </w:rPr>
+        <w:t xml:space="preserve"> </w:t>
+      </w:r>
+      <w:r>
+        <w:rPr>
+          <w:rStyle w:val="DecValTok"/>
+        </w:rPr>
+        <w:t xml:space="preserve">0</w:t>
+      </w:r>
+      <w:r>
+        <w:br/>
+      </w:r>
+      <w:r>
+        <w:rPr>
+          <w:rStyle w:val="NormalTok"/>
+        </w:rPr>
+        <w:t xml:space="preserve">z </w:t>
+      </w:r>
+      <w:r>
+        <w:rPr>
+          <w:rStyle w:val="OperatorTok"/>
+        </w:rPr>
+        <w:t xml:space="preserve">=</w:t>
+      </w:r>
+      <w:r>
+        <w:rPr>
+          <w:rStyle w:val="NormalTok"/>
+        </w:rPr>
+        <w:t xml:space="preserve"> </w:t>
+      </w:r>
+      <w:r>
+        <w:rPr>
+          <w:rStyle w:val="DecValTok"/>
+        </w:rPr>
+        <w:t xml:space="preserve">1</w:t>
+      </w:r>
+      <w:r>
+        <w:br/>
+      </w:r>
+      <w:r>
+        <w:rPr>
+          <w:rStyle w:val="BuiltInTok"/>
+        </w:rPr>
+        <w:t xml:space="preserve">print</w:t>
+      </w:r>
+      <w:r>
+        <w:rPr>
+          <w:rStyle w:val="NormalTok"/>
+        </w:rPr>
+        <w:t xml:space="preserve">(x </w:t>
+      </w:r>
+      <w:r>
+        <w:rPr>
+          <w:rStyle w:val="OperatorTok"/>
+        </w:rPr>
+        <w:t xml:space="preserve">&gt;</w:t>
+      </w:r>
+      <w:r>
+        <w:rPr>
+          <w:rStyle w:val="NormalTok"/>
+        </w:rPr>
+        <w:t xml:space="preserve"> y)</w:t>
+      </w:r>
+      <w:r>
+        <w:br/>
+      </w:r>
+      <w:r>
+        <w:rPr>
+          <w:rStyle w:val="BuiltInTok"/>
+        </w:rPr>
+        <w:t xml:space="preserve">print</w:t>
+      </w:r>
+      <w:r>
+        <w:rPr>
+          <w:rStyle w:val="NormalTok"/>
+        </w:rPr>
+        <w:t xml:space="preserve">(y </w:t>
+      </w:r>
+      <w:r>
+        <w:rPr>
+          <w:rStyle w:val="OperatorTok"/>
+        </w:rPr>
+        <w:t xml:space="preserve">&gt;</w:t>
+      </w:r>
+      <w:r>
+        <w:rPr>
+          <w:rStyle w:val="NormalTok"/>
+        </w:rPr>
+        <w:t xml:space="preserve"> x)</w:t>
+      </w:r>
+      <w:r>
+        <w:br/>
+      </w:r>
+      <w:r>
+        <w:rPr>
+          <w:rStyle w:val="BuiltInTok"/>
+        </w:rPr>
+        <w:t xml:space="preserve">print</w:t>
+      </w:r>
+      <w:r>
+        <w:rPr>
+          <w:rStyle w:val="NormalTok"/>
+        </w:rPr>
+        <w:t xml:space="preserve">(y </w:t>
+      </w:r>
+      <w:r>
+        <w:rPr>
+          <w:rStyle w:val="OperatorTok"/>
+        </w:rPr>
+        <w:t xml:space="preserve">&gt;=</w:t>
+      </w:r>
+      <w:r>
+        <w:rPr>
+          <w:rStyle w:val="NormalTok"/>
+        </w:rPr>
+        <w:t xml:space="preserve"> x)</w:t>
+      </w:r>
+      <w:r>
+        <w:br/>
+      </w:r>
+      <w:r>
+        <w:rPr>
+          <w:rStyle w:val="BuiltInTok"/>
+        </w:rPr>
+        <w:t xml:space="preserve">print</w:t>
+      </w:r>
+      <w:r>
+        <w:rPr>
+          <w:rStyle w:val="NormalTok"/>
+        </w:rPr>
+        <w:t xml:space="preserve">(x </w:t>
+      </w:r>
+      <w:r>
+        <w:rPr>
+          <w:rStyle w:val="OperatorTok"/>
+        </w:rPr>
+        <w:t xml:space="preserve">&gt;=</w:t>
+      </w:r>
+      <w:r>
+        <w:rPr>
+          <w:rStyle w:val="NormalTok"/>
+        </w:rPr>
+        <w:t xml:space="preserve"> y)</w:t>
+      </w:r>
+      <w:r>
+        <w:br/>
+      </w:r>
+      <w:r>
+        <w:rPr>
+          <w:rStyle w:val="BuiltInTok"/>
+        </w:rPr>
+        <w:t xml:space="preserve">print</w:t>
+      </w:r>
+      <w:r>
+        <w:rPr>
+          <w:rStyle w:val="NormalTok"/>
+        </w:rPr>
+        <w:t xml:space="preserve">(x </w:t>
+      </w:r>
+      <w:r>
+        <w:rPr>
+          <w:rStyle w:val="OperatorTok"/>
+        </w:rPr>
+        <w:t xml:space="preserve">!=</w:t>
+      </w:r>
+      <w:r>
+        <w:rPr>
+          <w:rStyle w:val="NormalTok"/>
+        </w:rPr>
+        <w:t xml:space="preserve"> y)</w:t>
+      </w:r>
+      <w:r>
+        <w:br/>
+      </w:r>
+      <w:r>
+        <w:rPr>
+          <w:rStyle w:val="BuiltInTok"/>
+        </w:rPr>
+        <w:t xml:space="preserve">print</w:t>
+      </w:r>
+      <w:r>
+        <w:rPr>
+          <w:rStyle w:val="NormalTok"/>
+        </w:rPr>
+        <w:t xml:space="preserve">(x </w:t>
+      </w:r>
+      <w:r>
+        <w:rPr>
+          <w:rStyle w:val="OperatorTok"/>
+        </w:rPr>
+        <w:t xml:space="preserve">!=</w:t>
+      </w:r>
+      <w:r>
+        <w:rPr>
+          <w:rStyle w:val="NormalTok"/>
+        </w:rPr>
+        <w:t xml:space="preserve"> z)</w:t>
+      </w:r>
+      <w:r>
+        <w:br/>
+      </w:r>
+      <w:r>
+        <w:rPr>
+          <w:rStyle w:val="BuiltInTok"/>
+        </w:rPr>
+        <w:t xml:space="preserve">print</w:t>
+      </w:r>
+      <w:r>
+        <w:rPr>
+          <w:rStyle w:val="NormalTok"/>
+        </w:rPr>
+        <w:t xml:space="preserve">(x </w:t>
+      </w:r>
+      <w:r>
+        <w:rPr>
+          <w:rStyle w:val="OperatorTok"/>
+        </w:rPr>
+        <w:t xml:space="preserve">==</w:t>
+      </w:r>
+      <w:r>
+        <w:rPr>
+          <w:rStyle w:val="NormalTok"/>
+        </w:rPr>
+        <w:t xml:space="preserve"> y)</w:t>
+      </w:r>
+      <w:r>
+        <w:br/>
+      </w:r>
+      <w:r>
+        <w:rPr>
+          <w:rStyle w:val="BuiltInTok"/>
+        </w:rPr>
+        <w:t xml:space="preserve">print</w:t>
+      </w:r>
+      <w:r>
+        <w:rPr>
+          <w:rStyle w:val="NormalTok"/>
+        </w:rPr>
+        <w:t xml:space="preserve">(x </w:t>
+      </w:r>
+      <w:r>
+        <w:rPr>
+          <w:rStyle w:val="OperatorTok"/>
+        </w:rPr>
+        <w:t xml:space="preserve">==</w:t>
+      </w:r>
+      <w:r>
+        <w:rPr>
+          <w:rStyle w:val="NormalTok"/>
+        </w:rPr>
+        <w:t xml:space="preserve"> z)</w:t>
+      </w:r>
+    </w:p>
+    <w:bookmarkEnd w:id="20"/>
+    <w:bookmarkStart w:id="21" w:name="code_03_00_decision_structure_01.py"/>
+    <w:p>
+      <w:pPr>
+        <w:pStyle w:val="Heading1"/>
+      </w:pPr>
+      <w:r>
+        <w:t xml:space="preserve">code_03_00_decision_structure_01.py</w:t>
       </w:r>
     </w:p>
     <w:p>
@@ -114,202 +367,6033 @@
       </w:pPr>
       <w:r>
         <w:rPr>
-          <w:rStyle w:val="VerbatimChar"/>
-        </w:rPr>
-        <w:t xml:space="preserve">      X                  mpg             cyl             disp      </w:t>
-      </w:r>
-      <w:r>
-        <w:br/>
-      </w:r>
-      <w:r>
-        <w:rPr>
-          <w:rStyle w:val="VerbatimChar"/>
-        </w:rPr>
-        <w:t xml:space="preserve"> Length:32          Min.   :10.40   Min.   :4.000   Min.   : 71.1  </w:t>
-      </w:r>
-      <w:r>
-        <w:br/>
-      </w:r>
-      <w:r>
-        <w:rPr>
-          <w:rStyle w:val="VerbatimChar"/>
-        </w:rPr>
-        <w:t xml:space="preserve"> Class :character   1st Qu.:15.43   1st Qu.:4.000   1st Qu.:120.8  </w:t>
-      </w:r>
-      <w:r>
-        <w:br/>
-      </w:r>
-      <w:r>
-        <w:rPr>
-          <w:rStyle w:val="VerbatimChar"/>
-        </w:rPr>
-        <w:t xml:space="preserve"> Mode  :character   Median :19.20   Median :6.000   Median :196.3  </w:t>
-      </w:r>
-      <w:r>
-        <w:br/>
-      </w:r>
-      <w:r>
-        <w:rPr>
-          <w:rStyle w:val="VerbatimChar"/>
-        </w:rPr>
-        <w:t xml:space="preserve">                    Mean   :20.09   Mean   :6.188   Mean   :230.7  </w:t>
-      </w:r>
-      <w:r>
-        <w:br/>
-      </w:r>
-      <w:r>
-        <w:rPr>
-          <w:rStyle w:val="VerbatimChar"/>
-        </w:rPr>
-        <w:t xml:space="preserve">                    3rd Qu.:22.80   3rd Qu.:8.000   3rd Qu.:326.0  </w:t>
-      </w:r>
-      <w:r>
-        <w:br/>
-      </w:r>
-      <w:r>
-        <w:rPr>
-          <w:rStyle w:val="VerbatimChar"/>
-        </w:rPr>
-        <w:t xml:space="preserve">                    Max.   :33.90   Max.   :8.000   Max.   :472.0  </w:t>
-      </w:r>
-      <w:r>
-        <w:br/>
-      </w:r>
-      <w:r>
-        <w:rPr>
-          <w:rStyle w:val="VerbatimChar"/>
-        </w:rPr>
-        <w:t xml:space="preserve">       hp             drat             wt             qsec      </w:t>
-      </w:r>
-      <w:r>
-        <w:br/>
-      </w:r>
-      <w:r>
-        <w:rPr>
-          <w:rStyle w:val="VerbatimChar"/>
-        </w:rPr>
-        <w:t xml:space="preserve"> Min.   : 52.0   Min.   :2.760   Min.   :1.513   Min.   :14.50  </w:t>
-      </w:r>
-      <w:r>
-        <w:br/>
-      </w:r>
-      <w:r>
-        <w:rPr>
-          <w:rStyle w:val="VerbatimChar"/>
-        </w:rPr>
-        <w:t xml:space="preserve"> 1st Qu.: 96.5   1st Qu.:3.080   1st Qu.:2.581   1st Qu.:16.89  </w:t>
-      </w:r>
-      <w:r>
-        <w:br/>
-      </w:r>
-      <w:r>
-        <w:rPr>
-          <w:rStyle w:val="VerbatimChar"/>
-        </w:rPr>
-        <w:t xml:space="preserve"> Median :123.0   Median :3.695   Median :3.325   Median :17.71  </w:t>
-      </w:r>
-      <w:r>
-        <w:br/>
-      </w:r>
-      <w:r>
-        <w:rPr>
-          <w:rStyle w:val="VerbatimChar"/>
-        </w:rPr>
-        <w:t xml:space="preserve"> Mean   :146.7   Mean   :3.597   Mean   :3.217   Mean   :17.85  </w:t>
-      </w:r>
-      <w:r>
-        <w:br/>
-      </w:r>
-      <w:r>
-        <w:rPr>
-          <w:rStyle w:val="VerbatimChar"/>
-        </w:rPr>
-        <w:t xml:space="preserve"> 3rd Qu.:180.0   3rd Qu.:3.920   3rd Qu.:3.610   3rd Qu.:18.90  </w:t>
-      </w:r>
-      <w:r>
-        <w:br/>
-      </w:r>
-      <w:r>
-        <w:rPr>
-          <w:rStyle w:val="VerbatimChar"/>
-        </w:rPr>
-        <w:t xml:space="preserve"> Max.   :335.0   Max.   :4.930   Max.   :5.424   Max.   :22.90  </w:t>
-      </w:r>
-      <w:r>
-        <w:br/>
-      </w:r>
-      <w:r>
-        <w:rPr>
-          <w:rStyle w:val="VerbatimChar"/>
-        </w:rPr>
-        <w:t xml:space="preserve">       vs               am              gear            carb      </w:t>
-      </w:r>
-      <w:r>
-        <w:br/>
-      </w:r>
-      <w:r>
-        <w:rPr>
-          <w:rStyle w:val="VerbatimChar"/>
-        </w:rPr>
-        <w:t xml:space="preserve"> Min.   :0.0000   Min.   :0.0000   Min.   :3.000   Min.   :1.000  </w:t>
-      </w:r>
-      <w:r>
-        <w:br/>
-      </w:r>
-      <w:r>
-        <w:rPr>
-          <w:rStyle w:val="VerbatimChar"/>
-        </w:rPr>
-        <w:t xml:space="preserve"> 1st Qu.:0.0000   1st Qu.:0.0000   1st Qu.:3.000   1st Qu.:2.000  </w:t>
-      </w:r>
-      <w:r>
-        <w:br/>
-      </w:r>
-      <w:r>
-        <w:rPr>
-          <w:rStyle w:val="VerbatimChar"/>
-        </w:rPr>
-        <w:t xml:space="preserve"> Median :0.0000   Median :0.0000   Median :4.000   Median :2.000  </w:t>
-      </w:r>
-      <w:r>
-        <w:br/>
-      </w:r>
-      <w:r>
-        <w:rPr>
-          <w:rStyle w:val="VerbatimChar"/>
-        </w:rPr>
-        <w:t xml:space="preserve"> Mean   :0.4375   Mean   :0.4062   Mean   :3.688   Mean   :2.812  </w:t>
-      </w:r>
-      <w:r>
-        <w:br/>
-      </w:r>
-      <w:r>
-        <w:rPr>
-          <w:rStyle w:val="VerbatimChar"/>
-        </w:rPr>
-        <w:t xml:space="preserve"> 3rd Qu.:1.0000   3rd Qu.:1.0000   3rd Qu.:4.000   3rd Qu.:4.000  </w:t>
-      </w:r>
-      <w:r>
-        <w:br/>
-      </w:r>
-      <w:r>
-        <w:rPr>
-          <w:rStyle w:val="VerbatimChar"/>
-        </w:rPr>
-        <w:t xml:space="preserve"> Max.   :1.0000   Max.   :1.0000   Max.   :5.000   Max.   :8.000  </w:t>
+          <w:rStyle w:val="CommentTok"/>
+        </w:rPr>
+        <w:t xml:space="preserve"># code_03_00_decision_structure_01.py</w:t>
+      </w:r>
+      <w:r>
+        <w:br/>
+      </w:r>
+      <w:r>
+        <w:rPr>
+          <w:rStyle w:val="NormalTok"/>
+        </w:rPr>
+        <w:t xml:space="preserve">sales </w:t>
+      </w:r>
+      <w:r>
+        <w:rPr>
+          <w:rStyle w:val="OperatorTok"/>
+        </w:rPr>
+        <w:t xml:space="preserve">=</w:t>
+      </w:r>
+      <w:r>
+        <w:rPr>
+          <w:rStyle w:val="NormalTok"/>
+        </w:rPr>
+        <w:t xml:space="preserve"> </w:t>
+      </w:r>
+      <w:r>
+        <w:rPr>
+          <w:rStyle w:val="BuiltInTok"/>
+        </w:rPr>
+        <w:t xml:space="preserve">float</w:t>
+      </w:r>
+      <w:r>
+        <w:rPr>
+          <w:rStyle w:val="NormalTok"/>
+        </w:rPr>
+        <w:t xml:space="preserve">(</w:t>
+      </w:r>
+      <w:r>
+        <w:rPr>
+          <w:rStyle w:val="BuiltInTok"/>
+        </w:rPr>
+        <w:t xml:space="preserve">input</w:t>
+      </w:r>
+      <w:r>
+        <w:rPr>
+          <w:rStyle w:val="NormalTok"/>
+        </w:rPr>
+        <w:t xml:space="preserve">(</w:t>
+      </w:r>
+      <w:r>
+        <w:rPr>
+          <w:rStyle w:val="StringTok"/>
+        </w:rPr>
+        <w:t xml:space="preserve">'What is your sales total?'</w:t>
+      </w:r>
+      <w:r>
+        <w:rPr>
+          <w:rStyle w:val="NormalTok"/>
+        </w:rPr>
+        <w:t xml:space="preserve">))</w:t>
+      </w:r>
+      <w:r>
+        <w:br/>
+      </w:r>
+      <w:r>
+        <w:br/>
+      </w:r>
+      <w:r>
+        <w:rPr>
+          <w:rStyle w:val="ControlFlowTok"/>
+        </w:rPr>
+        <w:t xml:space="preserve">if</w:t>
+      </w:r>
+      <w:r>
+        <w:rPr>
+          <w:rStyle w:val="NormalTok"/>
+        </w:rPr>
+        <w:t xml:space="preserve"> sales </w:t>
+      </w:r>
+      <w:r>
+        <w:rPr>
+          <w:rStyle w:val="OperatorTok"/>
+        </w:rPr>
+        <w:t xml:space="preserve">&gt;</w:t>
+      </w:r>
+      <w:r>
+        <w:rPr>
+          <w:rStyle w:val="NormalTok"/>
+        </w:rPr>
+        <w:t xml:space="preserve"> </w:t>
+      </w:r>
+      <w:r>
+        <w:rPr>
+          <w:rStyle w:val="DecValTok"/>
+        </w:rPr>
+        <w:t xml:space="preserve">50000</w:t>
+      </w:r>
+      <w:r>
+        <w:rPr>
+          <w:rStyle w:val="NormalTok"/>
+        </w:rPr>
+        <w:t xml:space="preserve">:</w:t>
+      </w:r>
+      <w:r>
+        <w:br/>
+      </w:r>
+      <w:r>
+        <w:rPr>
+          <w:rStyle w:val="NormalTok"/>
+        </w:rPr>
+        <w:t xml:space="preserve">    bonus </w:t>
+      </w:r>
+      <w:r>
+        <w:rPr>
+          <w:rStyle w:val="OperatorTok"/>
+        </w:rPr>
+        <w:t xml:space="preserve">=</w:t>
+      </w:r>
+      <w:r>
+        <w:rPr>
+          <w:rStyle w:val="NormalTok"/>
+        </w:rPr>
+        <w:t xml:space="preserve"> </w:t>
+      </w:r>
+      <w:r>
+        <w:rPr>
+          <w:rStyle w:val="DecValTok"/>
+        </w:rPr>
+        <w:t xml:space="preserve">500</w:t>
+      </w:r>
+      <w:r>
+        <w:br/>
+      </w:r>
+      <w:r>
+        <w:rPr>
+          <w:rStyle w:val="NormalTok"/>
+        </w:rPr>
+        <w:t xml:space="preserve">    commission_rate </w:t>
+      </w:r>
+      <w:r>
+        <w:rPr>
+          <w:rStyle w:val="OperatorTok"/>
+        </w:rPr>
+        <w:t xml:space="preserve">=</w:t>
+      </w:r>
+      <w:r>
+        <w:rPr>
+          <w:rStyle w:val="NormalTok"/>
+        </w:rPr>
+        <w:t xml:space="preserve"> </w:t>
+      </w:r>
+      <w:r>
+        <w:rPr>
+          <w:rStyle w:val="FloatTok"/>
+        </w:rPr>
+        <w:t xml:space="preserve">0.12</w:t>
+      </w:r>
+      <w:r>
+        <w:br/>
+      </w:r>
+      <w:r>
+        <w:rPr>
+          <w:rStyle w:val="NormalTok"/>
+        </w:rPr>
+        <w:t xml:space="preserve">    </w:t>
+      </w:r>
+      <w:r>
+        <w:rPr>
+          <w:rStyle w:val="BuiltInTok"/>
+        </w:rPr>
+        <w:t xml:space="preserve">print</w:t>
+      </w:r>
+      <w:r>
+        <w:rPr>
+          <w:rStyle w:val="NormalTok"/>
+        </w:rPr>
+        <w:t xml:space="preserve">(</w:t>
+      </w:r>
+      <w:r>
+        <w:rPr>
+          <w:rStyle w:val="StringTok"/>
+        </w:rPr>
+        <w:t xml:space="preserve">'you met your sales quota!'</w:t>
+      </w:r>
+      <w:r>
+        <w:rPr>
+          <w:rStyle w:val="NormalTok"/>
+        </w:rPr>
+        <w:t xml:space="preserve">)</w:t>
       </w:r>
     </w:p>
-    <w:bookmarkEnd w:id="20"/>
-    <w:bookmarkStart w:id="21" w:name="reference"/>
+    <w:bookmarkEnd w:id="21"/>
+    <w:bookmarkStart w:id="22" w:name="code_03_01_test_average.py"/>
     <w:p>
       <w:pPr>
         <w:pStyle w:val="Heading1"/>
       </w:pPr>
       <w:r>
-        <w:t xml:space="preserve">Reference</w:t>
+        <w:t xml:space="preserve">code_03_01_test_average.py</w:t>
       </w:r>
     </w:p>
-    <w:bookmarkEnd w:id="21"/>
+    <w:p>
+      <w:pPr>
+        <w:pStyle w:val="SourceCode"/>
+      </w:pPr>
+      <w:r>
+        <w:rPr>
+          <w:rStyle w:val="CommentTok"/>
+        </w:rPr>
+        <w:t xml:space="preserve"># code_03_01_test_average.py</w:t>
+      </w:r>
+      <w:r>
+        <w:br/>
+      </w:r>
+      <w:r>
+        <w:rPr>
+          <w:rStyle w:val="CommentTok"/>
+        </w:rPr>
+        <w:t xml:space="preserve"># This program gets three test scores and displays their average.</w:t>
+      </w:r>
+      <w:r>
+        <w:br/>
+      </w:r>
+      <w:r>
+        <w:rPr>
+          <w:rStyle w:val="CommentTok"/>
+        </w:rPr>
+        <w:t xml:space="preserve"># It congratulates the user if theaverage is a high score</w:t>
+      </w:r>
+      <w:r>
+        <w:br/>
+      </w:r>
+      <w:r>
+        <w:br/>
+      </w:r>
+      <w:r>
+        <w:rPr>
+          <w:rStyle w:val="CommentTok"/>
+        </w:rPr>
+        <w:t xml:space="preserve"># considered a high score.</w:t>
+      </w:r>
+      <w:r>
+        <w:br/>
+      </w:r>
+      <w:r>
+        <w:rPr>
+          <w:rStyle w:val="NormalTok"/>
+        </w:rPr>
+        <w:t xml:space="preserve">HIGH_SCORE </w:t>
+      </w:r>
+      <w:r>
+        <w:rPr>
+          <w:rStyle w:val="OperatorTok"/>
+        </w:rPr>
+        <w:t xml:space="preserve">=</w:t>
+      </w:r>
+      <w:r>
+        <w:rPr>
+          <w:rStyle w:val="NormalTok"/>
+        </w:rPr>
+        <w:t xml:space="preserve"> </w:t>
+      </w:r>
+      <w:r>
+        <w:rPr>
+          <w:rStyle w:val="DecValTok"/>
+        </w:rPr>
+        <w:t xml:space="preserve">95</w:t>
+      </w:r>
+      <w:r>
+        <w:br/>
+      </w:r>
+      <w:r>
+        <w:br/>
+      </w:r>
+      <w:r>
+        <w:rPr>
+          <w:rStyle w:val="CommentTok"/>
+        </w:rPr>
+        <w:t xml:space="preserve"># Get the three test scores.</w:t>
+      </w:r>
+      <w:r>
+        <w:br/>
+      </w:r>
+      <w:r>
+        <w:rPr>
+          <w:rStyle w:val="NormalTok"/>
+        </w:rPr>
+        <w:t xml:space="preserve">test1 </w:t>
+      </w:r>
+      <w:r>
+        <w:rPr>
+          <w:rStyle w:val="OperatorTok"/>
+        </w:rPr>
+        <w:t xml:space="preserve">=</w:t>
+      </w:r>
+      <w:r>
+        <w:rPr>
+          <w:rStyle w:val="NormalTok"/>
+        </w:rPr>
+        <w:t xml:space="preserve"> </w:t>
+      </w:r>
+      <w:r>
+        <w:rPr>
+          <w:rStyle w:val="BuiltInTok"/>
+        </w:rPr>
+        <w:t xml:space="preserve">int</w:t>
+      </w:r>
+      <w:r>
+        <w:rPr>
+          <w:rStyle w:val="NormalTok"/>
+        </w:rPr>
+        <w:t xml:space="preserve">(</w:t>
+      </w:r>
+      <w:r>
+        <w:rPr>
+          <w:rStyle w:val="BuiltInTok"/>
+        </w:rPr>
+        <w:t xml:space="preserve">input</w:t>
+      </w:r>
+      <w:r>
+        <w:rPr>
+          <w:rStyle w:val="NormalTok"/>
+        </w:rPr>
+        <w:t xml:space="preserve">(</w:t>
+      </w:r>
+      <w:r>
+        <w:rPr>
+          <w:rStyle w:val="StringTok"/>
+        </w:rPr>
+        <w:t xml:space="preserve">'Enter the score for test 1: '</w:t>
+      </w:r>
+      <w:r>
+        <w:rPr>
+          <w:rStyle w:val="NormalTok"/>
+        </w:rPr>
+        <w:t xml:space="preserve"> ))</w:t>
+      </w:r>
+      <w:r>
+        <w:br/>
+      </w:r>
+      <w:r>
+        <w:rPr>
+          <w:rStyle w:val="NormalTok"/>
+        </w:rPr>
+        <w:t xml:space="preserve">test2 </w:t>
+      </w:r>
+      <w:r>
+        <w:rPr>
+          <w:rStyle w:val="OperatorTok"/>
+        </w:rPr>
+        <w:t xml:space="preserve">=</w:t>
+      </w:r>
+      <w:r>
+        <w:rPr>
+          <w:rStyle w:val="NormalTok"/>
+        </w:rPr>
+        <w:t xml:space="preserve"> </w:t>
+      </w:r>
+      <w:r>
+        <w:rPr>
+          <w:rStyle w:val="BuiltInTok"/>
+        </w:rPr>
+        <w:t xml:space="preserve">int</w:t>
+      </w:r>
+      <w:r>
+        <w:rPr>
+          <w:rStyle w:val="NormalTok"/>
+        </w:rPr>
+        <w:t xml:space="preserve">(</w:t>
+      </w:r>
+      <w:r>
+        <w:rPr>
+          <w:rStyle w:val="BuiltInTok"/>
+        </w:rPr>
+        <w:t xml:space="preserve">input</w:t>
+      </w:r>
+      <w:r>
+        <w:rPr>
+          <w:rStyle w:val="NormalTok"/>
+        </w:rPr>
+        <w:t xml:space="preserve">(</w:t>
+      </w:r>
+      <w:r>
+        <w:rPr>
+          <w:rStyle w:val="StringTok"/>
+        </w:rPr>
+        <w:t xml:space="preserve">'Enter the score for test 2: '</w:t>
+      </w:r>
+      <w:r>
+        <w:rPr>
+          <w:rStyle w:val="NormalTok"/>
+        </w:rPr>
+        <w:t xml:space="preserve"> ))</w:t>
+      </w:r>
+      <w:r>
+        <w:br/>
+      </w:r>
+      <w:r>
+        <w:rPr>
+          <w:rStyle w:val="NormalTok"/>
+        </w:rPr>
+        <w:t xml:space="preserve">test3 </w:t>
+      </w:r>
+      <w:r>
+        <w:rPr>
+          <w:rStyle w:val="OperatorTok"/>
+        </w:rPr>
+        <w:t xml:space="preserve">=</w:t>
+      </w:r>
+      <w:r>
+        <w:rPr>
+          <w:rStyle w:val="NormalTok"/>
+        </w:rPr>
+        <w:t xml:space="preserve"> </w:t>
+      </w:r>
+      <w:r>
+        <w:rPr>
+          <w:rStyle w:val="BuiltInTok"/>
+        </w:rPr>
+        <w:t xml:space="preserve">int</w:t>
+      </w:r>
+      <w:r>
+        <w:rPr>
+          <w:rStyle w:val="NormalTok"/>
+        </w:rPr>
+        <w:t xml:space="preserve">(</w:t>
+      </w:r>
+      <w:r>
+        <w:rPr>
+          <w:rStyle w:val="BuiltInTok"/>
+        </w:rPr>
+        <w:t xml:space="preserve">input</w:t>
+      </w:r>
+      <w:r>
+        <w:rPr>
+          <w:rStyle w:val="NormalTok"/>
+        </w:rPr>
+        <w:t xml:space="preserve">(</w:t>
+      </w:r>
+      <w:r>
+        <w:rPr>
+          <w:rStyle w:val="StringTok"/>
+        </w:rPr>
+        <w:t xml:space="preserve">'Enter the score for test 3: '</w:t>
+      </w:r>
+      <w:r>
+        <w:rPr>
+          <w:rStyle w:val="NormalTok"/>
+        </w:rPr>
+        <w:t xml:space="preserve"> ))</w:t>
+      </w:r>
+      <w:r>
+        <w:br/>
+      </w:r>
+      <w:r>
+        <w:br/>
+      </w:r>
+      <w:r>
+        <w:rPr>
+          <w:rStyle w:val="CommentTok"/>
+        </w:rPr>
+        <w:t xml:space="preserve"># Calculate the average test score.</w:t>
+      </w:r>
+      <w:r>
+        <w:br/>
+      </w:r>
+      <w:r>
+        <w:rPr>
+          <w:rStyle w:val="NormalTok"/>
+        </w:rPr>
+        <w:t xml:space="preserve">average </w:t>
+      </w:r>
+      <w:r>
+        <w:rPr>
+          <w:rStyle w:val="OperatorTok"/>
+        </w:rPr>
+        <w:t xml:space="preserve">=</w:t>
+      </w:r>
+      <w:r>
+        <w:rPr>
+          <w:rStyle w:val="NormalTok"/>
+        </w:rPr>
+        <w:t xml:space="preserve"> (test1 </w:t>
+      </w:r>
+      <w:r>
+        <w:rPr>
+          <w:rStyle w:val="OperatorTok"/>
+        </w:rPr>
+        <w:t xml:space="preserve">+</w:t>
+      </w:r>
+      <w:r>
+        <w:rPr>
+          <w:rStyle w:val="NormalTok"/>
+        </w:rPr>
+        <w:t xml:space="preserve"> test2 </w:t>
+      </w:r>
+      <w:r>
+        <w:rPr>
+          <w:rStyle w:val="OperatorTok"/>
+        </w:rPr>
+        <w:t xml:space="preserve">+</w:t>
+      </w:r>
+      <w:r>
+        <w:rPr>
+          <w:rStyle w:val="NormalTok"/>
+        </w:rPr>
+        <w:t xml:space="preserve"> test3) </w:t>
+      </w:r>
+      <w:r>
+        <w:rPr>
+          <w:rStyle w:val="OperatorTok"/>
+        </w:rPr>
+        <w:t xml:space="preserve">/</w:t>
+      </w:r>
+      <w:r>
+        <w:rPr>
+          <w:rStyle w:val="NormalTok"/>
+        </w:rPr>
+        <w:t xml:space="preserve"> </w:t>
+      </w:r>
+      <w:r>
+        <w:rPr>
+          <w:rStyle w:val="DecValTok"/>
+        </w:rPr>
+        <w:t xml:space="preserve">3</w:t>
+      </w:r>
+      <w:r>
+        <w:br/>
+      </w:r>
+      <w:r>
+        <w:br/>
+      </w:r>
+      <w:r>
+        <w:rPr>
+          <w:rStyle w:val="CommentTok"/>
+        </w:rPr>
+        <w:t xml:space="preserve"># Print the average.</w:t>
+      </w:r>
+      <w:r>
+        <w:br/>
+      </w:r>
+      <w:r>
+        <w:rPr>
+          <w:rStyle w:val="BuiltInTok"/>
+        </w:rPr>
+        <w:t xml:space="preserve">print</w:t>
+      </w:r>
+      <w:r>
+        <w:rPr>
+          <w:rStyle w:val="NormalTok"/>
+        </w:rPr>
+        <w:t xml:space="preserve">(</w:t>
+      </w:r>
+      <w:r>
+        <w:rPr>
+          <w:rStyle w:val="StringTok"/>
+        </w:rPr>
+        <w:t xml:space="preserve">'The average score is'</w:t>
+      </w:r>
+      <w:r>
+        <w:rPr>
+          <w:rStyle w:val="NormalTok"/>
+        </w:rPr>
+        <w:t xml:space="preserve">, average)</w:t>
+      </w:r>
+      <w:r>
+        <w:br/>
+      </w:r>
+      <w:r>
+        <w:br/>
+      </w:r>
+      <w:r>
+        <w:rPr>
+          <w:rStyle w:val="CommentTok"/>
+        </w:rPr>
+        <w:t xml:space="preserve"># If the average is a high score,</w:t>
+      </w:r>
+      <w:r>
+        <w:br/>
+      </w:r>
+      <w:r>
+        <w:rPr>
+          <w:rStyle w:val="CommentTok"/>
+        </w:rPr>
+        <w:t xml:space="preserve"># congratulate the user.</w:t>
+      </w:r>
+      <w:r>
+        <w:br/>
+      </w:r>
+      <w:r>
+        <w:rPr>
+          <w:rStyle w:val="ControlFlowTok"/>
+        </w:rPr>
+        <w:t xml:space="preserve">if</w:t>
+      </w:r>
+      <w:r>
+        <w:rPr>
+          <w:rStyle w:val="NormalTok"/>
+        </w:rPr>
+        <w:t xml:space="preserve"> average </w:t>
+      </w:r>
+      <w:r>
+        <w:rPr>
+          <w:rStyle w:val="OperatorTok"/>
+        </w:rPr>
+        <w:t xml:space="preserve">&gt;=</w:t>
+      </w:r>
+      <w:r>
+        <w:rPr>
+          <w:rStyle w:val="NormalTok"/>
+        </w:rPr>
+        <w:t xml:space="preserve"> HIGH_SCORE:</w:t>
+      </w:r>
+      <w:r>
+        <w:br/>
+      </w:r>
+      <w:r>
+        <w:rPr>
+          <w:rStyle w:val="NormalTok"/>
+        </w:rPr>
+        <w:t xml:space="preserve">    </w:t>
+      </w:r>
+      <w:r>
+        <w:rPr>
+          <w:rStyle w:val="BuiltInTok"/>
+        </w:rPr>
+        <w:t xml:space="preserve">print</w:t>
+      </w:r>
+      <w:r>
+        <w:rPr>
+          <w:rStyle w:val="NormalTok"/>
+        </w:rPr>
+        <w:t xml:space="preserve">(</w:t>
+      </w:r>
+      <w:r>
+        <w:rPr>
+          <w:rStyle w:val="StringTok"/>
+        </w:rPr>
+        <w:t xml:space="preserve">'Congratulations!'</w:t>
+      </w:r>
+      <w:r>
+        <w:rPr>
+          <w:rStyle w:val="NormalTok"/>
+        </w:rPr>
+        <w:t xml:space="preserve">)</w:t>
+      </w:r>
+      <w:r>
+        <w:br/>
+      </w:r>
+      <w:r>
+        <w:rPr>
+          <w:rStyle w:val="NormalTok"/>
+        </w:rPr>
+        <w:t xml:space="preserve">    </w:t>
+      </w:r>
+      <w:r>
+        <w:rPr>
+          <w:rStyle w:val="BuiltInTok"/>
+        </w:rPr>
+        <w:t xml:space="preserve">print</w:t>
+      </w:r>
+      <w:r>
+        <w:rPr>
+          <w:rStyle w:val="NormalTok"/>
+        </w:rPr>
+        <w:t xml:space="preserve">(</w:t>
+      </w:r>
+      <w:r>
+        <w:rPr>
+          <w:rStyle w:val="StringTok"/>
+        </w:rPr>
+        <w:t xml:space="preserve">'That is a great average!'</w:t>
+      </w:r>
+      <w:r>
+        <w:rPr>
+          <w:rStyle w:val="NormalTok"/>
+        </w:rPr>
+        <w:t xml:space="preserve">)</w:t>
+      </w:r>
+    </w:p>
+    <w:bookmarkEnd w:id="22"/>
+    <w:bookmarkStart w:id="23" w:name="code_03_02_auto_repair_payroll.py"/>
+    <w:p>
+      <w:pPr>
+        <w:pStyle w:val="Heading1"/>
+      </w:pPr>
+      <w:r>
+        <w:t xml:space="preserve">code_03_02_auto_repair_payroll.py</w:t>
+      </w:r>
+    </w:p>
+    <w:p>
+      <w:pPr>
+        <w:pStyle w:val="SourceCode"/>
+      </w:pPr>
+      <w:r>
+        <w:rPr>
+          <w:rStyle w:val="CommentTok"/>
+        </w:rPr>
+        <w:t xml:space="preserve"># code_03_02_auto_repair_payroll.py</w:t>
+      </w:r>
+      <w:r>
+        <w:br/>
+      </w:r>
+      <w:r>
+        <w:rPr>
+          <w:rStyle w:val="CommentTok"/>
+        </w:rPr>
+        <w:t xml:space="preserve"># Named constants to represent the base hours and</w:t>
+      </w:r>
+      <w:r>
+        <w:br/>
+      </w:r>
+      <w:r>
+        <w:rPr>
+          <w:rStyle w:val="CommentTok"/>
+        </w:rPr>
+        <w:t xml:space="preserve"># the overtime multiplier.</w:t>
+      </w:r>
+      <w:r>
+        <w:br/>
+      </w:r>
+      <w:r>
+        <w:rPr>
+          <w:rStyle w:val="NormalTok"/>
+        </w:rPr>
+        <w:t xml:space="preserve">BASE_HOURS </w:t>
+      </w:r>
+      <w:r>
+        <w:rPr>
+          <w:rStyle w:val="OperatorTok"/>
+        </w:rPr>
+        <w:t xml:space="preserve">=</w:t>
+      </w:r>
+      <w:r>
+        <w:rPr>
+          <w:rStyle w:val="NormalTok"/>
+        </w:rPr>
+        <w:t xml:space="preserve"> </w:t>
+      </w:r>
+      <w:r>
+        <w:rPr>
+          <w:rStyle w:val="DecValTok"/>
+        </w:rPr>
+        <w:t xml:space="preserve">40</w:t>
+      </w:r>
+      <w:r>
+        <w:rPr>
+          <w:rStyle w:val="NormalTok"/>
+        </w:rPr>
+        <w:t xml:space="preserve"> </w:t>
+      </w:r>
+      <w:r>
+        <w:rPr>
+          <w:rStyle w:val="CommentTok"/>
+        </w:rPr>
+        <w:t xml:space="preserve"># Base hours per week</w:t>
+      </w:r>
+      <w:r>
+        <w:br/>
+      </w:r>
+      <w:r>
+        <w:rPr>
+          <w:rStyle w:val="NormalTok"/>
+        </w:rPr>
+        <w:t xml:space="preserve">OT_MULTIPLIER </w:t>
+      </w:r>
+      <w:r>
+        <w:rPr>
+          <w:rStyle w:val="OperatorTok"/>
+        </w:rPr>
+        <w:t xml:space="preserve">=</w:t>
+      </w:r>
+      <w:r>
+        <w:rPr>
+          <w:rStyle w:val="NormalTok"/>
+        </w:rPr>
+        <w:t xml:space="preserve"> </w:t>
+      </w:r>
+      <w:r>
+        <w:rPr>
+          <w:rStyle w:val="FloatTok"/>
+        </w:rPr>
+        <w:t xml:space="preserve">1.5</w:t>
+      </w:r>
+      <w:r>
+        <w:rPr>
+          <w:rStyle w:val="NormalTok"/>
+        </w:rPr>
+        <w:t xml:space="preserve"> </w:t>
+      </w:r>
+      <w:r>
+        <w:rPr>
+          <w:rStyle w:val="CommentTok"/>
+        </w:rPr>
+        <w:t xml:space="preserve"># Overtime multiplier</w:t>
+      </w:r>
+      <w:r>
+        <w:br/>
+      </w:r>
+      <w:r>
+        <w:br/>
+      </w:r>
+      <w:r>
+        <w:rPr>
+          <w:rStyle w:val="CommentTok"/>
+        </w:rPr>
+        <w:t xml:space="preserve"># Get the hours worked and the hourly pay rate.</w:t>
+      </w:r>
+      <w:r>
+        <w:br/>
+      </w:r>
+      <w:r>
+        <w:rPr>
+          <w:rStyle w:val="NormalTok"/>
+        </w:rPr>
+        <w:t xml:space="preserve">hours </w:t>
+      </w:r>
+      <w:r>
+        <w:rPr>
+          <w:rStyle w:val="OperatorTok"/>
+        </w:rPr>
+        <w:t xml:space="preserve">=</w:t>
+      </w:r>
+      <w:r>
+        <w:rPr>
+          <w:rStyle w:val="NormalTok"/>
+        </w:rPr>
+        <w:t xml:space="preserve"> </w:t>
+      </w:r>
+      <w:r>
+        <w:rPr>
+          <w:rStyle w:val="BuiltInTok"/>
+        </w:rPr>
+        <w:t xml:space="preserve">float</w:t>
+      </w:r>
+      <w:r>
+        <w:rPr>
+          <w:rStyle w:val="NormalTok"/>
+        </w:rPr>
+        <w:t xml:space="preserve">(</w:t>
+      </w:r>
+      <w:r>
+        <w:rPr>
+          <w:rStyle w:val="BuiltInTok"/>
+        </w:rPr>
+        <w:t xml:space="preserve">input</w:t>
+      </w:r>
+      <w:r>
+        <w:rPr>
+          <w:rStyle w:val="NormalTok"/>
+        </w:rPr>
+        <w:t xml:space="preserve">(</w:t>
+      </w:r>
+      <w:r>
+        <w:rPr>
+          <w:rStyle w:val="StringTok"/>
+        </w:rPr>
+        <w:t xml:space="preserve">'Enter the number of hours worked: '</w:t>
+      </w:r>
+      <w:r>
+        <w:rPr>
+          <w:rStyle w:val="NormalTok"/>
+        </w:rPr>
+        <w:t xml:space="preserve">))</w:t>
+      </w:r>
+      <w:r>
+        <w:br/>
+      </w:r>
+      <w:r>
+        <w:rPr>
+          <w:rStyle w:val="NormalTok"/>
+        </w:rPr>
+        <w:t xml:space="preserve">pay_rate </w:t>
+      </w:r>
+      <w:r>
+        <w:rPr>
+          <w:rStyle w:val="OperatorTok"/>
+        </w:rPr>
+        <w:t xml:space="preserve">=</w:t>
+      </w:r>
+      <w:r>
+        <w:rPr>
+          <w:rStyle w:val="NormalTok"/>
+        </w:rPr>
+        <w:t xml:space="preserve"> </w:t>
+      </w:r>
+      <w:r>
+        <w:rPr>
+          <w:rStyle w:val="BuiltInTok"/>
+        </w:rPr>
+        <w:t xml:space="preserve">float</w:t>
+      </w:r>
+      <w:r>
+        <w:rPr>
+          <w:rStyle w:val="NormalTok"/>
+        </w:rPr>
+        <w:t xml:space="preserve">(</w:t>
+      </w:r>
+      <w:r>
+        <w:rPr>
+          <w:rStyle w:val="BuiltInTok"/>
+        </w:rPr>
+        <w:t xml:space="preserve">input</w:t>
+      </w:r>
+      <w:r>
+        <w:rPr>
+          <w:rStyle w:val="NormalTok"/>
+        </w:rPr>
+        <w:t xml:space="preserve">(</w:t>
+      </w:r>
+      <w:r>
+        <w:rPr>
+          <w:rStyle w:val="StringTok"/>
+        </w:rPr>
+        <w:t xml:space="preserve">'Enter the hourly pay rate: '</w:t>
+      </w:r>
+      <w:r>
+        <w:rPr>
+          <w:rStyle w:val="NormalTok"/>
+        </w:rPr>
+        <w:t xml:space="preserve">))</w:t>
+      </w:r>
+      <w:r>
+        <w:br/>
+      </w:r>
+      <w:r>
+        <w:br/>
+      </w:r>
+      <w:r>
+        <w:rPr>
+          <w:rStyle w:val="CommentTok"/>
+        </w:rPr>
+        <w:t xml:space="preserve"># Calculate and display the gross pay.</w:t>
+      </w:r>
+      <w:r>
+        <w:br/>
+      </w:r>
+      <w:r>
+        <w:rPr>
+          <w:rStyle w:val="ControlFlowTok"/>
+        </w:rPr>
+        <w:t xml:space="preserve">if</w:t>
+      </w:r>
+      <w:r>
+        <w:rPr>
+          <w:rStyle w:val="NormalTok"/>
+        </w:rPr>
+        <w:t xml:space="preserve"> hours </w:t>
+      </w:r>
+      <w:r>
+        <w:rPr>
+          <w:rStyle w:val="OperatorTok"/>
+        </w:rPr>
+        <w:t xml:space="preserve">&gt;</w:t>
+      </w:r>
+      <w:r>
+        <w:rPr>
+          <w:rStyle w:val="NormalTok"/>
+        </w:rPr>
+        <w:t xml:space="preserve"> BASE_HOURS:</w:t>
+      </w:r>
+      <w:r>
+        <w:br/>
+      </w:r>
+      <w:r>
+        <w:rPr>
+          <w:rStyle w:val="CommentTok"/>
+        </w:rPr>
+        <w:t xml:space="preserve"># Calculate the gross pay with overtime.</w:t>
+      </w:r>
+      <w:r>
+        <w:br/>
+      </w:r>
+      <w:r>
+        <w:rPr>
+          <w:rStyle w:val="CommentTok"/>
+        </w:rPr>
+        <w:t xml:space="preserve"># First, get the number of overtime hours worked.</w:t>
+      </w:r>
+      <w:r>
+        <w:br/>
+      </w:r>
+      <w:r>
+        <w:rPr>
+          <w:rStyle w:val="NormalTok"/>
+        </w:rPr>
+        <w:t xml:space="preserve">    overtime_hours </w:t>
+      </w:r>
+      <w:r>
+        <w:rPr>
+          <w:rStyle w:val="OperatorTok"/>
+        </w:rPr>
+        <w:t xml:space="preserve">=</w:t>
+      </w:r>
+      <w:r>
+        <w:rPr>
+          <w:rStyle w:val="NormalTok"/>
+        </w:rPr>
+        <w:t xml:space="preserve"> hours </w:t>
+      </w:r>
+      <w:r>
+        <w:rPr>
+          <w:rStyle w:val="OperatorTok"/>
+        </w:rPr>
+        <w:t xml:space="preserve">-</w:t>
+      </w:r>
+      <w:r>
+        <w:rPr>
+          <w:rStyle w:val="NormalTok"/>
+        </w:rPr>
+        <w:t xml:space="preserve"> BASE_HOURS</w:t>
+      </w:r>
+      <w:r>
+        <w:br/>
+      </w:r>
+      <w:r>
+        <w:rPr>
+          <w:rStyle w:val="CommentTok"/>
+        </w:rPr>
+        <w:t xml:space="preserve"># Calculate the amount of overtime pay.</w:t>
+      </w:r>
+      <w:r>
+        <w:br/>
+      </w:r>
+      <w:r>
+        <w:rPr>
+          <w:rStyle w:val="NormalTok"/>
+        </w:rPr>
+        <w:t xml:space="preserve">    overtime_pay </w:t>
+      </w:r>
+      <w:r>
+        <w:rPr>
+          <w:rStyle w:val="OperatorTok"/>
+        </w:rPr>
+        <w:t xml:space="preserve">=</w:t>
+      </w:r>
+      <w:r>
+        <w:rPr>
+          <w:rStyle w:val="NormalTok"/>
+        </w:rPr>
+        <w:t xml:space="preserve"> overtime_hours </w:t>
+      </w:r>
+      <w:r>
+        <w:rPr>
+          <w:rStyle w:val="OperatorTok"/>
+        </w:rPr>
+        <w:t xml:space="preserve">*</w:t>
+      </w:r>
+      <w:r>
+        <w:rPr>
+          <w:rStyle w:val="NormalTok"/>
+        </w:rPr>
+        <w:t xml:space="preserve"> pay_rate </w:t>
+      </w:r>
+      <w:r>
+        <w:rPr>
+          <w:rStyle w:val="OperatorTok"/>
+        </w:rPr>
+        <w:t xml:space="preserve">*</w:t>
+      </w:r>
+      <w:r>
+        <w:rPr>
+          <w:rStyle w:val="NormalTok"/>
+        </w:rPr>
+        <w:t xml:space="preserve"> OT_MULTIPLIER</w:t>
+      </w:r>
+      <w:r>
+        <w:br/>
+      </w:r>
+      <w:r>
+        <w:rPr>
+          <w:rStyle w:val="CommentTok"/>
+        </w:rPr>
+        <w:t xml:space="preserve"># Calculate the gross pay.</w:t>
+      </w:r>
+      <w:r>
+        <w:br/>
+      </w:r>
+      <w:r>
+        <w:rPr>
+          <w:rStyle w:val="NormalTok"/>
+        </w:rPr>
+        <w:t xml:space="preserve">    gross_pay </w:t>
+      </w:r>
+      <w:r>
+        <w:rPr>
+          <w:rStyle w:val="OperatorTok"/>
+        </w:rPr>
+        <w:t xml:space="preserve">=</w:t>
+      </w:r>
+      <w:r>
+        <w:rPr>
+          <w:rStyle w:val="NormalTok"/>
+        </w:rPr>
+        <w:t xml:space="preserve"> BASE_HOURS </w:t>
+      </w:r>
+      <w:r>
+        <w:rPr>
+          <w:rStyle w:val="OperatorTok"/>
+        </w:rPr>
+        <w:t xml:space="preserve">*</w:t>
+      </w:r>
+      <w:r>
+        <w:rPr>
+          <w:rStyle w:val="NormalTok"/>
+        </w:rPr>
+        <w:t xml:space="preserve"> pay_rate </w:t>
+      </w:r>
+      <w:r>
+        <w:rPr>
+          <w:rStyle w:val="OperatorTok"/>
+        </w:rPr>
+        <w:t xml:space="preserve">+</w:t>
+      </w:r>
+      <w:r>
+        <w:rPr>
+          <w:rStyle w:val="NormalTok"/>
+        </w:rPr>
+        <w:t xml:space="preserve"> overtime_pay</w:t>
+      </w:r>
+      <w:r>
+        <w:br/>
+      </w:r>
+      <w:r>
+        <w:rPr>
+          <w:rStyle w:val="ControlFlowTok"/>
+        </w:rPr>
+        <w:t xml:space="preserve">else</w:t>
+      </w:r>
+      <w:r>
+        <w:rPr>
+          <w:rStyle w:val="NormalTok"/>
+        </w:rPr>
+        <w:t xml:space="preserve">:</w:t>
+      </w:r>
+      <w:r>
+        <w:br/>
+      </w:r>
+      <w:r>
+        <w:rPr>
+          <w:rStyle w:val="CommentTok"/>
+        </w:rPr>
+        <w:t xml:space="preserve"># Calculate the gross pay without overtime.</w:t>
+      </w:r>
+      <w:r>
+        <w:br/>
+      </w:r>
+      <w:r>
+        <w:rPr>
+          <w:rStyle w:val="NormalTok"/>
+        </w:rPr>
+        <w:t xml:space="preserve">    gross_pay </w:t>
+      </w:r>
+      <w:r>
+        <w:rPr>
+          <w:rStyle w:val="OperatorTok"/>
+        </w:rPr>
+        <w:t xml:space="preserve">=</w:t>
+      </w:r>
+      <w:r>
+        <w:rPr>
+          <w:rStyle w:val="NormalTok"/>
+        </w:rPr>
+        <w:t xml:space="preserve"> hours </w:t>
+      </w:r>
+      <w:r>
+        <w:rPr>
+          <w:rStyle w:val="OperatorTok"/>
+        </w:rPr>
+        <w:t xml:space="preserve">*</w:t>
+      </w:r>
+      <w:r>
+        <w:rPr>
+          <w:rStyle w:val="NormalTok"/>
+        </w:rPr>
+        <w:t xml:space="preserve"> pay_rate</w:t>
+      </w:r>
+      <w:r>
+        <w:br/>
+      </w:r>
+      <w:r>
+        <w:br/>
+      </w:r>
+      <w:r>
+        <w:rPr>
+          <w:rStyle w:val="CommentTok"/>
+        </w:rPr>
+        <w:t xml:space="preserve"># Display the gross pay.</w:t>
+      </w:r>
+      <w:r>
+        <w:br/>
+      </w:r>
+      <w:r>
+        <w:rPr>
+          <w:rStyle w:val="BuiltInTok"/>
+        </w:rPr>
+        <w:t xml:space="preserve">print</w:t>
+      </w:r>
+      <w:r>
+        <w:rPr>
+          <w:rStyle w:val="NormalTok"/>
+        </w:rPr>
+        <w:t xml:space="preserve">(</w:t>
+      </w:r>
+      <w:r>
+        <w:rPr>
+          <w:rStyle w:val="StringTok"/>
+        </w:rPr>
+        <w:t xml:space="preserve">'The gross pay is $'</w:t>
+      </w:r>
+      <w:r>
+        <w:rPr>
+          <w:rStyle w:val="NormalTok"/>
+        </w:rPr>
+        <w:t xml:space="preserve">, </w:t>
+      </w:r>
+      <w:r>
+        <w:rPr>
+          <w:rStyle w:val="BuiltInTok"/>
+        </w:rPr>
+        <w:t xml:space="preserve">format</w:t>
+      </w:r>
+      <w:r>
+        <w:rPr>
+          <w:rStyle w:val="NormalTok"/>
+        </w:rPr>
+        <w:t xml:space="preserve">(gross_pay, </w:t>
+      </w:r>
+      <w:r>
+        <w:rPr>
+          <w:rStyle w:val="StringTok"/>
+        </w:rPr>
+        <w:t xml:space="preserve">',.2f'</w:t>
+      </w:r>
+      <w:r>
+        <w:rPr>
+          <w:rStyle w:val="NormalTok"/>
+        </w:rPr>
+        <w:t xml:space="preserve">), sep</w:t>
+      </w:r>
+      <w:r>
+        <w:rPr>
+          <w:rStyle w:val="OperatorTok"/>
+        </w:rPr>
+        <w:t xml:space="preserve">=</w:t>
+      </w:r>
+      <w:r>
+        <w:rPr>
+          <w:rStyle w:val="StringTok"/>
+        </w:rPr>
+        <w:t xml:space="preserve">''</w:t>
+      </w:r>
+      <w:r>
+        <w:rPr>
+          <w:rStyle w:val="NormalTok"/>
+        </w:rPr>
+        <w:t xml:space="preserve">)</w:t>
+      </w:r>
+    </w:p>
+    <w:bookmarkEnd w:id="23"/>
+    <w:bookmarkStart w:id="24" w:name="code_03_03_password.py"/>
+    <w:p>
+      <w:pPr>
+        <w:pStyle w:val="Heading1"/>
+      </w:pPr>
+      <w:r>
+        <w:t xml:space="preserve">code_03_03_password.py</w:t>
+      </w:r>
+    </w:p>
+    <w:p>
+      <w:pPr>
+        <w:pStyle w:val="SourceCode"/>
+      </w:pPr>
+      <w:r>
+        <w:rPr>
+          <w:rStyle w:val="CommentTok"/>
+        </w:rPr>
+        <w:t xml:space="preserve"># code_03_03_password.py</w:t>
+      </w:r>
+      <w:r>
+        <w:br/>
+      </w:r>
+      <w:r>
+        <w:rPr>
+          <w:rStyle w:val="CommentTok"/>
+        </w:rPr>
+        <w:t xml:space="preserve"># This program compares two strings.</w:t>
+      </w:r>
+      <w:r>
+        <w:br/>
+      </w:r>
+      <w:r>
+        <w:rPr>
+          <w:rStyle w:val="CommentTok"/>
+        </w:rPr>
+        <w:t xml:space="preserve"># Get a password from the user.</w:t>
+      </w:r>
+      <w:r>
+        <w:br/>
+      </w:r>
+      <w:r>
+        <w:rPr>
+          <w:rStyle w:val="NormalTok"/>
+        </w:rPr>
+        <w:t xml:space="preserve">password </w:t>
+      </w:r>
+      <w:r>
+        <w:rPr>
+          <w:rStyle w:val="OperatorTok"/>
+        </w:rPr>
+        <w:t xml:space="preserve">=</w:t>
+      </w:r>
+      <w:r>
+        <w:rPr>
+          <w:rStyle w:val="NormalTok"/>
+        </w:rPr>
+        <w:t xml:space="preserve"> </w:t>
+      </w:r>
+      <w:r>
+        <w:rPr>
+          <w:rStyle w:val="BuiltInTok"/>
+        </w:rPr>
+        <w:t xml:space="preserve">input</w:t>
+      </w:r>
+      <w:r>
+        <w:rPr>
+          <w:rStyle w:val="NormalTok"/>
+        </w:rPr>
+        <w:t xml:space="preserve">(</w:t>
+      </w:r>
+      <w:r>
+        <w:rPr>
+          <w:rStyle w:val="StringTok"/>
+        </w:rPr>
+        <w:t xml:space="preserve">'Enter the password: '</w:t>
+      </w:r>
+      <w:r>
+        <w:rPr>
+          <w:rStyle w:val="NormalTok"/>
+        </w:rPr>
+        <w:t xml:space="preserve">)</w:t>
+      </w:r>
+      <w:r>
+        <w:br/>
+      </w:r>
+      <w:r>
+        <w:br/>
+      </w:r>
+      <w:r>
+        <w:rPr>
+          <w:rStyle w:val="CommentTok"/>
+        </w:rPr>
+        <w:t xml:space="preserve"># Determine whether the correct password</w:t>
+      </w:r>
+      <w:r>
+        <w:br/>
+      </w:r>
+      <w:r>
+        <w:rPr>
+          <w:rStyle w:val="CommentTok"/>
+        </w:rPr>
+        <w:t xml:space="preserve"># was entered.</w:t>
+      </w:r>
+      <w:r>
+        <w:br/>
+      </w:r>
+      <w:r>
+        <w:rPr>
+          <w:rStyle w:val="ControlFlowTok"/>
+        </w:rPr>
+        <w:t xml:space="preserve">if</w:t>
+      </w:r>
+      <w:r>
+        <w:rPr>
+          <w:rStyle w:val="NormalTok"/>
+        </w:rPr>
+        <w:t xml:space="preserve"> password </w:t>
+      </w:r>
+      <w:r>
+        <w:rPr>
+          <w:rStyle w:val="OperatorTok"/>
+        </w:rPr>
+        <w:t xml:space="preserve">==</w:t>
+      </w:r>
+      <w:r>
+        <w:rPr>
+          <w:rStyle w:val="NormalTok"/>
+        </w:rPr>
+        <w:t xml:space="preserve"> </w:t>
+      </w:r>
+      <w:r>
+        <w:rPr>
+          <w:rStyle w:val="StringTok"/>
+        </w:rPr>
+        <w:t xml:space="preserve">'mgs3001'</w:t>
+      </w:r>
+      <w:r>
+        <w:rPr>
+          <w:rStyle w:val="NormalTok"/>
+        </w:rPr>
+        <w:t xml:space="preserve">:</w:t>
+      </w:r>
+      <w:r>
+        <w:br/>
+      </w:r>
+      <w:r>
+        <w:rPr>
+          <w:rStyle w:val="NormalTok"/>
+        </w:rPr>
+        <w:t xml:space="preserve">    </w:t>
+      </w:r>
+      <w:r>
+        <w:rPr>
+          <w:rStyle w:val="BuiltInTok"/>
+        </w:rPr>
+        <w:t xml:space="preserve">print</w:t>
+      </w:r>
+      <w:r>
+        <w:rPr>
+          <w:rStyle w:val="NormalTok"/>
+        </w:rPr>
+        <w:t xml:space="preserve">(</w:t>
+      </w:r>
+      <w:r>
+        <w:rPr>
+          <w:rStyle w:val="StringTok"/>
+        </w:rPr>
+        <w:t xml:space="preserve">'Password accepted.'</w:t>
+      </w:r>
+      <w:r>
+        <w:rPr>
+          <w:rStyle w:val="NormalTok"/>
+        </w:rPr>
+        <w:t xml:space="preserve">)</w:t>
+      </w:r>
+      <w:r>
+        <w:br/>
+      </w:r>
+      <w:r>
+        <w:rPr>
+          <w:rStyle w:val="ControlFlowTok"/>
+        </w:rPr>
+        <w:t xml:space="preserve">else</w:t>
+      </w:r>
+      <w:r>
+        <w:rPr>
+          <w:rStyle w:val="NormalTok"/>
+        </w:rPr>
+        <w:t xml:space="preserve">:</w:t>
+      </w:r>
+      <w:r>
+        <w:br/>
+      </w:r>
+      <w:r>
+        <w:rPr>
+          <w:rStyle w:val="NormalTok"/>
+        </w:rPr>
+        <w:t xml:space="preserve">    </w:t>
+      </w:r>
+      <w:r>
+        <w:rPr>
+          <w:rStyle w:val="BuiltInTok"/>
+        </w:rPr>
+        <w:t xml:space="preserve">print</w:t>
+      </w:r>
+      <w:r>
+        <w:rPr>
+          <w:rStyle w:val="NormalTok"/>
+        </w:rPr>
+        <w:t xml:space="preserve">(</w:t>
+      </w:r>
+      <w:r>
+        <w:rPr>
+          <w:rStyle w:val="StringTok"/>
+        </w:rPr>
+        <w:t xml:space="preserve">'Sorry, that is the wrong password.'</w:t>
+      </w:r>
+      <w:r>
+        <w:rPr>
+          <w:rStyle w:val="NormalTok"/>
+        </w:rPr>
+        <w:t xml:space="preserve">)</w:t>
+      </w:r>
+    </w:p>
+    <w:bookmarkEnd w:id="24"/>
+    <w:bookmarkStart w:id="25" w:name="code_03_04_sort_-names.py"/>
+    <w:p>
+      <w:pPr>
+        <w:pStyle w:val="Heading1"/>
+      </w:pPr>
+      <w:r>
+        <w:t xml:space="preserve">code_03_04_sort_ names.py</w:t>
+      </w:r>
+    </w:p>
+    <w:p>
+      <w:pPr>
+        <w:pStyle w:val="SourceCode"/>
+      </w:pPr>
+      <w:r>
+        <w:rPr>
+          <w:rStyle w:val="CommentTok"/>
+        </w:rPr>
+        <w:t xml:space="preserve"># code_03_04_sort_ names.py</w:t>
+      </w:r>
+      <w:r>
+        <w:br/>
+      </w:r>
+      <w:r>
+        <w:rPr>
+          <w:rStyle w:val="CommentTok"/>
+        </w:rPr>
+        <w:t xml:space="preserve"># This program compares strings with the &lt; operator.</w:t>
+      </w:r>
+      <w:r>
+        <w:br/>
+      </w:r>
+      <w:r>
+        <w:rPr>
+          <w:rStyle w:val="CommentTok"/>
+        </w:rPr>
+        <w:t xml:space="preserve"># Get two names from the user.</w:t>
+      </w:r>
+      <w:r>
+        <w:br/>
+      </w:r>
+      <w:r>
+        <w:rPr>
+          <w:rStyle w:val="NormalTok"/>
+        </w:rPr>
+        <w:t xml:space="preserve">name1 </w:t>
+      </w:r>
+      <w:r>
+        <w:rPr>
+          <w:rStyle w:val="OperatorTok"/>
+        </w:rPr>
+        <w:t xml:space="preserve">=</w:t>
+      </w:r>
+      <w:r>
+        <w:rPr>
+          <w:rStyle w:val="NormalTok"/>
+        </w:rPr>
+        <w:t xml:space="preserve"> </w:t>
+      </w:r>
+      <w:r>
+        <w:rPr>
+          <w:rStyle w:val="BuiltInTok"/>
+        </w:rPr>
+        <w:t xml:space="preserve">input</w:t>
+      </w:r>
+      <w:r>
+        <w:rPr>
+          <w:rStyle w:val="NormalTok"/>
+        </w:rPr>
+        <w:t xml:space="preserve">(</w:t>
+      </w:r>
+      <w:r>
+        <w:rPr>
+          <w:rStyle w:val="StringTok"/>
+        </w:rPr>
+        <w:t xml:space="preserve">'Enter a name (last name first): '</w:t>
+      </w:r>
+      <w:r>
+        <w:rPr>
+          <w:rStyle w:val="NormalTok"/>
+        </w:rPr>
+        <w:t xml:space="preserve">)</w:t>
+      </w:r>
+      <w:r>
+        <w:br/>
+      </w:r>
+      <w:r>
+        <w:rPr>
+          <w:rStyle w:val="NormalTok"/>
+        </w:rPr>
+        <w:t xml:space="preserve">name2 </w:t>
+      </w:r>
+      <w:r>
+        <w:rPr>
+          <w:rStyle w:val="OperatorTok"/>
+        </w:rPr>
+        <w:t xml:space="preserve">=</w:t>
+      </w:r>
+      <w:r>
+        <w:rPr>
+          <w:rStyle w:val="NormalTok"/>
+        </w:rPr>
+        <w:t xml:space="preserve"> </w:t>
+      </w:r>
+      <w:r>
+        <w:rPr>
+          <w:rStyle w:val="BuiltInTok"/>
+        </w:rPr>
+        <w:t xml:space="preserve">input</w:t>
+      </w:r>
+      <w:r>
+        <w:rPr>
+          <w:rStyle w:val="NormalTok"/>
+        </w:rPr>
+        <w:t xml:space="preserve">(</w:t>
+      </w:r>
+      <w:r>
+        <w:rPr>
+          <w:rStyle w:val="StringTok"/>
+        </w:rPr>
+        <w:t xml:space="preserve">'Enter another name (last name first): '</w:t>
+      </w:r>
+      <w:r>
+        <w:rPr>
+          <w:rStyle w:val="NormalTok"/>
+        </w:rPr>
+        <w:t xml:space="preserve">)</w:t>
+      </w:r>
+      <w:r>
+        <w:br/>
+      </w:r>
+      <w:r>
+        <w:br/>
+      </w:r>
+      <w:r>
+        <w:rPr>
+          <w:rStyle w:val="CommentTok"/>
+        </w:rPr>
+        <w:t xml:space="preserve"># Display the names in alphabetical order. print('Here are the names, listed alphabetically.')</w:t>
+      </w:r>
+      <w:r>
+        <w:br/>
+      </w:r>
+      <w:r>
+        <w:rPr>
+          <w:rStyle w:val="ControlFlowTok"/>
+        </w:rPr>
+        <w:t xml:space="preserve">if</w:t>
+      </w:r>
+      <w:r>
+        <w:rPr>
+          <w:rStyle w:val="NormalTok"/>
+        </w:rPr>
+        <w:t xml:space="preserve"> name1 </w:t>
+      </w:r>
+      <w:r>
+        <w:rPr>
+          <w:rStyle w:val="OperatorTok"/>
+        </w:rPr>
+        <w:t xml:space="preserve">&lt;</w:t>
+      </w:r>
+      <w:r>
+        <w:rPr>
+          <w:rStyle w:val="NormalTok"/>
+        </w:rPr>
+        <w:t xml:space="preserve"> name2: </w:t>
+      </w:r>
+      <w:r>
+        <w:br/>
+      </w:r>
+      <w:r>
+        <w:rPr>
+          <w:rStyle w:val="NormalTok"/>
+        </w:rPr>
+        <w:t xml:space="preserve">    </w:t>
+      </w:r>
+      <w:r>
+        <w:rPr>
+          <w:rStyle w:val="BuiltInTok"/>
+        </w:rPr>
+        <w:t xml:space="preserve">print</w:t>
+      </w:r>
+      <w:r>
+        <w:rPr>
+          <w:rStyle w:val="NormalTok"/>
+        </w:rPr>
+        <w:t xml:space="preserve">(name1) </w:t>
+      </w:r>
+      <w:r>
+        <w:br/>
+      </w:r>
+      <w:r>
+        <w:rPr>
+          <w:rStyle w:val="NormalTok"/>
+        </w:rPr>
+        <w:t xml:space="preserve">    </w:t>
+      </w:r>
+      <w:r>
+        <w:rPr>
+          <w:rStyle w:val="BuiltInTok"/>
+        </w:rPr>
+        <w:t xml:space="preserve">print</w:t>
+      </w:r>
+      <w:r>
+        <w:rPr>
+          <w:rStyle w:val="NormalTok"/>
+        </w:rPr>
+        <w:t xml:space="preserve">(name2)</w:t>
+      </w:r>
+      <w:r>
+        <w:br/>
+      </w:r>
+      <w:r>
+        <w:rPr>
+          <w:rStyle w:val="ControlFlowTok"/>
+        </w:rPr>
+        <w:t xml:space="preserve">else</w:t>
+      </w:r>
+      <w:r>
+        <w:rPr>
+          <w:rStyle w:val="NormalTok"/>
+        </w:rPr>
+        <w:t xml:space="preserve">: </w:t>
+      </w:r>
+      <w:r>
+        <w:br/>
+      </w:r>
+      <w:r>
+        <w:rPr>
+          <w:rStyle w:val="NormalTok"/>
+        </w:rPr>
+        <w:t xml:space="preserve">    </w:t>
+      </w:r>
+      <w:r>
+        <w:rPr>
+          <w:rStyle w:val="BuiltInTok"/>
+        </w:rPr>
+        <w:t xml:space="preserve">print</w:t>
+      </w:r>
+      <w:r>
+        <w:rPr>
+          <w:rStyle w:val="NormalTok"/>
+        </w:rPr>
+        <w:t xml:space="preserve">(name2)</w:t>
+      </w:r>
+      <w:r>
+        <w:br/>
+      </w:r>
+      <w:r>
+        <w:rPr>
+          <w:rStyle w:val="NormalTok"/>
+        </w:rPr>
+        <w:t xml:space="preserve">    </w:t>
+      </w:r>
+      <w:r>
+        <w:rPr>
+          <w:rStyle w:val="BuiltInTok"/>
+        </w:rPr>
+        <w:t xml:space="preserve">print</w:t>
+      </w:r>
+      <w:r>
+        <w:rPr>
+          <w:rStyle w:val="NormalTok"/>
+        </w:rPr>
+        <w:t xml:space="preserve">(name1)</w:t>
+      </w:r>
+    </w:p>
+    <w:bookmarkEnd w:id="25"/>
+    <w:bookmarkStart w:id="26" w:name="code_03_05_loan_qualifier.py"/>
+    <w:p>
+      <w:pPr>
+        <w:pStyle w:val="Heading1"/>
+      </w:pPr>
+      <w:r>
+        <w:t xml:space="preserve">code_03_05_loan_qualifier.py</w:t>
+      </w:r>
+    </w:p>
+    <w:p>
+      <w:pPr>
+        <w:pStyle w:val="SourceCode"/>
+      </w:pPr>
+      <w:r>
+        <w:rPr>
+          <w:rStyle w:val="CommentTok"/>
+        </w:rPr>
+        <w:t xml:space="preserve"># code_03_05_loan_qualifier.py</w:t>
+      </w:r>
+      <w:r>
+        <w:br/>
+      </w:r>
+      <w:r>
+        <w:rPr>
+          <w:rStyle w:val="CommentTok"/>
+        </w:rPr>
+        <w:t xml:space="preserve"># This program determines whether a bank customer</w:t>
+      </w:r>
+      <w:r>
+        <w:br/>
+      </w:r>
+      <w:r>
+        <w:br/>
+      </w:r>
+      <w:r>
+        <w:rPr>
+          <w:rStyle w:val="CommentTok"/>
+        </w:rPr>
+        <w:t xml:space="preserve"># qualifies for a loan.</w:t>
+      </w:r>
+      <w:r>
+        <w:br/>
+      </w:r>
+      <w:r>
+        <w:rPr>
+          <w:rStyle w:val="NormalTok"/>
+        </w:rPr>
+        <w:t xml:space="preserve">MIN_SALARY </w:t>
+      </w:r>
+      <w:r>
+        <w:rPr>
+          <w:rStyle w:val="OperatorTok"/>
+        </w:rPr>
+        <w:t xml:space="preserve">=</w:t>
+      </w:r>
+      <w:r>
+        <w:rPr>
+          <w:rStyle w:val="NormalTok"/>
+        </w:rPr>
+        <w:t xml:space="preserve"> </w:t>
+      </w:r>
+      <w:r>
+        <w:rPr>
+          <w:rStyle w:val="FloatTok"/>
+        </w:rPr>
+        <w:t xml:space="preserve">30000.0</w:t>
+      </w:r>
+      <w:r>
+        <w:rPr>
+          <w:rStyle w:val="NormalTok"/>
+        </w:rPr>
+        <w:t xml:space="preserve"> </w:t>
+      </w:r>
+      <w:r>
+        <w:rPr>
+          <w:rStyle w:val="CommentTok"/>
+        </w:rPr>
+        <w:t xml:space="preserve"># The minimum annual salary</w:t>
+      </w:r>
+      <w:r>
+        <w:br/>
+      </w:r>
+      <w:r>
+        <w:rPr>
+          <w:rStyle w:val="NormalTok"/>
+        </w:rPr>
+        <w:t xml:space="preserve">MIN_YEARS </w:t>
+      </w:r>
+      <w:r>
+        <w:rPr>
+          <w:rStyle w:val="OperatorTok"/>
+        </w:rPr>
+        <w:t xml:space="preserve">=</w:t>
+      </w:r>
+      <w:r>
+        <w:rPr>
+          <w:rStyle w:val="NormalTok"/>
+        </w:rPr>
+        <w:t xml:space="preserve"> </w:t>
+      </w:r>
+      <w:r>
+        <w:rPr>
+          <w:rStyle w:val="DecValTok"/>
+        </w:rPr>
+        <w:t xml:space="preserve">2</w:t>
+      </w:r>
+      <w:r>
+        <w:rPr>
+          <w:rStyle w:val="NormalTok"/>
+        </w:rPr>
+        <w:t xml:space="preserve"> </w:t>
+      </w:r>
+      <w:r>
+        <w:rPr>
+          <w:rStyle w:val="CommentTok"/>
+        </w:rPr>
+        <w:t xml:space="preserve"># The minimum years on the job</w:t>
+      </w:r>
+      <w:r>
+        <w:br/>
+      </w:r>
+      <w:r>
+        <w:br/>
+      </w:r>
+      <w:r>
+        <w:rPr>
+          <w:rStyle w:val="CommentTok"/>
+        </w:rPr>
+        <w:t xml:space="preserve"># Get the customer's annual salary.</w:t>
+      </w:r>
+      <w:r>
+        <w:br/>
+      </w:r>
+      <w:r>
+        <w:rPr>
+          <w:rStyle w:val="NormalTok"/>
+        </w:rPr>
+        <w:t xml:space="preserve">salary </w:t>
+      </w:r>
+      <w:r>
+        <w:rPr>
+          <w:rStyle w:val="OperatorTok"/>
+        </w:rPr>
+        <w:t xml:space="preserve">=</w:t>
+      </w:r>
+      <w:r>
+        <w:rPr>
+          <w:rStyle w:val="NormalTok"/>
+        </w:rPr>
+        <w:t xml:space="preserve"> </w:t>
+      </w:r>
+      <w:r>
+        <w:rPr>
+          <w:rStyle w:val="BuiltInTok"/>
+        </w:rPr>
+        <w:t xml:space="preserve">float</w:t>
+      </w:r>
+      <w:r>
+        <w:rPr>
+          <w:rStyle w:val="NormalTok"/>
+        </w:rPr>
+        <w:t xml:space="preserve">(</w:t>
+      </w:r>
+      <w:r>
+        <w:rPr>
+          <w:rStyle w:val="BuiltInTok"/>
+        </w:rPr>
+        <w:t xml:space="preserve">input</w:t>
+      </w:r>
+      <w:r>
+        <w:rPr>
+          <w:rStyle w:val="NormalTok"/>
+        </w:rPr>
+        <w:t xml:space="preserve">(</w:t>
+      </w:r>
+      <w:r>
+        <w:rPr>
+          <w:rStyle w:val="StringTok"/>
+        </w:rPr>
+        <w:t xml:space="preserve">'Enter your annual salary: '</w:t>
+      </w:r>
+      <w:r>
+        <w:rPr>
+          <w:rStyle w:val="NormalTok"/>
+        </w:rPr>
+        <w:t xml:space="preserve">))</w:t>
+      </w:r>
+      <w:r>
+        <w:br/>
+      </w:r>
+      <w:r>
+        <w:br/>
+      </w:r>
+      <w:r>
+        <w:rPr>
+          <w:rStyle w:val="CommentTok"/>
+        </w:rPr>
+        <w:t xml:space="preserve"># Get the number of years on the current job.</w:t>
+      </w:r>
+      <w:r>
+        <w:br/>
+      </w:r>
+      <w:r>
+        <w:rPr>
+          <w:rStyle w:val="NormalTok"/>
+        </w:rPr>
+        <w:t xml:space="preserve">years_on_job </w:t>
+      </w:r>
+      <w:r>
+        <w:rPr>
+          <w:rStyle w:val="OperatorTok"/>
+        </w:rPr>
+        <w:t xml:space="preserve">=</w:t>
+      </w:r>
+      <w:r>
+        <w:rPr>
+          <w:rStyle w:val="NormalTok"/>
+        </w:rPr>
+        <w:t xml:space="preserve"> </w:t>
+      </w:r>
+      <w:r>
+        <w:rPr>
+          <w:rStyle w:val="BuiltInTok"/>
+        </w:rPr>
+        <w:t xml:space="preserve">int</w:t>
+      </w:r>
+      <w:r>
+        <w:rPr>
+          <w:rStyle w:val="NormalTok"/>
+        </w:rPr>
+        <w:t xml:space="preserve">(</w:t>
+      </w:r>
+      <w:r>
+        <w:rPr>
+          <w:rStyle w:val="BuiltInTok"/>
+        </w:rPr>
+        <w:t xml:space="preserve">input</w:t>
+      </w:r>
+      <w:r>
+        <w:rPr>
+          <w:rStyle w:val="NormalTok"/>
+        </w:rPr>
+        <w:t xml:space="preserve">(</w:t>
+      </w:r>
+      <w:r>
+        <w:rPr>
+          <w:rStyle w:val="StringTok"/>
+        </w:rPr>
+        <w:t xml:space="preserve">'Enter the number of years employed: '</w:t>
+      </w:r>
+      <w:r>
+        <w:rPr>
+          <w:rStyle w:val="NormalTok"/>
+        </w:rPr>
+        <w:t xml:space="preserve">))</w:t>
+      </w:r>
+      <w:r>
+        <w:br/>
+      </w:r>
+      <w:r>
+        <w:br/>
+      </w:r>
+      <w:r>
+        <w:rPr>
+          <w:rStyle w:val="CommentTok"/>
+        </w:rPr>
+        <w:t xml:space="preserve"># Determine whether the customer qualifies. </w:t>
+      </w:r>
+      <w:r>
+        <w:br/>
+      </w:r>
+      <w:r>
+        <w:rPr>
+          <w:rStyle w:val="ControlFlowTok"/>
+        </w:rPr>
+        <w:t xml:space="preserve">if</w:t>
+      </w:r>
+      <w:r>
+        <w:rPr>
+          <w:rStyle w:val="NormalTok"/>
+        </w:rPr>
+        <w:t xml:space="preserve"> salary </w:t>
+      </w:r>
+      <w:r>
+        <w:rPr>
+          <w:rStyle w:val="OperatorTok"/>
+        </w:rPr>
+        <w:t xml:space="preserve">&gt;=</w:t>
+      </w:r>
+      <w:r>
+        <w:rPr>
+          <w:rStyle w:val="NormalTok"/>
+        </w:rPr>
+        <w:t xml:space="preserve"> MIN_SALARY:</w:t>
+      </w:r>
+      <w:r>
+        <w:br/>
+      </w:r>
+      <w:r>
+        <w:rPr>
+          <w:rStyle w:val="NormalTok"/>
+        </w:rPr>
+        <w:t xml:space="preserve">    </w:t>
+      </w:r>
+      <w:r>
+        <w:rPr>
+          <w:rStyle w:val="ControlFlowTok"/>
+        </w:rPr>
+        <w:t xml:space="preserve">if</w:t>
+      </w:r>
+      <w:r>
+        <w:rPr>
+          <w:rStyle w:val="NormalTok"/>
+        </w:rPr>
+        <w:t xml:space="preserve"> years_on_job </w:t>
+      </w:r>
+      <w:r>
+        <w:rPr>
+          <w:rStyle w:val="OperatorTok"/>
+        </w:rPr>
+        <w:t xml:space="preserve">&gt;=</w:t>
+      </w:r>
+      <w:r>
+        <w:rPr>
+          <w:rStyle w:val="NormalTok"/>
+        </w:rPr>
+        <w:t xml:space="preserve"> MIN_YEARS: </w:t>
+      </w:r>
+      <w:r>
+        <w:br/>
+      </w:r>
+      <w:r>
+        <w:rPr>
+          <w:rStyle w:val="NormalTok"/>
+        </w:rPr>
+        <w:t xml:space="preserve">        </w:t>
+      </w:r>
+      <w:r>
+        <w:rPr>
+          <w:rStyle w:val="BuiltInTok"/>
+        </w:rPr>
+        <w:t xml:space="preserve">print</w:t>
+      </w:r>
+      <w:r>
+        <w:rPr>
+          <w:rStyle w:val="NormalTok"/>
+        </w:rPr>
+        <w:t xml:space="preserve">(</w:t>
+      </w:r>
+      <w:r>
+        <w:rPr>
+          <w:rStyle w:val="StringTok"/>
+        </w:rPr>
+        <w:t xml:space="preserve">'You qualify for the loan.'</w:t>
+      </w:r>
+      <w:r>
+        <w:rPr>
+          <w:rStyle w:val="NormalTok"/>
+        </w:rPr>
+        <w:t xml:space="preserve">)</w:t>
+      </w:r>
+      <w:r>
+        <w:br/>
+      </w:r>
+      <w:r>
+        <w:rPr>
+          <w:rStyle w:val="NormalTok"/>
+        </w:rPr>
+        <w:t xml:space="preserve">    </w:t>
+      </w:r>
+      <w:r>
+        <w:rPr>
+          <w:rStyle w:val="ControlFlowTok"/>
+        </w:rPr>
+        <w:t xml:space="preserve">else</w:t>
+      </w:r>
+      <w:r>
+        <w:rPr>
+          <w:rStyle w:val="NormalTok"/>
+        </w:rPr>
+        <w:t xml:space="preserve">:</w:t>
+      </w:r>
+      <w:r>
+        <w:br/>
+      </w:r>
+      <w:r>
+        <w:rPr>
+          <w:rStyle w:val="NormalTok"/>
+        </w:rPr>
+        <w:t xml:space="preserve">        </w:t>
+      </w:r>
+      <w:r>
+        <w:rPr>
+          <w:rStyle w:val="BuiltInTok"/>
+        </w:rPr>
+        <w:t xml:space="preserve">print</w:t>
+      </w:r>
+      <w:r>
+        <w:rPr>
+          <w:rStyle w:val="NormalTok"/>
+        </w:rPr>
+        <w:t xml:space="preserve">(</w:t>
+      </w:r>
+      <w:r>
+        <w:br/>
+      </w:r>
+      <w:r>
+        <w:rPr>
+          <w:rStyle w:val="NormalTok"/>
+        </w:rPr>
+        <w:t xml:space="preserve">            </w:t>
+      </w:r>
+      <w:r>
+        <w:rPr>
+          <w:rStyle w:val="StringTok"/>
+        </w:rPr>
+        <w:t xml:space="preserve">'You must have been employed'</w:t>
+      </w:r>
+      <w:r>
+        <w:rPr>
+          <w:rStyle w:val="NormalTok"/>
+        </w:rPr>
+        <w:t xml:space="preserve">,</w:t>
+      </w:r>
+      <w:r>
+        <w:br/>
+      </w:r>
+      <w:r>
+        <w:rPr>
+          <w:rStyle w:val="NormalTok"/>
+        </w:rPr>
+        <w:t xml:space="preserve">            </w:t>
+      </w:r>
+      <w:r>
+        <w:rPr>
+          <w:rStyle w:val="StringTok"/>
+        </w:rPr>
+        <w:t xml:space="preserve">'for at least'</w:t>
+      </w:r>
+      <w:r>
+        <w:rPr>
+          <w:rStyle w:val="NormalTok"/>
+        </w:rPr>
+        <w:t xml:space="preserve">, </w:t>
+      </w:r>
+      <w:r>
+        <w:br/>
+      </w:r>
+      <w:r>
+        <w:rPr>
+          <w:rStyle w:val="NormalTok"/>
+        </w:rPr>
+        <w:t xml:space="preserve">            MIN_YEARS, </w:t>
+      </w:r>
+      <w:r>
+        <w:br/>
+      </w:r>
+      <w:r>
+        <w:rPr>
+          <w:rStyle w:val="NormalTok"/>
+        </w:rPr>
+        <w:t xml:space="preserve">            </w:t>
+      </w:r>
+      <w:r>
+        <w:rPr>
+          <w:rStyle w:val="StringTok"/>
+        </w:rPr>
+        <w:t xml:space="preserve">'years to qualify.'</w:t>
+      </w:r>
+      <w:r>
+        <w:br/>
+      </w:r>
+      <w:r>
+        <w:rPr>
+          <w:rStyle w:val="NormalTok"/>
+        </w:rPr>
+        <w:t xml:space="preserve">        )</w:t>
+      </w:r>
+      <w:r>
+        <w:br/>
+      </w:r>
+      <w:r>
+        <w:rPr>
+          <w:rStyle w:val="ControlFlowTok"/>
+        </w:rPr>
+        <w:t xml:space="preserve">else</w:t>
+      </w:r>
+      <w:r>
+        <w:rPr>
+          <w:rStyle w:val="NormalTok"/>
+        </w:rPr>
+        <w:t xml:space="preserve">:</w:t>
+      </w:r>
+      <w:r>
+        <w:br/>
+      </w:r>
+      <w:r>
+        <w:rPr>
+          <w:rStyle w:val="NormalTok"/>
+        </w:rPr>
+        <w:t xml:space="preserve">    </w:t>
+      </w:r>
+      <w:r>
+        <w:rPr>
+          <w:rStyle w:val="BuiltInTok"/>
+        </w:rPr>
+        <w:t xml:space="preserve">print</w:t>
+      </w:r>
+      <w:r>
+        <w:rPr>
+          <w:rStyle w:val="NormalTok"/>
+        </w:rPr>
+        <w:t xml:space="preserve">(</w:t>
+      </w:r>
+      <w:r>
+        <w:br/>
+      </w:r>
+      <w:r>
+        <w:rPr>
+          <w:rStyle w:val="NormalTok"/>
+        </w:rPr>
+        <w:t xml:space="preserve">        </w:t>
+      </w:r>
+      <w:r>
+        <w:rPr>
+          <w:rStyle w:val="StringTok"/>
+        </w:rPr>
+        <w:t xml:space="preserve">'You must earn at least $'</w:t>
+      </w:r>
+      <w:r>
+        <w:rPr>
+          <w:rStyle w:val="NormalTok"/>
+        </w:rPr>
+        <w:t xml:space="preserve">,</w:t>
+      </w:r>
+      <w:r>
+        <w:br/>
+      </w:r>
+      <w:r>
+        <w:rPr>
+          <w:rStyle w:val="NormalTok"/>
+        </w:rPr>
+        <w:t xml:space="preserve">        </w:t>
+      </w:r>
+      <w:r>
+        <w:rPr>
+          <w:rStyle w:val="BuiltInTok"/>
+        </w:rPr>
+        <w:t xml:space="preserve">format</w:t>
+      </w:r>
+      <w:r>
+        <w:rPr>
+          <w:rStyle w:val="NormalTok"/>
+        </w:rPr>
+        <w:t xml:space="preserve">(MIN_SALARY, </w:t>
+      </w:r>
+      <w:r>
+        <w:rPr>
+          <w:rStyle w:val="StringTok"/>
+        </w:rPr>
+        <w:t xml:space="preserve">',.2f'</w:t>
+      </w:r>
+      <w:r>
+        <w:rPr>
+          <w:rStyle w:val="NormalTok"/>
+        </w:rPr>
+        <w:t xml:space="preserve">),</w:t>
+      </w:r>
+      <w:r>
+        <w:br/>
+      </w:r>
+      <w:r>
+        <w:rPr>
+          <w:rStyle w:val="NormalTok"/>
+        </w:rPr>
+        <w:t xml:space="preserve">        </w:t>
+      </w:r>
+      <w:r>
+        <w:rPr>
+          <w:rStyle w:val="StringTok"/>
+        </w:rPr>
+        <w:t xml:space="preserve">' per year to qualify.'</w:t>
+      </w:r>
+      <w:r>
+        <w:rPr>
+          <w:rStyle w:val="NormalTok"/>
+        </w:rPr>
+        <w:t xml:space="preserve">, </w:t>
+      </w:r>
+      <w:r>
+        <w:br/>
+      </w:r>
+      <w:r>
+        <w:rPr>
+          <w:rStyle w:val="NormalTok"/>
+        </w:rPr>
+        <w:t xml:space="preserve">        sep</w:t>
+      </w:r>
+      <w:r>
+        <w:rPr>
+          <w:rStyle w:val="OperatorTok"/>
+        </w:rPr>
+        <w:t xml:space="preserve">=</w:t>
+      </w:r>
+      <w:r>
+        <w:rPr>
+          <w:rStyle w:val="StringTok"/>
+        </w:rPr>
+        <w:t xml:space="preserve">''</w:t>
+      </w:r>
+      <w:r>
+        <w:br/>
+      </w:r>
+      <w:r>
+        <w:rPr>
+          <w:rStyle w:val="NormalTok"/>
+        </w:rPr>
+        <w:t xml:space="preserve">        )</w:t>
+      </w:r>
+    </w:p>
+    <w:bookmarkEnd w:id="26"/>
+    <w:bookmarkStart w:id="27" w:name="code_03_06_grader1.py"/>
+    <w:p>
+      <w:pPr>
+        <w:pStyle w:val="Heading1"/>
+      </w:pPr>
+      <w:r>
+        <w:t xml:space="preserve">code_03_06_grader1.py</w:t>
+      </w:r>
+    </w:p>
+    <w:p>
+      <w:pPr>
+        <w:pStyle w:val="SourceCode"/>
+      </w:pPr>
+      <w:r>
+        <w:rPr>
+          <w:rStyle w:val="CommentTok"/>
+        </w:rPr>
+        <w:t xml:space="preserve"># code_03_06_grader1.py</w:t>
+      </w:r>
+      <w:r>
+        <w:br/>
+      </w:r>
+      <w:r>
+        <w:rPr>
+          <w:rStyle w:val="CommentTok"/>
+        </w:rPr>
+        <w:t xml:space="preserve"># This program gets a numeric test score from the user and displays the corresponding letter grade. Named constants to represent the grade thresholds </w:t>
+      </w:r>
+      <w:r>
+        <w:br/>
+      </w:r>
+      <w:r>
+        <w:rPr>
+          <w:rStyle w:val="NormalTok"/>
+        </w:rPr>
+        <w:t xml:space="preserve">A_SCORE </w:t>
+      </w:r>
+      <w:r>
+        <w:rPr>
+          <w:rStyle w:val="OperatorTok"/>
+        </w:rPr>
+        <w:t xml:space="preserve">=</w:t>
+      </w:r>
+      <w:r>
+        <w:rPr>
+          <w:rStyle w:val="NormalTok"/>
+        </w:rPr>
+        <w:t xml:space="preserve"> </w:t>
+      </w:r>
+      <w:r>
+        <w:rPr>
+          <w:rStyle w:val="DecValTok"/>
+        </w:rPr>
+        <w:t xml:space="preserve">90</w:t>
+      </w:r>
+      <w:r>
+        <w:br/>
+      </w:r>
+      <w:r>
+        <w:rPr>
+          <w:rStyle w:val="NormalTok"/>
+        </w:rPr>
+        <w:t xml:space="preserve">B_SCORE </w:t>
+      </w:r>
+      <w:r>
+        <w:rPr>
+          <w:rStyle w:val="OperatorTok"/>
+        </w:rPr>
+        <w:t xml:space="preserve">=</w:t>
+      </w:r>
+      <w:r>
+        <w:rPr>
+          <w:rStyle w:val="NormalTok"/>
+        </w:rPr>
+        <w:t xml:space="preserve"> </w:t>
+      </w:r>
+      <w:r>
+        <w:rPr>
+          <w:rStyle w:val="DecValTok"/>
+        </w:rPr>
+        <w:t xml:space="preserve">80</w:t>
+      </w:r>
+      <w:r>
+        <w:br/>
+      </w:r>
+      <w:r>
+        <w:rPr>
+          <w:rStyle w:val="NormalTok"/>
+        </w:rPr>
+        <w:t xml:space="preserve">C_SCORE </w:t>
+      </w:r>
+      <w:r>
+        <w:rPr>
+          <w:rStyle w:val="OperatorTok"/>
+        </w:rPr>
+        <w:t xml:space="preserve">=</w:t>
+      </w:r>
+      <w:r>
+        <w:rPr>
+          <w:rStyle w:val="NormalTok"/>
+        </w:rPr>
+        <w:t xml:space="preserve"> </w:t>
+      </w:r>
+      <w:r>
+        <w:rPr>
+          <w:rStyle w:val="DecValTok"/>
+        </w:rPr>
+        <w:t xml:space="preserve">70</w:t>
+      </w:r>
+      <w:r>
+        <w:br/>
+      </w:r>
+      <w:r>
+        <w:rPr>
+          <w:rStyle w:val="NormalTok"/>
+        </w:rPr>
+        <w:t xml:space="preserve">D_SCORE </w:t>
+      </w:r>
+      <w:r>
+        <w:rPr>
+          <w:rStyle w:val="OperatorTok"/>
+        </w:rPr>
+        <w:t xml:space="preserve">=</w:t>
+      </w:r>
+      <w:r>
+        <w:rPr>
+          <w:rStyle w:val="NormalTok"/>
+        </w:rPr>
+        <w:t xml:space="preserve"> </w:t>
+      </w:r>
+      <w:r>
+        <w:rPr>
+          <w:rStyle w:val="DecValTok"/>
+        </w:rPr>
+        <w:t xml:space="preserve">60</w:t>
+      </w:r>
+      <w:r>
+        <w:br/>
+      </w:r>
+      <w:r>
+        <w:br/>
+      </w:r>
+      <w:r>
+        <w:rPr>
+          <w:rStyle w:val="CommentTok"/>
+        </w:rPr>
+        <w:t xml:space="preserve"># Get a test</w:t>
+      </w:r>
+      <w:r>
+        <w:br/>
+      </w:r>
+      <w:r>
+        <w:rPr>
+          <w:rStyle w:val="NormalTok"/>
+        </w:rPr>
+        <w:t xml:space="preserve">score </w:t>
+      </w:r>
+      <w:r>
+        <w:rPr>
+          <w:rStyle w:val="OperatorTok"/>
+        </w:rPr>
+        <w:t xml:space="preserve">=</w:t>
+      </w:r>
+      <w:r>
+        <w:rPr>
+          <w:rStyle w:val="NormalTok"/>
+        </w:rPr>
+        <w:t xml:space="preserve"> </w:t>
+      </w:r>
+      <w:r>
+        <w:rPr>
+          <w:rStyle w:val="BuiltInTok"/>
+        </w:rPr>
+        <w:t xml:space="preserve">int</w:t>
+      </w:r>
+      <w:r>
+        <w:rPr>
+          <w:rStyle w:val="NormalTok"/>
+        </w:rPr>
+        <w:t xml:space="preserve">(</w:t>
+      </w:r>
+      <w:r>
+        <w:rPr>
+          <w:rStyle w:val="BuiltInTok"/>
+        </w:rPr>
+        <w:t xml:space="preserve">input</w:t>
+      </w:r>
+      <w:r>
+        <w:rPr>
+          <w:rStyle w:val="NormalTok"/>
+        </w:rPr>
+        <w:t xml:space="preserve">(</w:t>
+      </w:r>
+      <w:r>
+        <w:rPr>
+          <w:rStyle w:val="StringTok"/>
+        </w:rPr>
+        <w:t xml:space="preserve">'Enter your test score: '</w:t>
+      </w:r>
+      <w:r>
+        <w:rPr>
+          <w:rStyle w:val="NormalTok"/>
+        </w:rPr>
+        <w:t xml:space="preserve">))</w:t>
+      </w:r>
+      <w:r>
+        <w:br/>
+      </w:r>
+      <w:r>
+        <w:rPr>
+          <w:rStyle w:val="CommentTok"/>
+        </w:rPr>
+        <w:t xml:space="preserve"># Determine the grade. </w:t>
+      </w:r>
+      <w:r>
+        <w:br/>
+      </w:r>
+      <w:r>
+        <w:rPr>
+          <w:rStyle w:val="ControlFlowTok"/>
+        </w:rPr>
+        <w:t xml:space="preserve">if</w:t>
+      </w:r>
+      <w:r>
+        <w:rPr>
+          <w:rStyle w:val="NormalTok"/>
+        </w:rPr>
+        <w:t xml:space="preserve"> score </w:t>
+      </w:r>
+      <w:r>
+        <w:rPr>
+          <w:rStyle w:val="OperatorTok"/>
+        </w:rPr>
+        <w:t xml:space="preserve">&gt;=</w:t>
+      </w:r>
+      <w:r>
+        <w:rPr>
+          <w:rStyle w:val="NormalTok"/>
+        </w:rPr>
+        <w:t xml:space="preserve"> A_SCORE:</w:t>
+      </w:r>
+      <w:r>
+        <w:br/>
+      </w:r>
+      <w:r>
+        <w:rPr>
+          <w:rStyle w:val="NormalTok"/>
+        </w:rPr>
+        <w:t xml:space="preserve">    </w:t>
+      </w:r>
+      <w:r>
+        <w:rPr>
+          <w:rStyle w:val="BuiltInTok"/>
+        </w:rPr>
+        <w:t xml:space="preserve">print</w:t>
+      </w:r>
+      <w:r>
+        <w:rPr>
+          <w:rStyle w:val="NormalTok"/>
+        </w:rPr>
+        <w:t xml:space="preserve">(</w:t>
+      </w:r>
+      <w:r>
+        <w:rPr>
+          <w:rStyle w:val="StringTok"/>
+        </w:rPr>
+        <w:t xml:space="preserve">'Your grade is A.'</w:t>
+      </w:r>
+      <w:r>
+        <w:rPr>
+          <w:rStyle w:val="NormalTok"/>
+        </w:rPr>
+        <w:t xml:space="preserve">) </w:t>
+      </w:r>
+      <w:r>
+        <w:br/>
+      </w:r>
+      <w:r>
+        <w:rPr>
+          <w:rStyle w:val="ControlFlowTok"/>
+        </w:rPr>
+        <w:t xml:space="preserve">else</w:t>
+      </w:r>
+      <w:r>
+        <w:rPr>
+          <w:rStyle w:val="NormalTok"/>
+        </w:rPr>
+        <w:t xml:space="preserve">:</w:t>
+      </w:r>
+      <w:r>
+        <w:br/>
+      </w:r>
+      <w:r>
+        <w:rPr>
+          <w:rStyle w:val="NormalTok"/>
+        </w:rPr>
+        <w:t xml:space="preserve">    </w:t>
+      </w:r>
+      <w:r>
+        <w:rPr>
+          <w:rStyle w:val="ControlFlowTok"/>
+        </w:rPr>
+        <w:t xml:space="preserve">if</w:t>
+      </w:r>
+      <w:r>
+        <w:rPr>
+          <w:rStyle w:val="NormalTok"/>
+        </w:rPr>
+        <w:t xml:space="preserve"> score </w:t>
+      </w:r>
+      <w:r>
+        <w:rPr>
+          <w:rStyle w:val="OperatorTok"/>
+        </w:rPr>
+        <w:t xml:space="preserve">&gt;=</w:t>
+      </w:r>
+      <w:r>
+        <w:rPr>
+          <w:rStyle w:val="NormalTok"/>
+        </w:rPr>
+        <w:t xml:space="preserve"> B_SCORE: </w:t>
+      </w:r>
+      <w:r>
+        <w:br/>
+      </w:r>
+      <w:r>
+        <w:rPr>
+          <w:rStyle w:val="NormalTok"/>
+        </w:rPr>
+        <w:t xml:space="preserve">        </w:t>
+      </w:r>
+      <w:r>
+        <w:rPr>
+          <w:rStyle w:val="BuiltInTok"/>
+        </w:rPr>
+        <w:t xml:space="preserve">print</w:t>
+      </w:r>
+      <w:r>
+        <w:rPr>
+          <w:rStyle w:val="NormalTok"/>
+        </w:rPr>
+        <w:t xml:space="preserve">(</w:t>
+      </w:r>
+      <w:r>
+        <w:rPr>
+          <w:rStyle w:val="StringTok"/>
+        </w:rPr>
+        <w:t xml:space="preserve">'Your grade is B.'</w:t>
+      </w:r>
+      <w:r>
+        <w:rPr>
+          <w:rStyle w:val="NormalTok"/>
+        </w:rPr>
+        <w:t xml:space="preserve">)</w:t>
+      </w:r>
+      <w:r>
+        <w:br/>
+      </w:r>
+      <w:r>
+        <w:rPr>
+          <w:rStyle w:val="NormalTok"/>
+        </w:rPr>
+        <w:t xml:space="preserve"> </w:t>
+      </w:r>
+      <w:r>
+        <w:rPr>
+          <w:rStyle w:val="CommentTok"/>
+        </w:rPr>
+        <w:t xml:space="preserve">#       print('You need', A_SCORE - score, 'more score to get A grade')</w:t>
+      </w:r>
+      <w:r>
+        <w:br/>
+      </w:r>
+      <w:r>
+        <w:rPr>
+          <w:rStyle w:val="NormalTok"/>
+        </w:rPr>
+        <w:t xml:space="preserve">    </w:t>
+      </w:r>
+      <w:r>
+        <w:rPr>
+          <w:rStyle w:val="ControlFlowTok"/>
+        </w:rPr>
+        <w:t xml:space="preserve">else</w:t>
+      </w:r>
+      <w:r>
+        <w:rPr>
+          <w:rStyle w:val="NormalTok"/>
+        </w:rPr>
+        <w:t xml:space="preserve">:</w:t>
+      </w:r>
+      <w:r>
+        <w:br/>
+      </w:r>
+      <w:r>
+        <w:rPr>
+          <w:rStyle w:val="NormalTok"/>
+        </w:rPr>
+        <w:t xml:space="preserve">        </w:t>
+      </w:r>
+      <w:r>
+        <w:rPr>
+          <w:rStyle w:val="ControlFlowTok"/>
+        </w:rPr>
+        <w:t xml:space="preserve">if</w:t>
+      </w:r>
+      <w:r>
+        <w:rPr>
+          <w:rStyle w:val="NormalTok"/>
+        </w:rPr>
+        <w:t xml:space="preserve"> score </w:t>
+      </w:r>
+      <w:r>
+        <w:rPr>
+          <w:rStyle w:val="OperatorTok"/>
+        </w:rPr>
+        <w:t xml:space="preserve">&gt;=</w:t>
+      </w:r>
+      <w:r>
+        <w:rPr>
+          <w:rStyle w:val="NormalTok"/>
+        </w:rPr>
+        <w:t xml:space="preserve"> C_SCORE:</w:t>
+      </w:r>
+      <w:r>
+        <w:br/>
+      </w:r>
+      <w:r>
+        <w:rPr>
+          <w:rStyle w:val="NormalTok"/>
+        </w:rPr>
+        <w:t xml:space="preserve">            </w:t>
+      </w:r>
+      <w:r>
+        <w:rPr>
+          <w:rStyle w:val="BuiltInTok"/>
+        </w:rPr>
+        <w:t xml:space="preserve">print</w:t>
+      </w:r>
+      <w:r>
+        <w:rPr>
+          <w:rStyle w:val="NormalTok"/>
+        </w:rPr>
+        <w:t xml:space="preserve">(</w:t>
+      </w:r>
+      <w:r>
+        <w:rPr>
+          <w:rStyle w:val="StringTok"/>
+        </w:rPr>
+        <w:t xml:space="preserve">'Your grade is C.'</w:t>
+      </w:r>
+      <w:r>
+        <w:rPr>
+          <w:rStyle w:val="NormalTok"/>
+        </w:rPr>
+        <w:t xml:space="preserve">) </w:t>
+      </w:r>
+      <w:r>
+        <w:br/>
+      </w:r>
+      <w:r>
+        <w:rPr>
+          <w:rStyle w:val="NormalTok"/>
+        </w:rPr>
+        <w:t xml:space="preserve">        </w:t>
+      </w:r>
+      <w:r>
+        <w:rPr>
+          <w:rStyle w:val="ControlFlowTok"/>
+        </w:rPr>
+        <w:t xml:space="preserve">else</w:t>
+      </w:r>
+      <w:r>
+        <w:rPr>
+          <w:rStyle w:val="NormalTok"/>
+        </w:rPr>
+        <w:t xml:space="preserve">:</w:t>
+      </w:r>
+      <w:r>
+        <w:br/>
+      </w:r>
+      <w:r>
+        <w:rPr>
+          <w:rStyle w:val="NormalTok"/>
+        </w:rPr>
+        <w:t xml:space="preserve">            </w:t>
+      </w:r>
+      <w:r>
+        <w:rPr>
+          <w:rStyle w:val="ControlFlowTok"/>
+        </w:rPr>
+        <w:t xml:space="preserve">if</w:t>
+      </w:r>
+      <w:r>
+        <w:rPr>
+          <w:rStyle w:val="NormalTok"/>
+        </w:rPr>
+        <w:t xml:space="preserve"> score </w:t>
+      </w:r>
+      <w:r>
+        <w:rPr>
+          <w:rStyle w:val="OperatorTok"/>
+        </w:rPr>
+        <w:t xml:space="preserve">&gt;=</w:t>
+      </w:r>
+      <w:r>
+        <w:rPr>
+          <w:rStyle w:val="NormalTok"/>
+        </w:rPr>
+        <w:t xml:space="preserve"> D_SCORE: </w:t>
+      </w:r>
+      <w:r>
+        <w:br/>
+      </w:r>
+      <w:r>
+        <w:rPr>
+          <w:rStyle w:val="NormalTok"/>
+        </w:rPr>
+        <w:t xml:space="preserve">                </w:t>
+      </w:r>
+      <w:r>
+        <w:rPr>
+          <w:rStyle w:val="BuiltInTok"/>
+        </w:rPr>
+        <w:t xml:space="preserve">print</w:t>
+      </w:r>
+      <w:r>
+        <w:rPr>
+          <w:rStyle w:val="NormalTok"/>
+        </w:rPr>
+        <w:t xml:space="preserve">(</w:t>
+      </w:r>
+      <w:r>
+        <w:rPr>
+          <w:rStyle w:val="StringTok"/>
+        </w:rPr>
+        <w:t xml:space="preserve">'Your grade is D.'</w:t>
+      </w:r>
+      <w:r>
+        <w:rPr>
+          <w:rStyle w:val="NormalTok"/>
+        </w:rPr>
+        <w:t xml:space="preserve">)</w:t>
+      </w:r>
+      <w:r>
+        <w:br/>
+      </w:r>
+      <w:r>
+        <w:rPr>
+          <w:rStyle w:val="NormalTok"/>
+        </w:rPr>
+        <w:t xml:space="preserve">            </w:t>
+      </w:r>
+      <w:r>
+        <w:rPr>
+          <w:rStyle w:val="ControlFlowTok"/>
+        </w:rPr>
+        <w:t xml:space="preserve">else</w:t>
+      </w:r>
+      <w:r>
+        <w:rPr>
+          <w:rStyle w:val="NormalTok"/>
+        </w:rPr>
+        <w:t xml:space="preserve">:</w:t>
+      </w:r>
+      <w:r>
+        <w:br/>
+      </w:r>
+      <w:r>
+        <w:rPr>
+          <w:rStyle w:val="NormalTok"/>
+        </w:rPr>
+        <w:t xml:space="preserve">                </w:t>
+      </w:r>
+      <w:r>
+        <w:rPr>
+          <w:rStyle w:val="BuiltInTok"/>
+        </w:rPr>
+        <w:t xml:space="preserve">print</w:t>
+      </w:r>
+      <w:r>
+        <w:rPr>
+          <w:rStyle w:val="NormalTok"/>
+        </w:rPr>
+        <w:t xml:space="preserve">(</w:t>
+      </w:r>
+      <w:r>
+        <w:rPr>
+          <w:rStyle w:val="StringTok"/>
+        </w:rPr>
+        <w:t xml:space="preserve">'Your grade is F.'</w:t>
+      </w:r>
+      <w:r>
+        <w:rPr>
+          <w:rStyle w:val="NormalTok"/>
+        </w:rPr>
+        <w:t xml:space="preserve">)</w:t>
+      </w:r>
+    </w:p>
+    <w:bookmarkEnd w:id="27"/>
+    <w:bookmarkStart w:id="28" w:name="code_03_06_grader2.py"/>
+    <w:p>
+      <w:pPr>
+        <w:pStyle w:val="Heading1"/>
+      </w:pPr>
+      <w:r>
+        <w:t xml:space="preserve">code_03_06_grader2.py</w:t>
+      </w:r>
+    </w:p>
+    <w:p>
+      <w:pPr>
+        <w:pStyle w:val="SourceCode"/>
+      </w:pPr>
+      <w:r>
+        <w:rPr>
+          <w:rStyle w:val="CommentTok"/>
+        </w:rPr>
+        <w:t xml:space="preserve"># code_03_06_grader2.py</w:t>
+      </w:r>
+      <w:r>
+        <w:br/>
+      </w:r>
+      <w:r>
+        <w:rPr>
+          <w:rStyle w:val="CommentTok"/>
+        </w:rPr>
+        <w:t xml:space="preserve"># This program gets a numeric test score from the</w:t>
+      </w:r>
+      <w:r>
+        <w:br/>
+      </w:r>
+      <w:r>
+        <w:rPr>
+          <w:rStyle w:val="CommentTok"/>
+        </w:rPr>
+        <w:t xml:space="preserve"># user and displays the corresponding letter grade.</w:t>
+      </w:r>
+      <w:r>
+        <w:br/>
+      </w:r>
+      <w:r>
+        <w:rPr>
+          <w:rStyle w:val="CommentTok"/>
+        </w:rPr>
+        <w:t xml:space="preserve"># Named constants to represent the grade thresholds </w:t>
+      </w:r>
+      <w:r>
+        <w:br/>
+      </w:r>
+      <w:r>
+        <w:rPr>
+          <w:rStyle w:val="NormalTok"/>
+        </w:rPr>
+        <w:t xml:space="preserve">A_SCORE </w:t>
+      </w:r>
+      <w:r>
+        <w:rPr>
+          <w:rStyle w:val="OperatorTok"/>
+        </w:rPr>
+        <w:t xml:space="preserve">=</w:t>
+      </w:r>
+      <w:r>
+        <w:rPr>
+          <w:rStyle w:val="NormalTok"/>
+        </w:rPr>
+        <w:t xml:space="preserve"> </w:t>
+      </w:r>
+      <w:r>
+        <w:rPr>
+          <w:rStyle w:val="DecValTok"/>
+        </w:rPr>
+        <w:t xml:space="preserve">90</w:t>
+      </w:r>
+      <w:r>
+        <w:br/>
+      </w:r>
+      <w:r>
+        <w:rPr>
+          <w:rStyle w:val="NormalTok"/>
+        </w:rPr>
+        <w:t xml:space="preserve">B_SCORE </w:t>
+      </w:r>
+      <w:r>
+        <w:rPr>
+          <w:rStyle w:val="OperatorTok"/>
+        </w:rPr>
+        <w:t xml:space="preserve">=</w:t>
+      </w:r>
+      <w:r>
+        <w:rPr>
+          <w:rStyle w:val="NormalTok"/>
+        </w:rPr>
+        <w:t xml:space="preserve"> </w:t>
+      </w:r>
+      <w:r>
+        <w:rPr>
+          <w:rStyle w:val="DecValTok"/>
+        </w:rPr>
+        <w:t xml:space="preserve">80</w:t>
+      </w:r>
+      <w:r>
+        <w:br/>
+      </w:r>
+      <w:r>
+        <w:rPr>
+          <w:rStyle w:val="NormalTok"/>
+        </w:rPr>
+        <w:t xml:space="preserve">C_SCORE </w:t>
+      </w:r>
+      <w:r>
+        <w:rPr>
+          <w:rStyle w:val="OperatorTok"/>
+        </w:rPr>
+        <w:t xml:space="preserve">=</w:t>
+      </w:r>
+      <w:r>
+        <w:rPr>
+          <w:rStyle w:val="NormalTok"/>
+        </w:rPr>
+        <w:t xml:space="preserve"> </w:t>
+      </w:r>
+      <w:r>
+        <w:rPr>
+          <w:rStyle w:val="DecValTok"/>
+        </w:rPr>
+        <w:t xml:space="preserve">70</w:t>
+      </w:r>
+      <w:r>
+        <w:br/>
+      </w:r>
+      <w:r>
+        <w:rPr>
+          <w:rStyle w:val="NormalTok"/>
+        </w:rPr>
+        <w:t xml:space="preserve">D_SCORE </w:t>
+      </w:r>
+      <w:r>
+        <w:rPr>
+          <w:rStyle w:val="OperatorTok"/>
+        </w:rPr>
+        <w:t xml:space="preserve">=</w:t>
+      </w:r>
+      <w:r>
+        <w:rPr>
+          <w:rStyle w:val="NormalTok"/>
+        </w:rPr>
+        <w:t xml:space="preserve"> </w:t>
+      </w:r>
+      <w:r>
+        <w:rPr>
+          <w:rStyle w:val="DecValTok"/>
+        </w:rPr>
+        <w:t xml:space="preserve">60</w:t>
+      </w:r>
+      <w:r>
+        <w:br/>
+      </w:r>
+      <w:r>
+        <w:br/>
+      </w:r>
+      <w:r>
+        <w:rPr>
+          <w:rStyle w:val="CommentTok"/>
+        </w:rPr>
+        <w:t xml:space="preserve"># Get a test</w:t>
+      </w:r>
+      <w:r>
+        <w:br/>
+      </w:r>
+      <w:r>
+        <w:rPr>
+          <w:rStyle w:val="NormalTok"/>
+        </w:rPr>
+        <w:t xml:space="preserve">score </w:t>
+      </w:r>
+      <w:r>
+        <w:rPr>
+          <w:rStyle w:val="OperatorTok"/>
+        </w:rPr>
+        <w:t xml:space="preserve">=</w:t>
+      </w:r>
+      <w:r>
+        <w:rPr>
+          <w:rStyle w:val="NormalTok"/>
+        </w:rPr>
+        <w:t xml:space="preserve"> </w:t>
+      </w:r>
+      <w:r>
+        <w:rPr>
+          <w:rStyle w:val="BuiltInTok"/>
+        </w:rPr>
+        <w:t xml:space="preserve">int</w:t>
+      </w:r>
+      <w:r>
+        <w:rPr>
+          <w:rStyle w:val="NormalTok"/>
+        </w:rPr>
+        <w:t xml:space="preserve">(</w:t>
+      </w:r>
+      <w:r>
+        <w:rPr>
+          <w:rStyle w:val="BuiltInTok"/>
+        </w:rPr>
+        <w:t xml:space="preserve">input</w:t>
+      </w:r>
+      <w:r>
+        <w:rPr>
+          <w:rStyle w:val="NormalTok"/>
+        </w:rPr>
+        <w:t xml:space="preserve">(</w:t>
+      </w:r>
+      <w:r>
+        <w:rPr>
+          <w:rStyle w:val="StringTok"/>
+        </w:rPr>
+        <w:t xml:space="preserve">'Enter your test score: '</w:t>
+      </w:r>
+      <w:r>
+        <w:rPr>
+          <w:rStyle w:val="NormalTok"/>
+        </w:rPr>
+        <w:t xml:space="preserve">))</w:t>
+      </w:r>
+      <w:r>
+        <w:br/>
+      </w:r>
+      <w:r>
+        <w:rPr>
+          <w:rStyle w:val="CommentTok"/>
+        </w:rPr>
+        <w:t xml:space="preserve"># Determine the grade. </w:t>
+      </w:r>
+      <w:r>
+        <w:br/>
+      </w:r>
+      <w:r>
+        <w:rPr>
+          <w:rStyle w:val="ControlFlowTok"/>
+        </w:rPr>
+        <w:t xml:space="preserve">if</w:t>
+      </w:r>
+      <w:r>
+        <w:rPr>
+          <w:rStyle w:val="NormalTok"/>
+        </w:rPr>
+        <w:t xml:space="preserve"> score </w:t>
+      </w:r>
+      <w:r>
+        <w:rPr>
+          <w:rStyle w:val="OperatorTok"/>
+        </w:rPr>
+        <w:t xml:space="preserve">&gt;=</w:t>
+      </w:r>
+      <w:r>
+        <w:rPr>
+          <w:rStyle w:val="NormalTok"/>
+        </w:rPr>
+        <w:t xml:space="preserve"> A_SCORE: </w:t>
+      </w:r>
+      <w:r>
+        <w:br/>
+      </w:r>
+      <w:r>
+        <w:rPr>
+          <w:rStyle w:val="NormalTok"/>
+        </w:rPr>
+        <w:t xml:space="preserve">    </w:t>
+      </w:r>
+      <w:r>
+        <w:rPr>
+          <w:rStyle w:val="BuiltInTok"/>
+        </w:rPr>
+        <w:t xml:space="preserve">print</w:t>
+      </w:r>
+      <w:r>
+        <w:rPr>
+          <w:rStyle w:val="NormalTok"/>
+        </w:rPr>
+        <w:t xml:space="preserve">(</w:t>
+      </w:r>
+      <w:r>
+        <w:rPr>
+          <w:rStyle w:val="StringTok"/>
+        </w:rPr>
+        <w:t xml:space="preserve">'Your grade is A.'</w:t>
+      </w:r>
+      <w:r>
+        <w:rPr>
+          <w:rStyle w:val="NormalTok"/>
+        </w:rPr>
+        <w:t xml:space="preserve">)</w:t>
+      </w:r>
+      <w:r>
+        <w:br/>
+      </w:r>
+      <w:r>
+        <w:rPr>
+          <w:rStyle w:val="ControlFlowTok"/>
+        </w:rPr>
+        <w:t xml:space="preserve">elif</w:t>
+      </w:r>
+      <w:r>
+        <w:rPr>
+          <w:rStyle w:val="NormalTok"/>
+        </w:rPr>
+        <w:t xml:space="preserve"> score </w:t>
+      </w:r>
+      <w:r>
+        <w:rPr>
+          <w:rStyle w:val="OperatorTok"/>
+        </w:rPr>
+        <w:t xml:space="preserve">&gt;=</w:t>
+      </w:r>
+      <w:r>
+        <w:rPr>
+          <w:rStyle w:val="NormalTok"/>
+        </w:rPr>
+        <w:t xml:space="preserve"> B_SCORE: </w:t>
+      </w:r>
+      <w:r>
+        <w:br/>
+      </w:r>
+      <w:r>
+        <w:rPr>
+          <w:rStyle w:val="NormalTok"/>
+        </w:rPr>
+        <w:t xml:space="preserve">    </w:t>
+      </w:r>
+      <w:r>
+        <w:rPr>
+          <w:rStyle w:val="BuiltInTok"/>
+        </w:rPr>
+        <w:t xml:space="preserve">print</w:t>
+      </w:r>
+      <w:r>
+        <w:rPr>
+          <w:rStyle w:val="NormalTok"/>
+        </w:rPr>
+        <w:t xml:space="preserve">(</w:t>
+      </w:r>
+      <w:r>
+        <w:rPr>
+          <w:rStyle w:val="StringTok"/>
+        </w:rPr>
+        <w:t xml:space="preserve">'Your grade is B.'</w:t>
+      </w:r>
+      <w:r>
+        <w:rPr>
+          <w:rStyle w:val="NormalTok"/>
+        </w:rPr>
+        <w:t xml:space="preserve">)</w:t>
+      </w:r>
+      <w:r>
+        <w:br/>
+      </w:r>
+      <w:r>
+        <w:rPr>
+          <w:rStyle w:val="ControlFlowTok"/>
+        </w:rPr>
+        <w:t xml:space="preserve">elif</w:t>
+      </w:r>
+      <w:r>
+        <w:rPr>
+          <w:rStyle w:val="NormalTok"/>
+        </w:rPr>
+        <w:t xml:space="preserve"> score </w:t>
+      </w:r>
+      <w:r>
+        <w:rPr>
+          <w:rStyle w:val="OperatorTok"/>
+        </w:rPr>
+        <w:t xml:space="preserve">&gt;=</w:t>
+      </w:r>
+      <w:r>
+        <w:rPr>
+          <w:rStyle w:val="NormalTok"/>
+        </w:rPr>
+        <w:t xml:space="preserve"> C_SCORE: </w:t>
+      </w:r>
+      <w:r>
+        <w:br/>
+      </w:r>
+      <w:r>
+        <w:rPr>
+          <w:rStyle w:val="NormalTok"/>
+        </w:rPr>
+        <w:t xml:space="preserve">    </w:t>
+      </w:r>
+      <w:r>
+        <w:rPr>
+          <w:rStyle w:val="BuiltInTok"/>
+        </w:rPr>
+        <w:t xml:space="preserve">print</w:t>
+      </w:r>
+      <w:r>
+        <w:rPr>
+          <w:rStyle w:val="NormalTok"/>
+        </w:rPr>
+        <w:t xml:space="preserve">(</w:t>
+      </w:r>
+      <w:r>
+        <w:rPr>
+          <w:rStyle w:val="StringTok"/>
+        </w:rPr>
+        <w:t xml:space="preserve">'Your grade is C.'</w:t>
+      </w:r>
+      <w:r>
+        <w:rPr>
+          <w:rStyle w:val="NormalTok"/>
+        </w:rPr>
+        <w:t xml:space="preserve">)</w:t>
+      </w:r>
+      <w:r>
+        <w:br/>
+      </w:r>
+      <w:r>
+        <w:rPr>
+          <w:rStyle w:val="ControlFlowTok"/>
+        </w:rPr>
+        <w:t xml:space="preserve">elif</w:t>
+      </w:r>
+      <w:r>
+        <w:rPr>
+          <w:rStyle w:val="NormalTok"/>
+        </w:rPr>
+        <w:t xml:space="preserve"> score </w:t>
+      </w:r>
+      <w:r>
+        <w:rPr>
+          <w:rStyle w:val="OperatorTok"/>
+        </w:rPr>
+        <w:t xml:space="preserve">&gt;=</w:t>
+      </w:r>
+      <w:r>
+        <w:rPr>
+          <w:rStyle w:val="NormalTok"/>
+        </w:rPr>
+        <w:t xml:space="preserve"> D_SCORE: </w:t>
+      </w:r>
+      <w:r>
+        <w:br/>
+      </w:r>
+      <w:r>
+        <w:rPr>
+          <w:rStyle w:val="NormalTok"/>
+        </w:rPr>
+        <w:t xml:space="preserve">    </w:t>
+      </w:r>
+      <w:r>
+        <w:rPr>
+          <w:rStyle w:val="BuiltInTok"/>
+        </w:rPr>
+        <w:t xml:space="preserve">print</w:t>
+      </w:r>
+      <w:r>
+        <w:rPr>
+          <w:rStyle w:val="NormalTok"/>
+        </w:rPr>
+        <w:t xml:space="preserve">(</w:t>
+      </w:r>
+      <w:r>
+        <w:rPr>
+          <w:rStyle w:val="StringTok"/>
+        </w:rPr>
+        <w:t xml:space="preserve">'Your grade is D.'</w:t>
+      </w:r>
+      <w:r>
+        <w:rPr>
+          <w:rStyle w:val="NormalTok"/>
+        </w:rPr>
+        <w:t xml:space="preserve">)</w:t>
+      </w:r>
+      <w:r>
+        <w:br/>
+      </w:r>
+      <w:r>
+        <w:rPr>
+          <w:rStyle w:val="ControlFlowTok"/>
+        </w:rPr>
+        <w:t xml:space="preserve">else</w:t>
+      </w:r>
+      <w:r>
+        <w:rPr>
+          <w:rStyle w:val="NormalTok"/>
+        </w:rPr>
+        <w:t xml:space="preserve">:</w:t>
+      </w:r>
+      <w:r>
+        <w:br/>
+      </w:r>
+      <w:r>
+        <w:rPr>
+          <w:rStyle w:val="NormalTok"/>
+        </w:rPr>
+        <w:t xml:space="preserve">    </w:t>
+      </w:r>
+      <w:r>
+        <w:rPr>
+          <w:rStyle w:val="BuiltInTok"/>
+        </w:rPr>
+        <w:t xml:space="preserve">print</w:t>
+      </w:r>
+      <w:r>
+        <w:rPr>
+          <w:rStyle w:val="NormalTok"/>
+        </w:rPr>
+        <w:t xml:space="preserve">(</w:t>
+      </w:r>
+      <w:r>
+        <w:rPr>
+          <w:rStyle w:val="StringTok"/>
+        </w:rPr>
+        <w:t xml:space="preserve">'Your grade is F.'</w:t>
+      </w:r>
+      <w:r>
+        <w:rPr>
+          <w:rStyle w:val="NormalTok"/>
+        </w:rPr>
+        <w:t xml:space="preserve">)</w:t>
+      </w:r>
+    </w:p>
+    <w:bookmarkEnd w:id="28"/>
+    <w:bookmarkStart w:id="29" w:name="code_03_07_loan_qualifier2.py"/>
+    <w:p>
+      <w:pPr>
+        <w:pStyle w:val="Heading1"/>
+      </w:pPr>
+      <w:r>
+        <w:t xml:space="preserve">code_03_07_loan_qualifier2.py</w:t>
+      </w:r>
+    </w:p>
+    <w:p>
+      <w:pPr>
+        <w:pStyle w:val="SourceCode"/>
+      </w:pPr>
+      <w:r>
+        <w:rPr>
+          <w:rStyle w:val="CommentTok"/>
+        </w:rPr>
+        <w:t xml:space="preserve"># code_03_07_loan_qualifier2.py</w:t>
+      </w:r>
+      <w:r>
+        <w:br/>
+      </w:r>
+      <w:r>
+        <w:rPr>
+          <w:rStyle w:val="CommentTok"/>
+        </w:rPr>
+        <w:t xml:space="preserve"># This program determines whether a bank customer</w:t>
+      </w:r>
+      <w:r>
+        <w:br/>
+      </w:r>
+      <w:r>
+        <w:rPr>
+          <w:rStyle w:val="CommentTok"/>
+        </w:rPr>
+        <w:t xml:space="preserve"># qualifies for a loan.</w:t>
+      </w:r>
+      <w:r>
+        <w:br/>
+      </w:r>
+      <w:r>
+        <w:br/>
+      </w:r>
+      <w:r>
+        <w:rPr>
+          <w:rStyle w:val="NormalTok"/>
+        </w:rPr>
+        <w:t xml:space="preserve">MIN_SALARY </w:t>
+      </w:r>
+      <w:r>
+        <w:rPr>
+          <w:rStyle w:val="OperatorTok"/>
+        </w:rPr>
+        <w:t xml:space="preserve">=</w:t>
+      </w:r>
+      <w:r>
+        <w:rPr>
+          <w:rStyle w:val="NormalTok"/>
+        </w:rPr>
+        <w:t xml:space="preserve"> </w:t>
+      </w:r>
+      <w:r>
+        <w:rPr>
+          <w:rStyle w:val="FloatTok"/>
+        </w:rPr>
+        <w:t xml:space="preserve">30000.0</w:t>
+      </w:r>
+      <w:r>
+        <w:rPr>
+          <w:rStyle w:val="NormalTok"/>
+        </w:rPr>
+        <w:t xml:space="preserve"> </w:t>
+      </w:r>
+      <w:r>
+        <w:rPr>
+          <w:rStyle w:val="CommentTok"/>
+        </w:rPr>
+        <w:t xml:space="preserve"># The minimum annual salary</w:t>
+      </w:r>
+      <w:r>
+        <w:br/>
+      </w:r>
+      <w:r>
+        <w:rPr>
+          <w:rStyle w:val="NormalTok"/>
+        </w:rPr>
+        <w:t xml:space="preserve">MIN_YEARS </w:t>
+      </w:r>
+      <w:r>
+        <w:rPr>
+          <w:rStyle w:val="OperatorTok"/>
+        </w:rPr>
+        <w:t xml:space="preserve">=</w:t>
+      </w:r>
+      <w:r>
+        <w:rPr>
+          <w:rStyle w:val="NormalTok"/>
+        </w:rPr>
+        <w:t xml:space="preserve"> </w:t>
+      </w:r>
+      <w:r>
+        <w:rPr>
+          <w:rStyle w:val="DecValTok"/>
+        </w:rPr>
+        <w:t xml:space="preserve">2</w:t>
+      </w:r>
+      <w:r>
+        <w:rPr>
+          <w:rStyle w:val="NormalTok"/>
+        </w:rPr>
+        <w:t xml:space="preserve"> </w:t>
+      </w:r>
+      <w:r>
+        <w:rPr>
+          <w:rStyle w:val="CommentTok"/>
+        </w:rPr>
+        <w:t xml:space="preserve"># The minimum years on the job</w:t>
+      </w:r>
+      <w:r>
+        <w:br/>
+      </w:r>
+      <w:r>
+        <w:br/>
+      </w:r>
+      <w:r>
+        <w:rPr>
+          <w:rStyle w:val="CommentTok"/>
+        </w:rPr>
+        <w:t xml:space="preserve"># Get the customer's annual salary.</w:t>
+      </w:r>
+      <w:r>
+        <w:br/>
+      </w:r>
+      <w:r>
+        <w:rPr>
+          <w:rStyle w:val="NormalTok"/>
+        </w:rPr>
+        <w:t xml:space="preserve">salary </w:t>
+      </w:r>
+      <w:r>
+        <w:rPr>
+          <w:rStyle w:val="OperatorTok"/>
+        </w:rPr>
+        <w:t xml:space="preserve">=</w:t>
+      </w:r>
+      <w:r>
+        <w:rPr>
+          <w:rStyle w:val="NormalTok"/>
+        </w:rPr>
+        <w:t xml:space="preserve"> </w:t>
+      </w:r>
+      <w:r>
+        <w:rPr>
+          <w:rStyle w:val="BuiltInTok"/>
+        </w:rPr>
+        <w:t xml:space="preserve">float</w:t>
+      </w:r>
+      <w:r>
+        <w:rPr>
+          <w:rStyle w:val="NormalTok"/>
+        </w:rPr>
+        <w:t xml:space="preserve">(</w:t>
+      </w:r>
+      <w:r>
+        <w:rPr>
+          <w:rStyle w:val="BuiltInTok"/>
+        </w:rPr>
+        <w:t xml:space="preserve">input</w:t>
+      </w:r>
+      <w:r>
+        <w:rPr>
+          <w:rStyle w:val="NormalTok"/>
+        </w:rPr>
+        <w:t xml:space="preserve">(</w:t>
+      </w:r>
+      <w:r>
+        <w:rPr>
+          <w:rStyle w:val="StringTok"/>
+        </w:rPr>
+        <w:t xml:space="preserve">'Enter your annual salary: '</w:t>
+      </w:r>
+      <w:r>
+        <w:rPr>
+          <w:rStyle w:val="NormalTok"/>
+        </w:rPr>
+        <w:t xml:space="preserve">))</w:t>
+      </w:r>
+      <w:r>
+        <w:br/>
+      </w:r>
+      <w:r>
+        <w:br/>
+      </w:r>
+      <w:r>
+        <w:rPr>
+          <w:rStyle w:val="CommentTok"/>
+        </w:rPr>
+        <w:t xml:space="preserve"># Get the number of years on the current job.</w:t>
+      </w:r>
+      <w:r>
+        <w:br/>
+      </w:r>
+      <w:r>
+        <w:rPr>
+          <w:rStyle w:val="NormalTok"/>
+        </w:rPr>
+        <w:t xml:space="preserve">years_on_job </w:t>
+      </w:r>
+      <w:r>
+        <w:rPr>
+          <w:rStyle w:val="OperatorTok"/>
+        </w:rPr>
+        <w:t xml:space="preserve">=</w:t>
+      </w:r>
+      <w:r>
+        <w:rPr>
+          <w:rStyle w:val="NormalTok"/>
+        </w:rPr>
+        <w:t xml:space="preserve"> </w:t>
+      </w:r>
+      <w:r>
+        <w:rPr>
+          <w:rStyle w:val="BuiltInTok"/>
+        </w:rPr>
+        <w:t xml:space="preserve">int</w:t>
+      </w:r>
+      <w:r>
+        <w:rPr>
+          <w:rStyle w:val="NormalTok"/>
+        </w:rPr>
+        <w:t xml:space="preserve">(</w:t>
+      </w:r>
+      <w:r>
+        <w:rPr>
+          <w:rStyle w:val="BuiltInTok"/>
+        </w:rPr>
+        <w:t xml:space="preserve">input</w:t>
+      </w:r>
+      <w:r>
+        <w:rPr>
+          <w:rStyle w:val="NormalTok"/>
+        </w:rPr>
+        <w:t xml:space="preserve">(</w:t>
+      </w:r>
+      <w:r>
+        <w:rPr>
+          <w:rStyle w:val="StringTok"/>
+        </w:rPr>
+        <w:t xml:space="preserve">'Enter the number of years employed: '</w:t>
+      </w:r>
+      <w:r>
+        <w:rPr>
+          <w:rStyle w:val="NormalTok"/>
+        </w:rPr>
+        <w:t xml:space="preserve">))</w:t>
+      </w:r>
+      <w:r>
+        <w:br/>
+      </w:r>
+      <w:r>
+        <w:br/>
+      </w:r>
+      <w:r>
+        <w:rPr>
+          <w:rStyle w:val="CommentTok"/>
+        </w:rPr>
+        <w:t xml:space="preserve"># Determine whether the customer qualifies.</w:t>
+      </w:r>
+      <w:r>
+        <w:br/>
+      </w:r>
+      <w:r>
+        <w:rPr>
+          <w:rStyle w:val="ControlFlowTok"/>
+        </w:rPr>
+        <w:t xml:space="preserve">if</w:t>
+      </w:r>
+      <w:r>
+        <w:rPr>
+          <w:rStyle w:val="NormalTok"/>
+        </w:rPr>
+        <w:t xml:space="preserve"> salary </w:t>
+      </w:r>
+      <w:r>
+        <w:rPr>
+          <w:rStyle w:val="OperatorTok"/>
+        </w:rPr>
+        <w:t xml:space="preserve">&gt;=</w:t>
+      </w:r>
+      <w:r>
+        <w:rPr>
+          <w:rStyle w:val="NormalTok"/>
+        </w:rPr>
+        <w:t xml:space="preserve"> MIN_SALARY </w:t>
+      </w:r>
+      <w:r>
+        <w:rPr>
+          <w:rStyle w:val="KeywordTok"/>
+        </w:rPr>
+        <w:t xml:space="preserve">and</w:t>
+      </w:r>
+      <w:r>
+        <w:rPr>
+          <w:rStyle w:val="NormalTok"/>
+        </w:rPr>
+        <w:t xml:space="preserve"> years_on_job </w:t>
+      </w:r>
+      <w:r>
+        <w:rPr>
+          <w:rStyle w:val="OperatorTok"/>
+        </w:rPr>
+        <w:t xml:space="preserve">&gt;=</w:t>
+      </w:r>
+      <w:r>
+        <w:rPr>
+          <w:rStyle w:val="NormalTok"/>
+        </w:rPr>
+        <w:t xml:space="preserve"> MIN_YEARS:</w:t>
+      </w:r>
+      <w:r>
+        <w:br/>
+      </w:r>
+      <w:r>
+        <w:rPr>
+          <w:rStyle w:val="NormalTok"/>
+        </w:rPr>
+        <w:t xml:space="preserve">    </w:t>
+      </w:r>
+      <w:r>
+        <w:rPr>
+          <w:rStyle w:val="BuiltInTok"/>
+        </w:rPr>
+        <w:t xml:space="preserve">print</w:t>
+      </w:r>
+      <w:r>
+        <w:rPr>
+          <w:rStyle w:val="NormalTok"/>
+        </w:rPr>
+        <w:t xml:space="preserve">(</w:t>
+      </w:r>
+      <w:r>
+        <w:rPr>
+          <w:rStyle w:val="StringTok"/>
+        </w:rPr>
+        <w:t xml:space="preserve">'You qualify for the loan.'</w:t>
+      </w:r>
+      <w:r>
+        <w:rPr>
+          <w:rStyle w:val="NormalTok"/>
+        </w:rPr>
+        <w:t xml:space="preserve">)</w:t>
+      </w:r>
+      <w:r>
+        <w:br/>
+      </w:r>
+      <w:r>
+        <w:rPr>
+          <w:rStyle w:val="ControlFlowTok"/>
+        </w:rPr>
+        <w:t xml:space="preserve">else</w:t>
+      </w:r>
+      <w:r>
+        <w:rPr>
+          <w:rStyle w:val="NormalTok"/>
+        </w:rPr>
+        <w:t xml:space="preserve">:</w:t>
+      </w:r>
+      <w:r>
+        <w:br/>
+      </w:r>
+      <w:r>
+        <w:rPr>
+          <w:rStyle w:val="NormalTok"/>
+        </w:rPr>
+        <w:t xml:space="preserve">    </w:t>
+      </w:r>
+      <w:r>
+        <w:rPr>
+          <w:rStyle w:val="BuiltInTok"/>
+        </w:rPr>
+        <w:t xml:space="preserve">print</w:t>
+      </w:r>
+      <w:r>
+        <w:rPr>
+          <w:rStyle w:val="NormalTok"/>
+        </w:rPr>
+        <w:t xml:space="preserve">(</w:t>
+      </w:r>
+      <w:r>
+        <w:rPr>
+          <w:rStyle w:val="StringTok"/>
+        </w:rPr>
+        <w:t xml:space="preserve">'You do not qualify for this loan.'</w:t>
+      </w:r>
+      <w:r>
+        <w:rPr>
+          <w:rStyle w:val="NormalTok"/>
+        </w:rPr>
+        <w:t xml:space="preserve">)</w:t>
+      </w:r>
+    </w:p>
+    <w:bookmarkEnd w:id="29"/>
+    <w:bookmarkStart w:id="30" w:name="code_03_08_loan_qualifier3.py"/>
+    <w:p>
+      <w:pPr>
+        <w:pStyle w:val="Heading1"/>
+      </w:pPr>
+      <w:r>
+        <w:t xml:space="preserve">code_03_08_loan_qualifier3.py</w:t>
+      </w:r>
+    </w:p>
+    <w:p>
+      <w:pPr>
+        <w:pStyle w:val="SourceCode"/>
+      </w:pPr>
+      <w:r>
+        <w:rPr>
+          <w:rStyle w:val="CommentTok"/>
+        </w:rPr>
+        <w:t xml:space="preserve"># code_03_08_loan_qualifier3.py</w:t>
+      </w:r>
+      <w:r>
+        <w:br/>
+      </w:r>
+      <w:r>
+        <w:rPr>
+          <w:rStyle w:val="CommentTok"/>
+        </w:rPr>
+        <w:t xml:space="preserve"># This program determines whether a bank customer</w:t>
+      </w:r>
+      <w:r>
+        <w:br/>
+      </w:r>
+      <w:r>
+        <w:rPr>
+          <w:rStyle w:val="CommentTok"/>
+        </w:rPr>
+        <w:t xml:space="preserve"># qualifies for a loan.</w:t>
+      </w:r>
+      <w:r>
+        <w:br/>
+      </w:r>
+      <w:r>
+        <w:br/>
+      </w:r>
+      <w:r>
+        <w:rPr>
+          <w:rStyle w:val="NormalTok"/>
+        </w:rPr>
+        <w:t xml:space="preserve">MIN_SALARY </w:t>
+      </w:r>
+      <w:r>
+        <w:rPr>
+          <w:rStyle w:val="OperatorTok"/>
+        </w:rPr>
+        <w:t xml:space="preserve">=</w:t>
+      </w:r>
+      <w:r>
+        <w:rPr>
+          <w:rStyle w:val="NormalTok"/>
+        </w:rPr>
+        <w:t xml:space="preserve"> </w:t>
+      </w:r>
+      <w:r>
+        <w:rPr>
+          <w:rStyle w:val="FloatTok"/>
+        </w:rPr>
+        <w:t xml:space="preserve">30000.0</w:t>
+      </w:r>
+      <w:r>
+        <w:rPr>
+          <w:rStyle w:val="NormalTok"/>
+        </w:rPr>
+        <w:t xml:space="preserve"> </w:t>
+      </w:r>
+      <w:r>
+        <w:rPr>
+          <w:rStyle w:val="CommentTok"/>
+        </w:rPr>
+        <w:t xml:space="preserve"># The minimum annual salary</w:t>
+      </w:r>
+      <w:r>
+        <w:br/>
+      </w:r>
+      <w:r>
+        <w:rPr>
+          <w:rStyle w:val="NormalTok"/>
+        </w:rPr>
+        <w:t xml:space="preserve">MIN_YEARS </w:t>
+      </w:r>
+      <w:r>
+        <w:rPr>
+          <w:rStyle w:val="OperatorTok"/>
+        </w:rPr>
+        <w:t xml:space="preserve">=</w:t>
+      </w:r>
+      <w:r>
+        <w:rPr>
+          <w:rStyle w:val="NormalTok"/>
+        </w:rPr>
+        <w:t xml:space="preserve"> </w:t>
+      </w:r>
+      <w:r>
+        <w:rPr>
+          <w:rStyle w:val="DecValTok"/>
+        </w:rPr>
+        <w:t xml:space="preserve">2</w:t>
+      </w:r>
+      <w:r>
+        <w:rPr>
+          <w:rStyle w:val="NormalTok"/>
+        </w:rPr>
+        <w:t xml:space="preserve"> </w:t>
+      </w:r>
+      <w:r>
+        <w:rPr>
+          <w:rStyle w:val="CommentTok"/>
+        </w:rPr>
+        <w:t xml:space="preserve"># The minimum years on the job</w:t>
+      </w:r>
+      <w:r>
+        <w:br/>
+      </w:r>
+      <w:r>
+        <w:br/>
+      </w:r>
+      <w:r>
+        <w:rPr>
+          <w:rStyle w:val="CommentTok"/>
+        </w:rPr>
+        <w:t xml:space="preserve"># Get the customer's annual salary.</w:t>
+      </w:r>
+      <w:r>
+        <w:br/>
+      </w:r>
+      <w:r>
+        <w:rPr>
+          <w:rStyle w:val="NormalTok"/>
+        </w:rPr>
+        <w:t xml:space="preserve">salary </w:t>
+      </w:r>
+      <w:r>
+        <w:rPr>
+          <w:rStyle w:val="OperatorTok"/>
+        </w:rPr>
+        <w:t xml:space="preserve">=</w:t>
+      </w:r>
+      <w:r>
+        <w:rPr>
+          <w:rStyle w:val="NormalTok"/>
+        </w:rPr>
+        <w:t xml:space="preserve"> </w:t>
+      </w:r>
+      <w:r>
+        <w:rPr>
+          <w:rStyle w:val="BuiltInTok"/>
+        </w:rPr>
+        <w:t xml:space="preserve">float</w:t>
+      </w:r>
+      <w:r>
+        <w:rPr>
+          <w:rStyle w:val="NormalTok"/>
+        </w:rPr>
+        <w:t xml:space="preserve">(</w:t>
+      </w:r>
+      <w:r>
+        <w:rPr>
+          <w:rStyle w:val="BuiltInTok"/>
+        </w:rPr>
+        <w:t xml:space="preserve">input</w:t>
+      </w:r>
+      <w:r>
+        <w:rPr>
+          <w:rStyle w:val="NormalTok"/>
+        </w:rPr>
+        <w:t xml:space="preserve">(</w:t>
+      </w:r>
+      <w:r>
+        <w:rPr>
+          <w:rStyle w:val="StringTok"/>
+        </w:rPr>
+        <w:t xml:space="preserve">'Enter your annual salary: '</w:t>
+      </w:r>
+      <w:r>
+        <w:rPr>
+          <w:rStyle w:val="NormalTok"/>
+        </w:rPr>
+        <w:t xml:space="preserve">))</w:t>
+      </w:r>
+      <w:r>
+        <w:br/>
+      </w:r>
+      <w:r>
+        <w:br/>
+      </w:r>
+      <w:r>
+        <w:rPr>
+          <w:rStyle w:val="CommentTok"/>
+        </w:rPr>
+        <w:t xml:space="preserve"># Get the number of years on the current job.</w:t>
+      </w:r>
+      <w:r>
+        <w:br/>
+      </w:r>
+      <w:r>
+        <w:rPr>
+          <w:rStyle w:val="NormalTok"/>
+        </w:rPr>
+        <w:t xml:space="preserve">years_on_job </w:t>
+      </w:r>
+      <w:r>
+        <w:rPr>
+          <w:rStyle w:val="OperatorTok"/>
+        </w:rPr>
+        <w:t xml:space="preserve">=</w:t>
+      </w:r>
+      <w:r>
+        <w:rPr>
+          <w:rStyle w:val="NormalTok"/>
+        </w:rPr>
+        <w:t xml:space="preserve"> </w:t>
+      </w:r>
+      <w:r>
+        <w:rPr>
+          <w:rStyle w:val="BuiltInTok"/>
+        </w:rPr>
+        <w:t xml:space="preserve">int</w:t>
+      </w:r>
+      <w:r>
+        <w:rPr>
+          <w:rStyle w:val="NormalTok"/>
+        </w:rPr>
+        <w:t xml:space="preserve">(</w:t>
+      </w:r>
+      <w:r>
+        <w:rPr>
+          <w:rStyle w:val="BuiltInTok"/>
+        </w:rPr>
+        <w:t xml:space="preserve">input</w:t>
+      </w:r>
+      <w:r>
+        <w:rPr>
+          <w:rStyle w:val="NormalTok"/>
+        </w:rPr>
+        <w:t xml:space="preserve">(</w:t>
+      </w:r>
+      <w:r>
+        <w:rPr>
+          <w:rStyle w:val="StringTok"/>
+        </w:rPr>
+        <w:t xml:space="preserve">'Enter the number of years employed: '</w:t>
+      </w:r>
+      <w:r>
+        <w:rPr>
+          <w:rStyle w:val="NormalTok"/>
+        </w:rPr>
+        <w:t xml:space="preserve">))</w:t>
+      </w:r>
+      <w:r>
+        <w:br/>
+      </w:r>
+      <w:r>
+        <w:br/>
+      </w:r>
+      <w:r>
+        <w:rPr>
+          <w:rStyle w:val="CommentTok"/>
+        </w:rPr>
+        <w:t xml:space="preserve"># Determine whether the customer qualifies.</w:t>
+      </w:r>
+      <w:r>
+        <w:br/>
+      </w:r>
+      <w:r>
+        <w:rPr>
+          <w:rStyle w:val="ControlFlowTok"/>
+        </w:rPr>
+        <w:t xml:space="preserve">if</w:t>
+      </w:r>
+      <w:r>
+        <w:rPr>
+          <w:rStyle w:val="NormalTok"/>
+        </w:rPr>
+        <w:t xml:space="preserve"> salary </w:t>
+      </w:r>
+      <w:r>
+        <w:rPr>
+          <w:rStyle w:val="OperatorTok"/>
+        </w:rPr>
+        <w:t xml:space="preserve">&gt;=</w:t>
+      </w:r>
+      <w:r>
+        <w:rPr>
+          <w:rStyle w:val="NormalTok"/>
+        </w:rPr>
+        <w:t xml:space="preserve"> MIN_SALARY </w:t>
+      </w:r>
+      <w:r>
+        <w:rPr>
+          <w:rStyle w:val="KeywordTok"/>
+        </w:rPr>
+        <w:t xml:space="preserve">or</w:t>
+      </w:r>
+      <w:r>
+        <w:rPr>
+          <w:rStyle w:val="NormalTok"/>
+        </w:rPr>
+        <w:t xml:space="preserve"> years_on_job </w:t>
+      </w:r>
+      <w:r>
+        <w:rPr>
+          <w:rStyle w:val="OperatorTok"/>
+        </w:rPr>
+        <w:t xml:space="preserve">&gt;=</w:t>
+      </w:r>
+      <w:r>
+        <w:rPr>
+          <w:rStyle w:val="NormalTok"/>
+        </w:rPr>
+        <w:t xml:space="preserve"> MIN_YEARS:</w:t>
+      </w:r>
+      <w:r>
+        <w:br/>
+      </w:r>
+      <w:r>
+        <w:rPr>
+          <w:rStyle w:val="NormalTok"/>
+        </w:rPr>
+        <w:t xml:space="preserve">    </w:t>
+      </w:r>
+      <w:r>
+        <w:rPr>
+          <w:rStyle w:val="BuiltInTok"/>
+        </w:rPr>
+        <w:t xml:space="preserve">print</w:t>
+      </w:r>
+      <w:r>
+        <w:rPr>
+          <w:rStyle w:val="NormalTok"/>
+        </w:rPr>
+        <w:t xml:space="preserve">(</w:t>
+      </w:r>
+      <w:r>
+        <w:rPr>
+          <w:rStyle w:val="StringTok"/>
+        </w:rPr>
+        <w:t xml:space="preserve">'You qualify for the loan.'</w:t>
+      </w:r>
+      <w:r>
+        <w:rPr>
+          <w:rStyle w:val="NormalTok"/>
+        </w:rPr>
+        <w:t xml:space="preserve">) </w:t>
+      </w:r>
+      <w:r>
+        <w:br/>
+      </w:r>
+      <w:r>
+        <w:rPr>
+          <w:rStyle w:val="ControlFlowTok"/>
+        </w:rPr>
+        <w:t xml:space="preserve">else</w:t>
+      </w:r>
+      <w:r>
+        <w:rPr>
+          <w:rStyle w:val="NormalTok"/>
+        </w:rPr>
+        <w:t xml:space="preserve">:</w:t>
+      </w:r>
+      <w:r>
+        <w:br/>
+      </w:r>
+      <w:r>
+        <w:rPr>
+          <w:rStyle w:val="NormalTok"/>
+        </w:rPr>
+        <w:t xml:space="preserve">    </w:t>
+      </w:r>
+      <w:r>
+        <w:rPr>
+          <w:rStyle w:val="BuiltInTok"/>
+        </w:rPr>
+        <w:t xml:space="preserve">print</w:t>
+      </w:r>
+      <w:r>
+        <w:rPr>
+          <w:rStyle w:val="NormalTok"/>
+        </w:rPr>
+        <w:t xml:space="preserve">(</w:t>
+      </w:r>
+      <w:r>
+        <w:rPr>
+          <w:rStyle w:val="StringTok"/>
+        </w:rPr>
+        <w:t xml:space="preserve">'You do not qualify for this loan.'</w:t>
+      </w:r>
+      <w:r>
+        <w:rPr>
+          <w:rStyle w:val="NormalTok"/>
+        </w:rPr>
+        <w:t xml:space="preserve">)</w:t>
+      </w:r>
+    </w:p>
+    <w:bookmarkEnd w:id="30"/>
+    <w:bookmarkStart w:id="31" w:name="code_03_08_loan_qualifier4_steamlit.py"/>
+    <w:p>
+      <w:pPr>
+        <w:pStyle w:val="Heading1"/>
+      </w:pPr>
+      <w:r>
+        <w:t xml:space="preserve">code_03_08_loan_qualifier4_steamlit.py</w:t>
+      </w:r>
+    </w:p>
+    <w:p>
+      <w:pPr>
+        <w:pStyle w:val="SourceCode"/>
+      </w:pPr>
+      <w:r>
+        <w:rPr>
+          <w:rStyle w:val="CommentTok"/>
+        </w:rPr>
+        <w:t xml:space="preserve"># code_03_08_loan_qualifier4_steamlit.py</w:t>
+      </w:r>
+      <w:r>
+        <w:br/>
+      </w:r>
+      <w:r>
+        <w:rPr>
+          <w:rStyle w:val="ImportTok"/>
+        </w:rPr>
+        <w:t xml:space="preserve">import</w:t>
+      </w:r>
+      <w:r>
+        <w:rPr>
+          <w:rStyle w:val="NormalTok"/>
+        </w:rPr>
+        <w:t xml:space="preserve"> streamlit </w:t>
+      </w:r>
+      <w:r>
+        <w:rPr>
+          <w:rStyle w:val="ImportTok"/>
+        </w:rPr>
+        <w:t xml:space="preserve">as</w:t>
+      </w:r>
+      <w:r>
+        <w:rPr>
+          <w:rStyle w:val="NormalTok"/>
+        </w:rPr>
+        <w:t xml:space="preserve"> st</w:t>
+      </w:r>
+      <w:r>
+        <w:br/>
+      </w:r>
+      <w:r>
+        <w:rPr>
+          <w:rStyle w:val="CommentTok"/>
+        </w:rPr>
+        <w:t xml:space="preserve"># This program determines whether a bank customer</w:t>
+      </w:r>
+      <w:r>
+        <w:br/>
+      </w:r>
+      <w:r>
+        <w:rPr>
+          <w:rStyle w:val="CommentTok"/>
+        </w:rPr>
+        <w:t xml:space="preserve"># qualifies for a loan.</w:t>
+      </w:r>
+      <w:r>
+        <w:br/>
+      </w:r>
+      <w:r>
+        <w:br/>
+      </w:r>
+      <w:r>
+        <w:rPr>
+          <w:rStyle w:val="NormalTok"/>
+        </w:rPr>
+        <w:t xml:space="preserve">MIN_SALARY </w:t>
+      </w:r>
+      <w:r>
+        <w:rPr>
+          <w:rStyle w:val="OperatorTok"/>
+        </w:rPr>
+        <w:t xml:space="preserve">=</w:t>
+      </w:r>
+      <w:r>
+        <w:rPr>
+          <w:rStyle w:val="NormalTok"/>
+        </w:rPr>
+        <w:t xml:space="preserve"> </w:t>
+      </w:r>
+      <w:r>
+        <w:rPr>
+          <w:rStyle w:val="FloatTok"/>
+        </w:rPr>
+        <w:t xml:space="preserve">30000.0</w:t>
+      </w:r>
+      <w:r>
+        <w:rPr>
+          <w:rStyle w:val="NormalTok"/>
+        </w:rPr>
+        <w:t xml:space="preserve"> </w:t>
+      </w:r>
+      <w:r>
+        <w:rPr>
+          <w:rStyle w:val="CommentTok"/>
+        </w:rPr>
+        <w:t xml:space="preserve"># The minimum annual salary</w:t>
+      </w:r>
+      <w:r>
+        <w:br/>
+      </w:r>
+      <w:r>
+        <w:rPr>
+          <w:rStyle w:val="NormalTok"/>
+        </w:rPr>
+        <w:t xml:space="preserve">MIN_YEARS </w:t>
+      </w:r>
+      <w:r>
+        <w:rPr>
+          <w:rStyle w:val="OperatorTok"/>
+        </w:rPr>
+        <w:t xml:space="preserve">=</w:t>
+      </w:r>
+      <w:r>
+        <w:rPr>
+          <w:rStyle w:val="NormalTok"/>
+        </w:rPr>
+        <w:t xml:space="preserve"> </w:t>
+      </w:r>
+      <w:r>
+        <w:rPr>
+          <w:rStyle w:val="DecValTok"/>
+        </w:rPr>
+        <w:t xml:space="preserve">2</w:t>
+      </w:r>
+      <w:r>
+        <w:rPr>
+          <w:rStyle w:val="NormalTok"/>
+        </w:rPr>
+        <w:t xml:space="preserve"> </w:t>
+      </w:r>
+      <w:r>
+        <w:rPr>
+          <w:rStyle w:val="CommentTok"/>
+        </w:rPr>
+        <w:t xml:space="preserve"># The minimum years on the job</w:t>
+      </w:r>
+      <w:r>
+        <w:br/>
+      </w:r>
+      <w:r>
+        <w:br/>
+      </w:r>
+      <w:r>
+        <w:rPr>
+          <w:rStyle w:val="CommentTok"/>
+        </w:rPr>
+        <w:t xml:space="preserve"># Get the customer's annual salary.</w:t>
+      </w:r>
+      <w:r>
+        <w:br/>
+      </w:r>
+      <w:r>
+        <w:rPr>
+          <w:rStyle w:val="NormalTok"/>
+        </w:rPr>
+        <w:t xml:space="preserve">salary </w:t>
+      </w:r>
+      <w:r>
+        <w:rPr>
+          <w:rStyle w:val="OperatorTok"/>
+        </w:rPr>
+        <w:t xml:space="preserve">=</w:t>
+      </w:r>
+      <w:r>
+        <w:rPr>
+          <w:rStyle w:val="NormalTok"/>
+        </w:rPr>
+        <w:t xml:space="preserve"> </w:t>
+      </w:r>
+      <w:r>
+        <w:rPr>
+          <w:rStyle w:val="BuiltInTok"/>
+        </w:rPr>
+        <w:t xml:space="preserve">float</w:t>
+      </w:r>
+      <w:r>
+        <w:rPr>
+          <w:rStyle w:val="NormalTok"/>
+        </w:rPr>
+        <w:t xml:space="preserve">(</w:t>
+      </w:r>
+      <w:r>
+        <w:rPr>
+          <w:rStyle w:val="BuiltInTok"/>
+        </w:rPr>
+        <w:t xml:space="preserve">input</w:t>
+      </w:r>
+      <w:r>
+        <w:rPr>
+          <w:rStyle w:val="NormalTok"/>
+        </w:rPr>
+        <w:t xml:space="preserve">(</w:t>
+      </w:r>
+      <w:r>
+        <w:rPr>
+          <w:rStyle w:val="StringTok"/>
+        </w:rPr>
+        <w:t xml:space="preserve">'Enter your annual salary: '</w:t>
+      </w:r>
+      <w:r>
+        <w:rPr>
+          <w:rStyle w:val="NormalTok"/>
+        </w:rPr>
+        <w:t xml:space="preserve">))</w:t>
+      </w:r>
+      <w:r>
+        <w:br/>
+      </w:r>
+      <w:r>
+        <w:br/>
+      </w:r>
+      <w:r>
+        <w:rPr>
+          <w:rStyle w:val="CommentTok"/>
+        </w:rPr>
+        <w:t xml:space="preserve"># Get the number of years on the current job.</w:t>
+      </w:r>
+      <w:r>
+        <w:br/>
+      </w:r>
+      <w:r>
+        <w:rPr>
+          <w:rStyle w:val="NormalTok"/>
+        </w:rPr>
+        <w:t xml:space="preserve">years_on_job </w:t>
+      </w:r>
+      <w:r>
+        <w:rPr>
+          <w:rStyle w:val="OperatorTok"/>
+        </w:rPr>
+        <w:t xml:space="preserve">=</w:t>
+      </w:r>
+      <w:r>
+        <w:rPr>
+          <w:rStyle w:val="NormalTok"/>
+        </w:rPr>
+        <w:t xml:space="preserve"> </w:t>
+      </w:r>
+      <w:r>
+        <w:rPr>
+          <w:rStyle w:val="BuiltInTok"/>
+        </w:rPr>
+        <w:t xml:space="preserve">int</w:t>
+      </w:r>
+      <w:r>
+        <w:rPr>
+          <w:rStyle w:val="NormalTok"/>
+        </w:rPr>
+        <w:t xml:space="preserve">(</w:t>
+      </w:r>
+      <w:r>
+        <w:rPr>
+          <w:rStyle w:val="BuiltInTok"/>
+        </w:rPr>
+        <w:t xml:space="preserve">input</w:t>
+      </w:r>
+      <w:r>
+        <w:rPr>
+          <w:rStyle w:val="NormalTok"/>
+        </w:rPr>
+        <w:t xml:space="preserve">(</w:t>
+      </w:r>
+      <w:r>
+        <w:rPr>
+          <w:rStyle w:val="StringTok"/>
+        </w:rPr>
+        <w:t xml:space="preserve">'Enter the number of years employed: '</w:t>
+      </w:r>
+      <w:r>
+        <w:rPr>
+          <w:rStyle w:val="NormalTok"/>
+        </w:rPr>
+        <w:t xml:space="preserve">))</w:t>
+      </w:r>
+      <w:r>
+        <w:br/>
+      </w:r>
+      <w:r>
+        <w:br/>
+      </w:r>
+      <w:r>
+        <w:rPr>
+          <w:rStyle w:val="CommentTok"/>
+        </w:rPr>
+        <w:t xml:space="preserve"># Determine whether the customer qualifies.</w:t>
+      </w:r>
+      <w:r>
+        <w:br/>
+      </w:r>
+      <w:r>
+        <w:rPr>
+          <w:rStyle w:val="ControlFlowTok"/>
+        </w:rPr>
+        <w:t xml:space="preserve">if</w:t>
+      </w:r>
+      <w:r>
+        <w:rPr>
+          <w:rStyle w:val="NormalTok"/>
+        </w:rPr>
+        <w:t xml:space="preserve"> salary </w:t>
+      </w:r>
+      <w:r>
+        <w:rPr>
+          <w:rStyle w:val="OperatorTok"/>
+        </w:rPr>
+        <w:t xml:space="preserve">&gt;=</w:t>
+      </w:r>
+      <w:r>
+        <w:rPr>
+          <w:rStyle w:val="NormalTok"/>
+        </w:rPr>
+        <w:t xml:space="preserve"> MIN_SALARY </w:t>
+      </w:r>
+      <w:r>
+        <w:rPr>
+          <w:rStyle w:val="KeywordTok"/>
+        </w:rPr>
+        <w:t xml:space="preserve">or</w:t>
+      </w:r>
+      <w:r>
+        <w:rPr>
+          <w:rStyle w:val="NormalTok"/>
+        </w:rPr>
+        <w:t xml:space="preserve"> years_on_job </w:t>
+      </w:r>
+      <w:r>
+        <w:rPr>
+          <w:rStyle w:val="OperatorTok"/>
+        </w:rPr>
+        <w:t xml:space="preserve">&gt;=</w:t>
+      </w:r>
+      <w:r>
+        <w:rPr>
+          <w:rStyle w:val="NormalTok"/>
+        </w:rPr>
+        <w:t xml:space="preserve"> MIN_YEARS:</w:t>
+      </w:r>
+      <w:r>
+        <w:br/>
+      </w:r>
+      <w:r>
+        <w:rPr>
+          <w:rStyle w:val="NormalTok"/>
+        </w:rPr>
+        <w:t xml:space="preserve">    </w:t>
+      </w:r>
+      <w:r>
+        <w:rPr>
+          <w:rStyle w:val="BuiltInTok"/>
+        </w:rPr>
+        <w:t xml:space="preserve">print</w:t>
+      </w:r>
+      <w:r>
+        <w:rPr>
+          <w:rStyle w:val="NormalTok"/>
+        </w:rPr>
+        <w:t xml:space="preserve">(</w:t>
+      </w:r>
+      <w:r>
+        <w:rPr>
+          <w:rStyle w:val="StringTok"/>
+        </w:rPr>
+        <w:t xml:space="preserve">'You qualify for the loan.'</w:t>
+      </w:r>
+      <w:r>
+        <w:rPr>
+          <w:rStyle w:val="NormalTok"/>
+        </w:rPr>
+        <w:t xml:space="preserve">) </w:t>
+      </w:r>
+      <w:r>
+        <w:br/>
+      </w:r>
+      <w:r>
+        <w:rPr>
+          <w:rStyle w:val="ControlFlowTok"/>
+        </w:rPr>
+        <w:t xml:space="preserve">else</w:t>
+      </w:r>
+      <w:r>
+        <w:rPr>
+          <w:rStyle w:val="NormalTok"/>
+        </w:rPr>
+        <w:t xml:space="preserve">:</w:t>
+      </w:r>
+      <w:r>
+        <w:br/>
+      </w:r>
+      <w:r>
+        <w:rPr>
+          <w:rStyle w:val="NormalTok"/>
+        </w:rPr>
+        <w:t xml:space="preserve">    </w:t>
+      </w:r>
+      <w:r>
+        <w:rPr>
+          <w:rStyle w:val="BuiltInTok"/>
+        </w:rPr>
+        <w:t xml:space="preserve">print</w:t>
+      </w:r>
+      <w:r>
+        <w:rPr>
+          <w:rStyle w:val="NormalTok"/>
+        </w:rPr>
+        <w:t xml:space="preserve">(</w:t>
+      </w:r>
+      <w:r>
+        <w:rPr>
+          <w:rStyle w:val="StringTok"/>
+        </w:rPr>
+        <w:t xml:space="preserve">'You do not qualify for this loan.'</w:t>
+      </w:r>
+      <w:r>
+        <w:rPr>
+          <w:rStyle w:val="NormalTok"/>
+        </w:rPr>
+        <w:t xml:space="preserve">)</w:t>
+      </w:r>
+      <w:r>
+        <w:br/>
+      </w:r>
+      <w:r>
+        <w:rPr>
+          <w:rStyle w:val="NormalTok"/>
+        </w:rPr>
+        <w:t xml:space="preserve">    </w:t>
+      </w:r>
+      <w:r>
+        <w:br/>
+      </w:r>
+      <w:r>
+        <w:br/>
+      </w:r>
+      <w:r>
+        <w:br/>
+      </w:r>
+      <w:r>
+        <w:rPr>
+          <w:rStyle w:val="CommentTok"/>
+        </w:rPr>
+        <w:t xml:space="preserve"># Main</w:t>
+      </w:r>
+      <w:r>
+        <w:br/>
+      </w:r>
+      <w:r>
+        <w:rPr>
+          <w:rStyle w:val="CommentTok"/>
+        </w:rPr>
+        <w:t xml:space="preserve"># -----------------------------------------------------------</w:t>
+      </w:r>
+      <w:r>
+        <w:br/>
+      </w:r>
+      <w:r>
+        <w:rPr>
+          <w:rStyle w:val="CommentTok"/>
+        </w:rPr>
+        <w:t xml:space="preserve"># Create a title for your app</w:t>
+      </w:r>
+      <w:r>
+        <w:br/>
+      </w:r>
+      <w:r>
+        <w:rPr>
+          <w:rStyle w:val="NormalTok"/>
+        </w:rPr>
+        <w:t xml:space="preserve">st.title(</w:t>
+      </w:r>
+      <w:r>
+        <w:rPr>
+          <w:rStyle w:val="StringTok"/>
+        </w:rPr>
+        <w:t xml:space="preserve">"My first steamlit app"</w:t>
+      </w:r>
+      <w:r>
+        <w:rPr>
+          <w:rStyle w:val="NormalTok"/>
+        </w:rPr>
+        <w:t xml:space="preserve">)</w:t>
+      </w:r>
+      <w:r>
+        <w:br/>
+      </w:r>
+      <w:r>
+        <w:rPr>
+          <w:rStyle w:val="CommentTok"/>
+        </w:rPr>
+        <w:t xml:space="preserve">"""</w:t>
+      </w:r>
+      <w:r>
+        <w:br/>
+      </w:r>
+      <w:r>
+        <w:rPr>
+          <w:rStyle w:val="CommentTok"/>
+        </w:rPr>
+        <w:t xml:space="preserve">Load qualifier</w:t>
+      </w:r>
+      <w:r>
+        <w:br/>
+      </w:r>
+      <w:r>
+        <w:rPr>
+          <w:rStyle w:val="CommentTok"/>
+        </w:rPr>
+        <w:t xml:space="preserve">"""</w:t>
+      </w:r>
+      <w:r>
+        <w:br/>
+      </w:r>
+      <w:r>
+        <w:br/>
+      </w:r>
+      <w:r>
+        <w:br/>
+      </w:r>
+      <w:r>
+        <w:rPr>
+          <w:rStyle w:val="CommentTok"/>
+        </w:rPr>
+        <w:t xml:space="preserve"># -----------------------------------------------------------</w:t>
+      </w:r>
+    </w:p>
+    <w:bookmarkEnd w:id="31"/>
+    <w:bookmarkStart w:id="32" w:name="code_03_09_hit_the_target.py"/>
+    <w:p>
+      <w:pPr>
+        <w:pStyle w:val="Heading1"/>
+      </w:pPr>
+      <w:r>
+        <w:t xml:space="preserve">code_03_09_hit_the_target.py</w:t>
+      </w:r>
+    </w:p>
+    <w:p>
+      <w:pPr>
+        <w:pStyle w:val="SourceCode"/>
+      </w:pPr>
+      <w:r>
+        <w:rPr>
+          <w:rStyle w:val="CommentTok"/>
+        </w:rPr>
+        <w:t xml:space="preserve"># code_03_09_hit_the_target.py</w:t>
+      </w:r>
+      <w:r>
+        <w:br/>
+      </w:r>
+      <w:r>
+        <w:rPr>
+          <w:rStyle w:val="CommentTok"/>
+        </w:rPr>
+        <w:t xml:space="preserve"># Hit the Target Game</w:t>
+      </w:r>
+      <w:r>
+        <w:br/>
+      </w:r>
+      <w:r>
+        <w:rPr>
+          <w:rStyle w:val="ImportTok"/>
+        </w:rPr>
+        <w:t xml:space="preserve">import</w:t>
+      </w:r>
+      <w:r>
+        <w:rPr>
+          <w:rStyle w:val="NormalTok"/>
+        </w:rPr>
+        <w:t xml:space="preserve"> turtle</w:t>
+      </w:r>
+      <w:r>
+        <w:br/>
+      </w:r>
+      <w:r>
+        <w:br/>
+      </w:r>
+      <w:r>
+        <w:rPr>
+          <w:rStyle w:val="CommentTok"/>
+        </w:rPr>
+        <w:t xml:space="preserve"># Named constants</w:t>
+      </w:r>
+      <w:r>
+        <w:br/>
+      </w:r>
+      <w:r>
+        <w:rPr>
+          <w:rStyle w:val="NormalTok"/>
+        </w:rPr>
+        <w:t xml:space="preserve">SCREEN_WIDTH </w:t>
+      </w:r>
+      <w:r>
+        <w:rPr>
+          <w:rStyle w:val="OperatorTok"/>
+        </w:rPr>
+        <w:t xml:space="preserve">=</w:t>
+      </w:r>
+      <w:r>
+        <w:rPr>
+          <w:rStyle w:val="NormalTok"/>
+        </w:rPr>
+        <w:t xml:space="preserve"> </w:t>
+      </w:r>
+      <w:r>
+        <w:rPr>
+          <w:rStyle w:val="DecValTok"/>
+        </w:rPr>
+        <w:t xml:space="preserve">600</w:t>
+      </w:r>
+      <w:r>
+        <w:rPr>
+          <w:rStyle w:val="NormalTok"/>
+        </w:rPr>
+        <w:t xml:space="preserve"> </w:t>
+      </w:r>
+      <w:r>
+        <w:rPr>
+          <w:rStyle w:val="CommentTok"/>
+        </w:rPr>
+        <w:t xml:space="preserve"># Screen width</w:t>
+      </w:r>
+      <w:r>
+        <w:br/>
+      </w:r>
+      <w:r>
+        <w:rPr>
+          <w:rStyle w:val="NormalTok"/>
+        </w:rPr>
+        <w:t xml:space="preserve">SCREEN_HEIGHT </w:t>
+      </w:r>
+      <w:r>
+        <w:rPr>
+          <w:rStyle w:val="OperatorTok"/>
+        </w:rPr>
+        <w:t xml:space="preserve">=</w:t>
+      </w:r>
+      <w:r>
+        <w:rPr>
+          <w:rStyle w:val="NormalTok"/>
+        </w:rPr>
+        <w:t xml:space="preserve"> </w:t>
+      </w:r>
+      <w:r>
+        <w:rPr>
+          <w:rStyle w:val="DecValTok"/>
+        </w:rPr>
+        <w:t xml:space="preserve">600</w:t>
+      </w:r>
+      <w:r>
+        <w:rPr>
+          <w:rStyle w:val="NormalTok"/>
+        </w:rPr>
+        <w:t xml:space="preserve"> </w:t>
+      </w:r>
+      <w:r>
+        <w:rPr>
+          <w:rStyle w:val="CommentTok"/>
+        </w:rPr>
+        <w:t xml:space="preserve"># Screen height</w:t>
+      </w:r>
+      <w:r>
+        <w:br/>
+      </w:r>
+      <w:r>
+        <w:rPr>
+          <w:rStyle w:val="NormalTok"/>
+        </w:rPr>
+        <w:t xml:space="preserve">TARGET_LLEFT_X </w:t>
+      </w:r>
+      <w:r>
+        <w:rPr>
+          <w:rStyle w:val="OperatorTok"/>
+        </w:rPr>
+        <w:t xml:space="preserve">=</w:t>
+      </w:r>
+      <w:r>
+        <w:rPr>
+          <w:rStyle w:val="NormalTok"/>
+        </w:rPr>
+        <w:t xml:space="preserve"> </w:t>
+      </w:r>
+      <w:r>
+        <w:rPr>
+          <w:rStyle w:val="DecValTok"/>
+        </w:rPr>
+        <w:t xml:space="preserve">100</w:t>
+      </w:r>
+      <w:r>
+        <w:rPr>
+          <w:rStyle w:val="NormalTok"/>
+        </w:rPr>
+        <w:t xml:space="preserve"> </w:t>
+      </w:r>
+      <w:r>
+        <w:rPr>
+          <w:rStyle w:val="CommentTok"/>
+        </w:rPr>
+        <w:t xml:space="preserve"># Target's lower-left X</w:t>
+      </w:r>
+      <w:r>
+        <w:br/>
+      </w:r>
+      <w:r>
+        <w:rPr>
+          <w:rStyle w:val="NormalTok"/>
+        </w:rPr>
+        <w:t xml:space="preserve">TARGET_LLEFT_Y </w:t>
+      </w:r>
+      <w:r>
+        <w:rPr>
+          <w:rStyle w:val="OperatorTok"/>
+        </w:rPr>
+        <w:t xml:space="preserve">=</w:t>
+      </w:r>
+      <w:r>
+        <w:rPr>
+          <w:rStyle w:val="NormalTok"/>
+        </w:rPr>
+        <w:t xml:space="preserve"> </w:t>
+      </w:r>
+      <w:r>
+        <w:rPr>
+          <w:rStyle w:val="DecValTok"/>
+        </w:rPr>
+        <w:t xml:space="preserve">250</w:t>
+      </w:r>
+      <w:r>
+        <w:rPr>
+          <w:rStyle w:val="NormalTok"/>
+        </w:rPr>
+        <w:t xml:space="preserve"> </w:t>
+      </w:r>
+      <w:r>
+        <w:rPr>
+          <w:rStyle w:val="CommentTok"/>
+        </w:rPr>
+        <w:t xml:space="preserve"># Target's lower-left Y</w:t>
+      </w:r>
+      <w:r>
+        <w:br/>
+      </w:r>
+      <w:r>
+        <w:rPr>
+          <w:rStyle w:val="NormalTok"/>
+        </w:rPr>
+        <w:t xml:space="preserve">TARGET_WIDTH </w:t>
+      </w:r>
+      <w:r>
+        <w:rPr>
+          <w:rStyle w:val="OperatorTok"/>
+        </w:rPr>
+        <w:t xml:space="preserve">=</w:t>
+      </w:r>
+      <w:r>
+        <w:rPr>
+          <w:rStyle w:val="NormalTok"/>
+        </w:rPr>
+        <w:t xml:space="preserve"> </w:t>
+      </w:r>
+      <w:r>
+        <w:rPr>
+          <w:rStyle w:val="DecValTok"/>
+        </w:rPr>
+        <w:t xml:space="preserve">25</w:t>
+      </w:r>
+      <w:r>
+        <w:rPr>
+          <w:rStyle w:val="NormalTok"/>
+        </w:rPr>
+        <w:t xml:space="preserve"> </w:t>
+      </w:r>
+      <w:r>
+        <w:rPr>
+          <w:rStyle w:val="CommentTok"/>
+        </w:rPr>
+        <w:t xml:space="preserve"># Width of the target</w:t>
+      </w:r>
+      <w:r>
+        <w:br/>
+      </w:r>
+      <w:r>
+        <w:rPr>
+          <w:rStyle w:val="NormalTok"/>
+        </w:rPr>
+        <w:t xml:space="preserve">FORCE_FACTOR </w:t>
+      </w:r>
+      <w:r>
+        <w:rPr>
+          <w:rStyle w:val="OperatorTok"/>
+        </w:rPr>
+        <w:t xml:space="preserve">=</w:t>
+      </w:r>
+      <w:r>
+        <w:rPr>
+          <w:rStyle w:val="NormalTok"/>
+        </w:rPr>
+        <w:t xml:space="preserve"> </w:t>
+      </w:r>
+      <w:r>
+        <w:rPr>
+          <w:rStyle w:val="DecValTok"/>
+        </w:rPr>
+        <w:t xml:space="preserve">30</w:t>
+      </w:r>
+      <w:r>
+        <w:rPr>
+          <w:rStyle w:val="NormalTok"/>
+        </w:rPr>
+        <w:t xml:space="preserve"> </w:t>
+      </w:r>
+      <w:r>
+        <w:rPr>
+          <w:rStyle w:val="CommentTok"/>
+        </w:rPr>
+        <w:t xml:space="preserve"># Arbitrary force factor</w:t>
+      </w:r>
+      <w:r>
+        <w:br/>
+      </w:r>
+      <w:r>
+        <w:rPr>
+          <w:rStyle w:val="NormalTok"/>
+        </w:rPr>
+        <w:t xml:space="preserve">PROJECTILE_SPEED </w:t>
+      </w:r>
+      <w:r>
+        <w:rPr>
+          <w:rStyle w:val="OperatorTok"/>
+        </w:rPr>
+        <w:t xml:space="preserve">=</w:t>
+      </w:r>
+      <w:r>
+        <w:rPr>
+          <w:rStyle w:val="NormalTok"/>
+        </w:rPr>
+        <w:t xml:space="preserve"> </w:t>
+      </w:r>
+      <w:r>
+        <w:rPr>
+          <w:rStyle w:val="DecValTok"/>
+        </w:rPr>
+        <w:t xml:space="preserve">1</w:t>
+      </w:r>
+      <w:r>
+        <w:rPr>
+          <w:rStyle w:val="NormalTok"/>
+        </w:rPr>
+        <w:t xml:space="preserve"> </w:t>
+      </w:r>
+      <w:r>
+        <w:rPr>
+          <w:rStyle w:val="CommentTok"/>
+        </w:rPr>
+        <w:t xml:space="preserve"># Projectile's animation speed </w:t>
+      </w:r>
+      <w:r>
+        <w:br/>
+      </w:r>
+      <w:r>
+        <w:rPr>
+          <w:rStyle w:val="NormalTok"/>
+        </w:rPr>
+        <w:t xml:space="preserve">NORTH </w:t>
+      </w:r>
+      <w:r>
+        <w:rPr>
+          <w:rStyle w:val="OperatorTok"/>
+        </w:rPr>
+        <w:t xml:space="preserve">=</w:t>
+      </w:r>
+      <w:r>
+        <w:rPr>
+          <w:rStyle w:val="NormalTok"/>
+        </w:rPr>
+        <w:t xml:space="preserve"> </w:t>
+      </w:r>
+      <w:r>
+        <w:rPr>
+          <w:rStyle w:val="DecValTok"/>
+        </w:rPr>
+        <w:t xml:space="preserve">90</w:t>
+      </w:r>
+      <w:r>
+        <w:rPr>
+          <w:rStyle w:val="NormalTok"/>
+        </w:rPr>
+        <w:t xml:space="preserve"> </w:t>
+      </w:r>
+      <w:r>
+        <w:rPr>
+          <w:rStyle w:val="CommentTok"/>
+        </w:rPr>
+        <w:t xml:space="preserve"># Angle of north direction</w:t>
+      </w:r>
+      <w:r>
+        <w:br/>
+      </w:r>
+      <w:r>
+        <w:rPr>
+          <w:rStyle w:val="NormalTok"/>
+        </w:rPr>
+        <w:t xml:space="preserve">SOUTH </w:t>
+      </w:r>
+      <w:r>
+        <w:rPr>
+          <w:rStyle w:val="OperatorTok"/>
+        </w:rPr>
+        <w:t xml:space="preserve">=</w:t>
+      </w:r>
+      <w:r>
+        <w:rPr>
+          <w:rStyle w:val="NormalTok"/>
+        </w:rPr>
+        <w:t xml:space="preserve"> </w:t>
+      </w:r>
+      <w:r>
+        <w:rPr>
+          <w:rStyle w:val="DecValTok"/>
+        </w:rPr>
+        <w:t xml:space="preserve">270</w:t>
+      </w:r>
+      <w:r>
+        <w:rPr>
+          <w:rStyle w:val="NormalTok"/>
+        </w:rPr>
+        <w:t xml:space="preserve"> </w:t>
+      </w:r>
+      <w:r>
+        <w:rPr>
+          <w:rStyle w:val="CommentTok"/>
+        </w:rPr>
+        <w:t xml:space="preserve"># Angle of south direction</w:t>
+      </w:r>
+      <w:r>
+        <w:br/>
+      </w:r>
+      <w:r>
+        <w:rPr>
+          <w:rStyle w:val="NormalTok"/>
+        </w:rPr>
+        <w:t xml:space="preserve">EAST</w:t>
+      </w:r>
+      <w:r>
+        <w:rPr>
+          <w:rStyle w:val="OperatorTok"/>
+        </w:rPr>
+        <w:t xml:space="preserve">=</w:t>
+      </w:r>
+      <w:r>
+        <w:rPr>
+          <w:rStyle w:val="NormalTok"/>
+        </w:rPr>
+        <w:t xml:space="preserve"> </w:t>
+      </w:r>
+      <w:r>
+        <w:rPr>
+          <w:rStyle w:val="DecValTok"/>
+        </w:rPr>
+        <w:t xml:space="preserve">0</w:t>
+      </w:r>
+      <w:r>
+        <w:rPr>
+          <w:rStyle w:val="NormalTok"/>
+        </w:rPr>
+        <w:t xml:space="preserve"> </w:t>
+      </w:r>
+      <w:r>
+        <w:rPr>
+          <w:rStyle w:val="CommentTok"/>
+        </w:rPr>
+        <w:t xml:space="preserve"># Angle of east direction</w:t>
+      </w:r>
+      <w:r>
+        <w:br/>
+      </w:r>
+      <w:r>
+        <w:rPr>
+          <w:rStyle w:val="NormalTok"/>
+        </w:rPr>
+        <w:t xml:space="preserve">WEST </w:t>
+      </w:r>
+      <w:r>
+        <w:rPr>
+          <w:rStyle w:val="OperatorTok"/>
+        </w:rPr>
+        <w:t xml:space="preserve">=</w:t>
+      </w:r>
+      <w:r>
+        <w:rPr>
+          <w:rStyle w:val="NormalTok"/>
+        </w:rPr>
+        <w:t xml:space="preserve"> </w:t>
+      </w:r>
+      <w:r>
+        <w:rPr>
+          <w:rStyle w:val="DecValTok"/>
+        </w:rPr>
+        <w:t xml:space="preserve">180</w:t>
+      </w:r>
+      <w:r>
+        <w:rPr>
+          <w:rStyle w:val="NormalTok"/>
+        </w:rPr>
+        <w:t xml:space="preserve"> </w:t>
+      </w:r>
+      <w:r>
+        <w:rPr>
+          <w:rStyle w:val="CommentTok"/>
+        </w:rPr>
+        <w:t xml:space="preserve"># Angle of west direction</w:t>
+      </w:r>
+      <w:r>
+        <w:br/>
+      </w:r>
+      <w:r>
+        <w:br/>
+      </w:r>
+      <w:r>
+        <w:rPr>
+          <w:rStyle w:val="CommentTok"/>
+        </w:rPr>
+        <w:t xml:space="preserve"># Setup the window.</w:t>
+      </w:r>
+      <w:r>
+        <w:br/>
+      </w:r>
+      <w:r>
+        <w:rPr>
+          <w:rStyle w:val="NormalTok"/>
+        </w:rPr>
+        <w:t xml:space="preserve">turtle.setup(SCREEN_WIDTH, SCREEN_HEIGHT)</w:t>
+      </w:r>
+      <w:r>
+        <w:br/>
+      </w:r>
+      <w:r>
+        <w:br/>
+      </w:r>
+      <w:r>
+        <w:rPr>
+          <w:rStyle w:val="CommentTok"/>
+        </w:rPr>
+        <w:t xml:space="preserve"># Draw the target.</w:t>
+      </w:r>
+      <w:r>
+        <w:br/>
+      </w:r>
+      <w:r>
+        <w:rPr>
+          <w:rStyle w:val="NormalTok"/>
+        </w:rPr>
+        <w:t xml:space="preserve">turtle.hideturtle()</w:t>
+      </w:r>
+      <w:r>
+        <w:br/>
+      </w:r>
+      <w:r>
+        <w:rPr>
+          <w:rStyle w:val="NormalTok"/>
+        </w:rPr>
+        <w:t xml:space="preserve">turtle.speed(</w:t>
+      </w:r>
+      <w:r>
+        <w:rPr>
+          <w:rStyle w:val="DecValTok"/>
+        </w:rPr>
+        <w:t xml:space="preserve">0</w:t>
+      </w:r>
+      <w:r>
+        <w:rPr>
+          <w:rStyle w:val="NormalTok"/>
+        </w:rPr>
+        <w:t xml:space="preserve">)</w:t>
+      </w:r>
+      <w:r>
+        <w:br/>
+      </w:r>
+      <w:r>
+        <w:rPr>
+          <w:rStyle w:val="NormalTok"/>
+        </w:rPr>
+        <w:t xml:space="preserve">turtle.penup()</w:t>
+      </w:r>
+      <w:r>
+        <w:br/>
+      </w:r>
+      <w:r>
+        <w:rPr>
+          <w:rStyle w:val="NormalTok"/>
+        </w:rPr>
+        <w:t xml:space="preserve">turtle.goto(TARGET_LLEFT_X, TARGET_LLEFT_Y)</w:t>
+      </w:r>
+      <w:r>
+        <w:br/>
+      </w:r>
+      <w:r>
+        <w:rPr>
+          <w:rStyle w:val="NormalTok"/>
+        </w:rPr>
+        <w:t xml:space="preserve">turtle.pendown()</w:t>
+      </w:r>
+      <w:r>
+        <w:br/>
+      </w:r>
+      <w:r>
+        <w:rPr>
+          <w:rStyle w:val="NormalTok"/>
+        </w:rPr>
+        <w:t xml:space="preserve">turtle.setheading(EAST)</w:t>
+      </w:r>
+      <w:r>
+        <w:br/>
+      </w:r>
+      <w:r>
+        <w:rPr>
+          <w:rStyle w:val="NormalTok"/>
+        </w:rPr>
+        <w:t xml:space="preserve">turtle.forward(TARGET_WIDTH)</w:t>
+      </w:r>
+      <w:r>
+        <w:br/>
+      </w:r>
+      <w:r>
+        <w:rPr>
+          <w:rStyle w:val="NormalTok"/>
+        </w:rPr>
+        <w:t xml:space="preserve">turtle.setheading(NORTH)</w:t>
+      </w:r>
+      <w:r>
+        <w:br/>
+      </w:r>
+      <w:r>
+        <w:rPr>
+          <w:rStyle w:val="NormalTok"/>
+        </w:rPr>
+        <w:t xml:space="preserve">turtle.forward(TARGET_WIDTH)</w:t>
+      </w:r>
+      <w:r>
+        <w:br/>
+      </w:r>
+      <w:r>
+        <w:rPr>
+          <w:rStyle w:val="NormalTok"/>
+        </w:rPr>
+        <w:t xml:space="preserve">turtle.setheading(WEST)</w:t>
+      </w:r>
+      <w:r>
+        <w:br/>
+      </w:r>
+      <w:r>
+        <w:rPr>
+          <w:rStyle w:val="NormalTok"/>
+        </w:rPr>
+        <w:t xml:space="preserve">turtle.forward(TARGET_WIDTH)</w:t>
+      </w:r>
+      <w:r>
+        <w:br/>
+      </w:r>
+      <w:r>
+        <w:rPr>
+          <w:rStyle w:val="NormalTok"/>
+        </w:rPr>
+        <w:t xml:space="preserve">turtle.setheading(SOUTH)</w:t>
+      </w:r>
+      <w:r>
+        <w:br/>
+      </w:r>
+      <w:r>
+        <w:rPr>
+          <w:rStyle w:val="NormalTok"/>
+        </w:rPr>
+        <w:t xml:space="preserve">turtle.forward(TARGET_WIDTH)</w:t>
+      </w:r>
+      <w:r>
+        <w:br/>
+      </w:r>
+      <w:r>
+        <w:rPr>
+          <w:rStyle w:val="NormalTok"/>
+        </w:rPr>
+        <w:t xml:space="preserve">turtle.penup()</w:t>
+      </w:r>
+      <w:r>
+        <w:br/>
+      </w:r>
+      <w:r>
+        <w:br/>
+      </w:r>
+      <w:r>
+        <w:rPr>
+          <w:rStyle w:val="CommentTok"/>
+        </w:rPr>
+        <w:t xml:space="preserve"># Center the turtle.</w:t>
+      </w:r>
+      <w:r>
+        <w:br/>
+      </w:r>
+      <w:r>
+        <w:rPr>
+          <w:rStyle w:val="NormalTok"/>
+        </w:rPr>
+        <w:t xml:space="preserve">turtle.goto(</w:t>
+      </w:r>
+      <w:r>
+        <w:rPr>
+          <w:rStyle w:val="DecValTok"/>
+        </w:rPr>
+        <w:t xml:space="preserve">0</w:t>
+      </w:r>
+      <w:r>
+        <w:rPr>
+          <w:rStyle w:val="NormalTok"/>
+        </w:rPr>
+        <w:t xml:space="preserve">, </w:t>
+      </w:r>
+      <w:r>
+        <w:rPr>
+          <w:rStyle w:val="DecValTok"/>
+        </w:rPr>
+        <w:t xml:space="preserve">0</w:t>
+      </w:r>
+      <w:r>
+        <w:rPr>
+          <w:rStyle w:val="NormalTok"/>
+        </w:rPr>
+        <w:t xml:space="preserve">)</w:t>
+      </w:r>
+      <w:r>
+        <w:br/>
+      </w:r>
+      <w:r>
+        <w:rPr>
+          <w:rStyle w:val="NormalTok"/>
+        </w:rPr>
+        <w:t xml:space="preserve">turtle.setheading(EAST)</w:t>
+      </w:r>
+      <w:r>
+        <w:br/>
+      </w:r>
+      <w:r>
+        <w:rPr>
+          <w:rStyle w:val="NormalTok"/>
+        </w:rPr>
+        <w:t xml:space="preserve">turtle.showturtle()</w:t>
+      </w:r>
+      <w:r>
+        <w:br/>
+      </w:r>
+      <w:r>
+        <w:rPr>
+          <w:rStyle w:val="NormalTok"/>
+        </w:rPr>
+        <w:t xml:space="preserve">turtle.speed(PROJECTILE_SPEED)</w:t>
+      </w:r>
+      <w:r>
+        <w:br/>
+      </w:r>
+      <w:r>
+        <w:br/>
+      </w:r>
+      <w:r>
+        <w:rPr>
+          <w:rStyle w:val="CommentTok"/>
+        </w:rPr>
+        <w:t xml:space="preserve"># Get the angle and force from the user.</w:t>
+      </w:r>
+      <w:r>
+        <w:br/>
+      </w:r>
+      <w:r>
+        <w:rPr>
+          <w:rStyle w:val="NormalTok"/>
+        </w:rPr>
+        <w:t xml:space="preserve">angle </w:t>
+      </w:r>
+      <w:r>
+        <w:rPr>
+          <w:rStyle w:val="OperatorTok"/>
+        </w:rPr>
+        <w:t xml:space="preserve">=</w:t>
+      </w:r>
+      <w:r>
+        <w:rPr>
+          <w:rStyle w:val="NormalTok"/>
+        </w:rPr>
+        <w:t xml:space="preserve"> </w:t>
+      </w:r>
+      <w:r>
+        <w:rPr>
+          <w:rStyle w:val="BuiltInTok"/>
+        </w:rPr>
+        <w:t xml:space="preserve">float</w:t>
+      </w:r>
+      <w:r>
+        <w:rPr>
+          <w:rStyle w:val="NormalTok"/>
+        </w:rPr>
+        <w:t xml:space="preserve">(</w:t>
+      </w:r>
+      <w:r>
+        <w:rPr>
+          <w:rStyle w:val="BuiltInTok"/>
+        </w:rPr>
+        <w:t xml:space="preserve">input</w:t>
+      </w:r>
+      <w:r>
+        <w:rPr>
+          <w:rStyle w:val="NormalTok"/>
+        </w:rPr>
+        <w:t xml:space="preserve">(</w:t>
+      </w:r>
+      <w:r>
+        <w:rPr>
+          <w:rStyle w:val="StringTok"/>
+        </w:rPr>
+        <w:t xml:space="preserve">"Enter the projectile's angle: "</w:t>
+      </w:r>
+      <w:r>
+        <w:rPr>
+          <w:rStyle w:val="NormalTok"/>
+        </w:rPr>
+        <w:t xml:space="preserve">))</w:t>
+      </w:r>
+      <w:r>
+        <w:br/>
+      </w:r>
+      <w:r>
+        <w:rPr>
+          <w:rStyle w:val="NormalTok"/>
+        </w:rPr>
+        <w:t xml:space="preserve">force </w:t>
+      </w:r>
+      <w:r>
+        <w:rPr>
+          <w:rStyle w:val="OperatorTok"/>
+        </w:rPr>
+        <w:t xml:space="preserve">=</w:t>
+      </w:r>
+      <w:r>
+        <w:rPr>
+          <w:rStyle w:val="NormalTok"/>
+        </w:rPr>
+        <w:t xml:space="preserve"> </w:t>
+      </w:r>
+      <w:r>
+        <w:rPr>
+          <w:rStyle w:val="BuiltInTok"/>
+        </w:rPr>
+        <w:t xml:space="preserve">float</w:t>
+      </w:r>
+      <w:r>
+        <w:rPr>
+          <w:rStyle w:val="NormalTok"/>
+        </w:rPr>
+        <w:t xml:space="preserve">(</w:t>
+      </w:r>
+      <w:r>
+        <w:rPr>
+          <w:rStyle w:val="BuiltInTok"/>
+        </w:rPr>
+        <w:t xml:space="preserve">input</w:t>
+      </w:r>
+      <w:r>
+        <w:rPr>
+          <w:rStyle w:val="NormalTok"/>
+        </w:rPr>
+        <w:t xml:space="preserve">(</w:t>
+      </w:r>
+      <w:r>
+        <w:rPr>
+          <w:rStyle w:val="StringTok"/>
+        </w:rPr>
+        <w:t xml:space="preserve">"Enter the launch force (1−10): "</w:t>
+      </w:r>
+      <w:r>
+        <w:rPr>
+          <w:rStyle w:val="NormalTok"/>
+        </w:rPr>
+        <w:t xml:space="preserve">))</w:t>
+      </w:r>
+      <w:r>
+        <w:br/>
+      </w:r>
+      <w:r>
+        <w:br/>
+      </w:r>
+      <w:r>
+        <w:rPr>
+          <w:rStyle w:val="CommentTok"/>
+        </w:rPr>
+        <w:t xml:space="preserve"># Calculate the distance.</w:t>
+      </w:r>
+      <w:r>
+        <w:br/>
+      </w:r>
+      <w:r>
+        <w:rPr>
+          <w:rStyle w:val="NormalTok"/>
+        </w:rPr>
+        <w:t xml:space="preserve">distance </w:t>
+      </w:r>
+      <w:r>
+        <w:rPr>
+          <w:rStyle w:val="OperatorTok"/>
+        </w:rPr>
+        <w:t xml:space="preserve">=</w:t>
+      </w:r>
+      <w:r>
+        <w:rPr>
+          <w:rStyle w:val="NormalTok"/>
+        </w:rPr>
+        <w:t xml:space="preserve"> force </w:t>
+      </w:r>
+      <w:r>
+        <w:rPr>
+          <w:rStyle w:val="OperatorTok"/>
+        </w:rPr>
+        <w:t xml:space="preserve">*</w:t>
+      </w:r>
+      <w:r>
+        <w:rPr>
+          <w:rStyle w:val="NormalTok"/>
+        </w:rPr>
+        <w:t xml:space="preserve"> FORCE_FACTOR</w:t>
+      </w:r>
+      <w:r>
+        <w:br/>
+      </w:r>
+      <w:r>
+        <w:br/>
+      </w:r>
+      <w:r>
+        <w:rPr>
+          <w:rStyle w:val="CommentTok"/>
+        </w:rPr>
+        <w:t xml:space="preserve"># Set the heading.</w:t>
+      </w:r>
+      <w:r>
+        <w:br/>
+      </w:r>
+      <w:r>
+        <w:rPr>
+          <w:rStyle w:val="NormalTok"/>
+        </w:rPr>
+        <w:t xml:space="preserve">turtle.setheading(angle)</w:t>
+      </w:r>
+      <w:r>
+        <w:br/>
+      </w:r>
+      <w:r>
+        <w:br/>
+      </w:r>
+      <w:r>
+        <w:rPr>
+          <w:rStyle w:val="CommentTok"/>
+        </w:rPr>
+        <w:t xml:space="preserve"># Launch the projectile.</w:t>
+      </w:r>
+      <w:r>
+        <w:br/>
+      </w:r>
+      <w:r>
+        <w:rPr>
+          <w:rStyle w:val="NormalTok"/>
+        </w:rPr>
+        <w:t xml:space="preserve">turtle.pendown()</w:t>
+      </w:r>
+      <w:r>
+        <w:br/>
+      </w:r>
+      <w:r>
+        <w:rPr>
+          <w:rStyle w:val="NormalTok"/>
+        </w:rPr>
+        <w:t xml:space="preserve">turtle.forward(distance)</w:t>
+      </w:r>
+      <w:r>
+        <w:br/>
+      </w:r>
+      <w:r>
+        <w:br/>
+      </w:r>
+      <w:r>
+        <w:rPr>
+          <w:rStyle w:val="CommentTok"/>
+        </w:rPr>
+        <w:t xml:space="preserve"># Did it hit the target?</w:t>
+      </w:r>
+      <w:r>
+        <w:br/>
+      </w:r>
+      <w:r>
+        <w:rPr>
+          <w:rStyle w:val="ControlFlowTok"/>
+        </w:rPr>
+        <w:t xml:space="preserve">if</w:t>
+      </w:r>
+      <w:r>
+        <w:rPr>
+          <w:rStyle w:val="NormalTok"/>
+        </w:rPr>
+        <w:t xml:space="preserve">(turtle.xcor() </w:t>
+      </w:r>
+      <w:r>
+        <w:rPr>
+          <w:rStyle w:val="OperatorTok"/>
+        </w:rPr>
+        <w:t xml:space="preserve">&gt;=</w:t>
+      </w:r>
+      <w:r>
+        <w:rPr>
+          <w:rStyle w:val="NormalTok"/>
+        </w:rPr>
+        <w:t xml:space="preserve"> TARGET_LLEFT_X </w:t>
+      </w:r>
+      <w:r>
+        <w:rPr>
+          <w:rStyle w:val="KeywordTok"/>
+        </w:rPr>
+        <w:t xml:space="preserve">and</w:t>
+      </w:r>
+      <w:r>
+        <w:rPr>
+          <w:rStyle w:val="NormalTok"/>
+        </w:rPr>
+        <w:t xml:space="preserve"> </w:t>
+      </w:r>
+      <w:r>
+        <w:br/>
+      </w:r>
+      <w:r>
+        <w:rPr>
+          <w:rStyle w:val="NormalTok"/>
+        </w:rPr>
+        <w:t xml:space="preserve">   turtle.xcor() </w:t>
+      </w:r>
+      <w:r>
+        <w:rPr>
+          <w:rStyle w:val="OperatorTok"/>
+        </w:rPr>
+        <w:t xml:space="preserve">&lt;=</w:t>
+      </w:r>
+      <w:r>
+        <w:rPr>
+          <w:rStyle w:val="NormalTok"/>
+        </w:rPr>
+        <w:t xml:space="preserve"> (TARGET_LLEFT_X </w:t>
+      </w:r>
+      <w:r>
+        <w:rPr>
+          <w:rStyle w:val="OperatorTok"/>
+        </w:rPr>
+        <w:t xml:space="preserve">+</w:t>
+      </w:r>
+      <w:r>
+        <w:rPr>
+          <w:rStyle w:val="NormalTok"/>
+        </w:rPr>
+        <w:t xml:space="preserve"> TARGET_WIDTH) </w:t>
+      </w:r>
+      <w:r>
+        <w:rPr>
+          <w:rStyle w:val="KeywordTok"/>
+        </w:rPr>
+        <w:t xml:space="preserve">and</w:t>
+      </w:r>
+      <w:r>
+        <w:br/>
+      </w:r>
+      <w:r>
+        <w:rPr>
+          <w:rStyle w:val="NormalTok"/>
+        </w:rPr>
+        <w:t xml:space="preserve">   turtle.ycor() </w:t>
+      </w:r>
+      <w:r>
+        <w:rPr>
+          <w:rStyle w:val="OperatorTok"/>
+        </w:rPr>
+        <w:t xml:space="preserve">&gt;=</w:t>
+      </w:r>
+      <w:r>
+        <w:rPr>
+          <w:rStyle w:val="NormalTok"/>
+        </w:rPr>
+        <w:t xml:space="preserve"> TARGET_LLEFT_Y </w:t>
+      </w:r>
+      <w:r>
+        <w:rPr>
+          <w:rStyle w:val="KeywordTok"/>
+        </w:rPr>
+        <w:t xml:space="preserve">and</w:t>
+      </w:r>
+      <w:r>
+        <w:br/>
+      </w:r>
+      <w:r>
+        <w:rPr>
+          <w:rStyle w:val="NormalTok"/>
+        </w:rPr>
+        <w:t xml:space="preserve">   turtle.ycor() </w:t>
+      </w:r>
+      <w:r>
+        <w:rPr>
+          <w:rStyle w:val="OperatorTok"/>
+        </w:rPr>
+        <w:t xml:space="preserve">&lt;=</w:t>
+      </w:r>
+      <w:r>
+        <w:rPr>
+          <w:rStyle w:val="NormalTok"/>
+        </w:rPr>
+        <w:t xml:space="preserve"> (TARGET_LLEFT_Y </w:t>
+      </w:r>
+      <w:r>
+        <w:rPr>
+          <w:rStyle w:val="OperatorTok"/>
+        </w:rPr>
+        <w:t xml:space="preserve">+</w:t>
+      </w:r>
+      <w:r>
+        <w:rPr>
+          <w:rStyle w:val="NormalTok"/>
+        </w:rPr>
+        <w:t xml:space="preserve"> TARGET_WIDTH)):</w:t>
+      </w:r>
+      <w:r>
+        <w:br/>
+      </w:r>
+      <w:r>
+        <w:rPr>
+          <w:rStyle w:val="NormalTok"/>
+        </w:rPr>
+        <w:t xml:space="preserve">   </w:t>
+      </w:r>
+      <w:r>
+        <w:rPr>
+          <w:rStyle w:val="BuiltInTok"/>
+        </w:rPr>
+        <w:t xml:space="preserve">print</w:t>
+      </w:r>
+      <w:r>
+        <w:rPr>
+          <w:rStyle w:val="NormalTok"/>
+        </w:rPr>
+        <w:t xml:space="preserve">(</w:t>
+      </w:r>
+      <w:r>
+        <w:rPr>
+          <w:rStyle w:val="StringTok"/>
+        </w:rPr>
+        <w:t xml:space="preserve">'Target hit!'</w:t>
+      </w:r>
+      <w:r>
+        <w:rPr>
+          <w:rStyle w:val="NormalTok"/>
+        </w:rPr>
+        <w:t xml:space="preserve">)</w:t>
+      </w:r>
+      <w:r>
+        <w:br/>
+      </w:r>
+      <w:r>
+        <w:rPr>
+          <w:rStyle w:val="ControlFlowTok"/>
+        </w:rPr>
+        <w:t xml:space="preserve">else</w:t>
+      </w:r>
+      <w:r>
+        <w:rPr>
+          <w:rStyle w:val="NormalTok"/>
+        </w:rPr>
+        <w:t xml:space="preserve">:</w:t>
+      </w:r>
+      <w:r>
+        <w:br/>
+      </w:r>
+      <w:r>
+        <w:rPr>
+          <w:rStyle w:val="NormalTok"/>
+        </w:rPr>
+        <w:t xml:space="preserve">    </w:t>
+      </w:r>
+      <w:r>
+        <w:rPr>
+          <w:rStyle w:val="BuiltInTok"/>
+        </w:rPr>
+        <w:t xml:space="preserve">print</w:t>
+      </w:r>
+      <w:r>
+        <w:rPr>
+          <w:rStyle w:val="NormalTok"/>
+        </w:rPr>
+        <w:t xml:space="preserve">(</w:t>
+      </w:r>
+      <w:r>
+        <w:rPr>
+          <w:rStyle w:val="StringTok"/>
+        </w:rPr>
+        <w:t xml:space="preserve">'You missed the target.'</w:t>
+      </w:r>
+      <w:r>
+        <w:rPr>
+          <w:rStyle w:val="NormalTok"/>
+        </w:rPr>
+        <w:t xml:space="preserve">)</w:t>
+      </w:r>
+      <w:r>
+        <w:br/>
+      </w:r>
+      <w:r>
+        <w:br/>
+      </w:r>
+      <w:r>
+        <w:rPr>
+          <w:rStyle w:val="NormalTok"/>
+        </w:rPr>
+        <w:t xml:space="preserve">turtle.done()</w:t>
+      </w:r>
+    </w:p>
+    <w:bookmarkEnd w:id="32"/>
     <w:sectPr/>
   </w:body>
 </w:document>

--- a/docs/Course/MGS3001/03_Lecture_Note/LectureNote_Chad/PPT/chapter3/chapter3_notebook.docx
+++ b/docs/Course/MGS3001/03_Lecture_Note/LectureNote_Chad/PPT/chapter3/chapter3_notebook.docx
@@ -31,7 +31,7 @@
         <w:pStyle w:val="Date"/>
       </w:pPr>
       <w:r>
-        <w:t xml:space="preserve">Tue, 11 March 2025</w:t>
+        <w:t xml:space="preserve">Thu, 13 March 2025</w:t>
       </w:r>
     </w:p>
     <w:bookmarkStart w:id="20" w:name="code_03_00_boolean_expressions.py"/>

--- a/docs/Course/MGS3001/03_Lecture_Note/LectureNote_Chad/PPT/chapter3/chapter3_notebook.docx
+++ b/docs/Course/MGS3001/03_Lecture_Note/LectureNote_Chad/PPT/chapter3/chapter3_notebook.docx
@@ -31,7 +31,7 @@
         <w:pStyle w:val="Date"/>
       </w:pPr>
       <w:r>
-        <w:t xml:space="preserve">Thu, 13 March 2025</w:t>
+        <w:t xml:space="preserve">Fri, 21 March 2025</w:t>
       </w:r>
     </w:p>
     <w:bookmarkStart w:id="20" w:name="code_03_00_boolean_expressions.py"/>

--- a/docs/Course/MGS3001/03_Lecture_Note/LectureNote_Chad/PPT/chapter3/chapter3_notebook.docx
+++ b/docs/Course/MGS3001/03_Lecture_Note/LectureNote_Chad/PPT/chapter3/chapter3_notebook.docx
@@ -31,7 +31,7 @@
         <w:pStyle w:val="Date"/>
       </w:pPr>
       <w:r>
-        <w:t xml:space="preserve">Fri, 21 March 2025</w:t>
+        <w:t xml:space="preserve">Sat, 22 March 2025</w:t>
       </w:r>
     </w:p>
     <w:bookmarkStart w:id="20" w:name="code_03_00_boolean_expressions.py"/>

--- a/docs/Course/MGS3001/03_Lecture_Note/LectureNote_Chad/PPT/chapter3/chapter3_notebook.docx
+++ b/docs/Course/MGS3001/03_Lecture_Note/LectureNote_Chad/PPT/chapter3/chapter3_notebook.docx
@@ -7,43 +7,7 @@
         <w:pStyle w:val="Title"/>
       </w:pPr>
       <w:r>
-        <w:t xml:space="preserve">[Lecture</w:t>
-      </w:r>
-      <w:r>
-        <w:t xml:space="preserve"> </w:t>
-      </w:r>
-      <w:r>
-        <w:t xml:space="preserve">Notebook]</w:t>
-      </w:r>
-      <w:r>
-        <w:t xml:space="preserve"> </w:t>
-      </w:r>
-      <w:r>
-        <w:t xml:space="preserve">Decision</w:t>
-      </w:r>
-      <w:r>
-        <w:t xml:space="preserve"> </w:t>
-      </w:r>
-      <w:r>
-        <w:t xml:space="preserve">Structures</w:t>
-      </w:r>
-      <w:r>
-        <w:t xml:space="preserve"> </w:t>
-      </w:r>
-      <w:r>
-        <w:t xml:space="preserve">and</w:t>
-      </w:r>
-      <w:r>
-        <w:t xml:space="preserve"> </w:t>
-      </w:r>
-      <w:r>
-        <w:t xml:space="preserve">Boolean</w:t>
-      </w:r>
-      <w:r>
-        <w:t xml:space="preserve"> </w:t>
-      </w:r>
-      <w:r>
-        <w:t xml:space="preserve">Logic</w:t>
+        <w:t xml:space="preserve">[Lecture Notebook] Decision Structures and Boolean Logic</w:t>
       </w:r>
     </w:p>
     <w:p>
@@ -51,43 +15,7 @@
         <w:pStyle w:val="Subtitle"/>
       </w:pPr>
       <w:r>
-        <w:t xml:space="preserve">MGS3001</w:t>
-      </w:r>
-      <w:r>
-        <w:t xml:space="preserve"> </w:t>
-      </w:r>
-      <w:r>
-        <w:t xml:space="preserve">Python</w:t>
-      </w:r>
-      <w:r>
-        <w:t xml:space="preserve"> </w:t>
-      </w:r>
-      <w:r>
-        <w:t xml:space="preserve">Programming</w:t>
-      </w:r>
-      <w:r>
-        <w:t xml:space="preserve"> </w:t>
-      </w:r>
-      <w:r>
-        <w:t xml:space="preserve">for</w:t>
-      </w:r>
-      <w:r>
-        <w:t xml:space="preserve"> </w:t>
-      </w:r>
-      <w:r>
-        <w:t xml:space="preserve">Business,</w:t>
-      </w:r>
-      <w:r>
-        <w:t xml:space="preserve"> </w:t>
-      </w:r>
-      <w:r>
-        <w:t xml:space="preserve">Spring</w:t>
-      </w:r>
-      <w:r>
-        <w:t xml:space="preserve"> </w:t>
-      </w:r>
-      <w:r>
-        <w:t xml:space="preserve">2025</w:t>
+        <w:t xml:space="preserve">MGS3001 Python Programming for Business, Spring 2025</w:t>
       </w:r>
     </w:p>
     <w:p>
@@ -95,19 +23,7 @@
         <w:pStyle w:val="Author"/>
       </w:pPr>
       <w:r>
-        <w:t xml:space="preserve">Chad</w:t>
-      </w:r>
-      <w:r>
-        <w:t xml:space="preserve"> </w:t>
-      </w:r>
-      <w:r>
-        <w:t xml:space="preserve">(Chungil</w:t>
-      </w:r>
-      <w:r>
-        <w:t xml:space="preserve"> </w:t>
-      </w:r>
-      <w:r>
-        <w:t xml:space="preserve">Chae)</w:t>
+        <w:t xml:space="preserve">Chad (Chungil Chae)</w:t>
       </w:r>
     </w:p>
     <w:p>
@@ -115,33 +31,7 @@
         <w:pStyle w:val="Date"/>
       </w:pPr>
       <w:r>
-        <w:t xml:space="preserve">Sun,</w:t>
-      </w:r>
-      <w:r>
-        <w:t xml:space="preserve"> </w:t>
-      </w:r>
-      <w:r>
-        <w:t xml:space="preserve">25</w:t>
-      </w:r>
-      <w:r>
-        <w:t xml:space="preserve"> </w:t>
-      </w:r>
-      <w:r>
-        <w:t xml:space="preserve">May</w:t>
-      </w:r>
-      <w:r>
-        <w:t xml:space="preserve"> </w:t>
-      </w:r>
-      <w:r>
-        <w:t xml:space="preserve">2025</w:t>
-      </w:r>
-    </w:p>
-    <w:p>
-      <w:pPr>
-        <w:pStyle w:val="AbstractTitle"/>
-      </w:pPr>
-      <w:r>
-        <w:t xml:space="preserve">Abstract</w:t>
+        <w:t xml:space="preserve">Mon, 26 May 2025</w:t>
       </w:r>
     </w:p>
     <w:bookmarkStart w:id="20" w:name="code_03_00_boolean_expressions.py"/>
@@ -6698,7 +6588,7 @@
   </w:style>
   <w:style w:styleId="Subtitle" w:type="paragraph">
     <w:name w:val="Subtitle"/>
-    <w:basedOn w:val="Normal"/>
+    <w:basedOn w:val="Title"/>
     <w:next w:val="BodyText"/>
     <w:link w:val="SubtitleChar"/>
     <w:uiPriority w:val="11"/>
@@ -6711,7 +6601,6 @@
     </w:pPr>
     <w:rPr>
       <w:rFonts w:cstheme="majorBidi" w:eastAsiaTheme="majorEastAsia"/>
-      <w:color w:themeColor="text1" w:themeTint="A6" w:val="595959"/>
       <w:spacing w:val="15"/>
       <w:sz w:val="28"/>
       <w:szCs w:val="28"/>
@@ -6764,7 +6653,6 @@
     </w:pPr>
     <w:rPr>
       <w:b/>
-      <w:color w:val="345A8A"/>
       <w:sz w:val="20"/>
       <w:szCs w:val="20"/>
     </w:rPr>
